--- a/stack/Отчет.docx
+++ b/stack/Отчет.docx
@@ -211,7 +211,7 @@
               <w:rPr>
                 <w:rStyle w:val="Style10"/>
               </w:rPr>
-              <w:t>РЕАЛИЗАЦИЯ МНОЖЕСТВА НА БАЗЕ РЯДА</w:t>
+              <w:t>РЕАЛИЗАЦИЯ СТЕКА НА БАЗЕ РЯДА</w:t>
               <w:tab/>
               <w:t>1</w:t>
             </w:r>
@@ -251,7 +251,7 @@
               <w:rPr>
                 <w:rStyle w:val="Style10"/>
               </w:rPr>
-              <w:t>Список предписаний исполнителя «Множество»</w:t>
+              <w:t>Список предписаний исполнителя «Стек»</w:t>
               <w:tab/>
               <w:t>1</w:t>
             </w:r>
@@ -271,7 +271,7 @@
               <w:rPr>
                 <w:rStyle w:val="Style10"/>
               </w:rPr>
-              <w:t>ПРЕДПИСАНИЯ ИСПОЛНИТЕЛЯ «МНОЖЕСТВО»</w:t>
+              <w:t>ПРЕДПИСАНИЯ ИСПОЛНИТЕЛЯ «СТЕК»</w:t>
               <w:tab/>
               <w:t>3</w:t>
             </w:r>
@@ -291,7 +291,7 @@
               <w:rPr>
                 <w:rStyle w:val="Style10"/>
               </w:rPr>
-              <w:t>1. Сделать множество пустым</w:t>
+              <w:t>1. Начать работу</w:t>
               <w:tab/>
               <w:t>3</w:t>
             </w:r>
@@ -366,12 +366,12 @@
             </w:tabs>
             <w:rPr/>
           </w:pPr>
-          <w:hyperlink w:anchor="__RefHeading___Toc4247_2026028575">
+          <w:hyperlink w:anchor="__RefHeading___Toc4237_2026028575_%25D0%">
             <w:r>
               <w:rPr>
                 <w:rStyle w:val="Style10"/>
               </w:rPr>
-              <w:t>2. Множество &lt;вх: М&gt; пусто: да/нет</w:t>
+              <w:t>2. Сделать стек пустым</w:t>
               <w:tab/>
               <w:t>4</w:t>
             </w:r>
@@ -386,7 +386,7 @@
             </w:tabs>
             <w:rPr/>
           </w:pPr>
-          <w:hyperlink w:anchor="__RefHeading___Toc4249_2026028575">
+          <w:hyperlink w:anchor="__RefHeading___Toc4239_2026028575_%25D0%">
             <w:r>
               <w:rPr>
                 <w:rStyle w:val="Style10"/>
@@ -406,7 +406,7 @@
             </w:tabs>
             <w:rPr/>
           </w:pPr>
-          <w:hyperlink w:anchor="__RefHeading___Toc4251_2026028575">
+          <w:hyperlink w:anchor="__RefHeading___Toc4241_2026028575_%25D0%">
             <w:r>
               <w:rPr>
                 <w:rStyle w:val="Style10"/>
@@ -426,7 +426,7 @@
             </w:tabs>
             <w:rPr/>
           </w:pPr>
-          <w:hyperlink w:anchor="__RefHeading___Toc4253_2026028575">
+          <w:hyperlink w:anchor="__RefHeading___Toc4243_2026028575_%25D0%">
             <w:r>
               <w:rPr>
                 <w:rStyle w:val="Style10"/>
@@ -446,12 +446,12 @@
             </w:tabs>
             <w:rPr/>
           </w:pPr>
-          <w:hyperlink w:anchor="__RefHeading___Toc4257_2026028575">
+          <w:hyperlink w:anchor="__RefHeading___Toc4237_2026028575_%25D01">
             <w:r>
               <w:rPr>
                 <w:rStyle w:val="Style10"/>
               </w:rPr>
-              <w:t>3. Множество &lt;вх: М&gt; не пусто: да/нет</w:t>
+              <w:t>3. Стек пуст: да/нет</w:t>
               <w:tab/>
               <w:t>5</w:t>
             </w:r>
@@ -466,7 +466,7 @@
             </w:tabs>
             <w:rPr/>
           </w:pPr>
-          <w:hyperlink w:anchor="__RefHeading___Toc4259_2026028575">
+          <w:hyperlink w:anchor="__RefHeading___Toc4239_2026028575_%25D01">
             <w:r>
               <w:rPr>
                 <w:rStyle w:val="Style10"/>
@@ -486,7 +486,7 @@
             </w:tabs>
             <w:rPr/>
           </w:pPr>
-          <w:hyperlink w:anchor="__RefHeading___Toc4261_2026028575">
+          <w:hyperlink w:anchor="__RefHeading___Toc4241_2026028575_%25D01">
             <w:r>
               <w:rPr>
                 <w:rStyle w:val="Style10"/>
@@ -506,7 +506,7 @@
             </w:tabs>
             <w:rPr/>
           </w:pPr>
-          <w:hyperlink w:anchor="__RefHeading___Toc4263_2026028575">
+          <w:hyperlink w:anchor="__RefHeading___Toc4243_2026028575_%25D01">
             <w:r>
               <w:rPr>
                 <w:rStyle w:val="Style10"/>
@@ -526,12 +526,12 @@
             </w:tabs>
             <w:rPr/>
           </w:pPr>
-          <w:hyperlink w:anchor="__RefHeading___Toc4305_2026028575">
+          <w:hyperlink w:anchor="__RefHeading___Toc4237_2026028575_%25D02">
             <w:r>
               <w:rPr>
                 <w:rStyle w:val="Style10"/>
               </w:rPr>
-              <w:t>4. Есть свободное место &lt;вх: М, N&gt;: да/нет</w:t>
+              <w:t>4. Стек не пуст: да/нет</w:t>
               <w:tab/>
               <w:t>6</w:t>
             </w:r>
@@ -546,7 +546,7 @@
             </w:tabs>
             <w:rPr/>
           </w:pPr>
-          <w:hyperlink w:anchor="__RefHeading___Toc4307_2026028575">
+          <w:hyperlink w:anchor="__RefHeading___Toc4239_2026028575_%25D02">
             <w:r>
               <w:rPr>
                 <w:rStyle w:val="Style10"/>
@@ -566,12 +566,12 @@
             </w:tabs>
             <w:rPr/>
           </w:pPr>
-          <w:hyperlink w:anchor="__RefHeading___Toc4309_2026028575">
+          <w:hyperlink w:anchor="__RefHeading___Toc4241_2026028575_%25D02">
             <w:r>
               <w:rPr>
                 <w:rStyle w:val="Style10"/>
               </w:rPr>
-              <w:t>Текст реализации проверочной программы</w:t>
+              <w:t>Текст проверочной программы</w:t>
               <w:tab/>
               <w:t>6</w:t>
             </w:r>
@@ -586,7 +586,7 @@
             </w:tabs>
             <w:rPr/>
           </w:pPr>
-          <w:hyperlink w:anchor="__RefHeading___Toc4311_2026028575">
+          <w:hyperlink w:anchor="__RefHeading___Toc4243_2026028575_%25D02">
             <w:r>
               <w:rPr>
                 <w:rStyle w:val="Style10"/>
@@ -606,12 +606,12 @@
             </w:tabs>
             <w:rPr/>
           </w:pPr>
-          <w:hyperlink w:anchor="__RefHeading___Toc4305_2026028575_%2525D">
+          <w:hyperlink w:anchor="__RefHeading___Toc4237_2026028575_%25D03">
             <w:r>
               <w:rPr>
                 <w:rStyle w:val="Style10"/>
               </w:rPr>
-              <w:t>5. Нет свободного места &lt;вх: М, N&gt;: да/нет</w:t>
+              <w:t>5. Добавить элемент &lt;вх: e&gt; в стек</w:t>
               <w:tab/>
               <w:t>7</w:t>
             </w:r>
@@ -626,7 +626,7 @@
             </w:tabs>
             <w:rPr/>
           </w:pPr>
-          <w:hyperlink w:anchor="__RefHeading___Toc4307_2026028575_%2525D">
+          <w:hyperlink w:anchor="__RefHeading___Toc4239_2026028575_%25D03">
             <w:r>
               <w:rPr>
                 <w:rStyle w:val="Style10"/>
@@ -646,12 +646,12 @@
             </w:tabs>
             <w:rPr/>
           </w:pPr>
-          <w:hyperlink w:anchor="__RefHeading___Toc4309_2026028575_%2525D">
+          <w:hyperlink w:anchor="__RefHeading___Toc4241_2026028575_%25D03">
             <w:r>
               <w:rPr>
                 <w:rStyle w:val="Style10"/>
               </w:rPr>
-              <w:t>Текст реализации проверочной программы</w:t>
+              <w:t>Текст проверочной программы</w:t>
               <w:tab/>
               <w:t>7</w:t>
             </w:r>
@@ -666,7 +666,7 @@
             </w:tabs>
             <w:rPr/>
           </w:pPr>
-          <w:hyperlink w:anchor="__RefHeading___Toc4311_2026028575_%2525D">
+          <w:hyperlink w:anchor="__RefHeading___Toc4243_2026028575_%25D03">
             <w:r>
               <w:rPr>
                 <w:rStyle w:val="Style10"/>
@@ -686,12 +686,12 @@
             </w:tabs>
             <w:rPr/>
           </w:pPr>
-          <w:hyperlink w:anchor="__RefHeading___Toc4237_2026028575_%25251">
+          <w:hyperlink w:anchor="__RefHeading___Toc4237_2026028575_%25D04">
             <w:r>
               <w:rPr>
                 <w:rStyle w:val="Style10"/>
               </w:rPr>
-              <w:t>6. Элемент &lt;вх: element&gt; принадлежит множеству &lt;вх: M&gt;: да/нет</w:t>
+              <w:t>6. Взять элемент из стека</w:t>
               <w:tab/>
               <w:t>8</w:t>
             </w:r>
@@ -706,7 +706,7 @@
             </w:tabs>
             <w:rPr/>
           </w:pPr>
-          <w:hyperlink w:anchor="__RefHeading___Toc4239_2026028575_%2525D">
+          <w:hyperlink w:anchor="__RefHeading___Toc4239_2026028575_%25D04">
             <w:r>
               <w:rPr>
                 <w:rStyle w:val="Style10"/>
@@ -726,7 +726,7 @@
             </w:tabs>
             <w:rPr/>
           </w:pPr>
-          <w:hyperlink w:anchor="__RefHeading___Toc4241_2026028575_%2525D">
+          <w:hyperlink w:anchor="__RefHeading___Toc4241_2026028575_%25D04">
             <w:r>
               <w:rPr>
                 <w:rStyle w:val="Style10"/>
@@ -746,7 +746,7 @@
             </w:tabs>
             <w:rPr/>
           </w:pPr>
-          <w:hyperlink w:anchor="__RefHeading___Toc4243_2026028575_%2525D">
+          <w:hyperlink w:anchor="__RefHeading___Toc4243_2026028575_%25D04">
             <w:r>
               <w:rPr>
                 <w:rStyle w:val="Style10"/>
@@ -766,12 +766,12 @@
             </w:tabs>
             <w:rPr/>
           </w:pPr>
-          <w:hyperlink w:anchor="__RefHeading___Toc4237_2026028575_%25252">
+          <w:hyperlink w:anchor="__RefHeading___Toc4237_2026028575_%25D05">
             <w:r>
               <w:rPr>
                 <w:rStyle w:val="Style10"/>
               </w:rPr>
-              <w:t>7. Элемент &lt;вх: element&gt; не принадлежит множеству &lt;вх: M&gt;: да/нет</w:t>
+              <w:t>7. Вершина стека</w:t>
               <w:tab/>
               <w:t>9</w:t>
             </w:r>
@@ -786,7 +786,7 @@
             </w:tabs>
             <w:rPr/>
           </w:pPr>
-          <w:hyperlink w:anchor="__RefHeading___Toc4239_2026028575_%25251">
+          <w:hyperlink w:anchor="__RefHeading___Toc4239_2026028575_%25D05">
             <w:r>
               <w:rPr>
                 <w:rStyle w:val="Style10"/>
@@ -806,7 +806,7 @@
             </w:tabs>
             <w:rPr/>
           </w:pPr>
-          <w:hyperlink w:anchor="__RefHeading___Toc4241_2026028575_%25251">
+          <w:hyperlink w:anchor="__RefHeading___Toc4241_2026028575_%25D05">
             <w:r>
               <w:rPr>
                 <w:rStyle w:val="Style10"/>
@@ -826,7 +826,7 @@
             </w:tabs>
             <w:rPr/>
           </w:pPr>
-          <w:hyperlink w:anchor="__RefHeading___Toc4243_2026028575_%25251">
+          <w:hyperlink w:anchor="__RefHeading___Toc4243_2026028575_%25D05">
             <w:r>
               <w:rPr>
                 <w:rStyle w:val="Style10"/>
@@ -846,12 +846,12 @@
             </w:tabs>
             <w:rPr/>
           </w:pPr>
-          <w:hyperlink w:anchor="__RefHeading___Toc4237_2026028575_%25253">
+          <w:hyperlink w:anchor="__RefHeading___Toc4237_2026028575_%25D06">
             <w:r>
               <w:rPr>
                 <w:rStyle w:val="Style10"/>
               </w:rPr>
-              <w:t>8. Удалить элемент &lt;вх: element&gt; из множества &lt;вх: M&gt;</w:t>
+              <w:t>8. Удалить вершину стека</w:t>
               <w:tab/>
               <w:t>10</w:t>
             </w:r>
@@ -866,7 +866,7 @@
             </w:tabs>
             <w:rPr/>
           </w:pPr>
-          <w:hyperlink w:anchor="__RefHeading___Toc4239_2026028575_%25252">
+          <w:hyperlink w:anchor="__RefHeading___Toc4239_2026028575_%25D06">
             <w:r>
               <w:rPr>
                 <w:rStyle w:val="Style10"/>
@@ -886,7 +886,7 @@
             </w:tabs>
             <w:rPr/>
           </w:pPr>
-          <w:hyperlink w:anchor="__RefHeading___Toc4241_2026028575_%25252">
+          <w:hyperlink w:anchor="__RefHeading___Toc4241_2026028575_%25D06">
             <w:r>
               <w:rPr>
                 <w:rStyle w:val="Style10"/>
@@ -906,14 +906,14 @@
             </w:tabs>
             <w:rPr/>
           </w:pPr>
-          <w:hyperlink w:anchor="__RefHeading___Toc4243_2026028575_%25252">
+          <w:hyperlink w:anchor="__RefHeading___Toc4243_2026028575_%25D06">
             <w:r>
               <w:rPr>
                 <w:rStyle w:val="Style10"/>
               </w:rPr>
               <w:t>Содержимое окна ввода/вывода</w:t>
               <w:tab/>
-              <w:t>11</w:t>
+              <w:t>10</w:t>
             </w:r>
           </w:hyperlink>
         </w:p>
@@ -926,14 +926,14 @@
             </w:tabs>
             <w:rPr/>
           </w:pPr>
-          <w:hyperlink w:anchor="__RefHeading___Toc4237_2026028575_%25254">
+          <w:hyperlink w:anchor="__RefHeading___Toc4237_2026028575_%25D07">
             <w:r>
               <w:rPr>
                 <w:rStyle w:val="Style10"/>
               </w:rPr>
-              <w:t>9. Добавить элемент &lt;вх: element&gt; в множество &lt;вх: M&gt;</w:t>
+              <w:t>9. Закончить работу</w:t>
               <w:tab/>
-              <w:t>12</w:t>
+              <w:t>11</w:t>
             </w:r>
           </w:hyperlink>
         </w:p>
@@ -946,14 +946,14 @@
             </w:tabs>
             <w:rPr/>
           </w:pPr>
-          <w:hyperlink w:anchor="__RefHeading___Toc4239_2026028575_%25253">
+          <w:hyperlink w:anchor="__RefHeading___Toc4239_2026028575_%25D07">
             <w:r>
               <w:rPr>
                 <w:rStyle w:val="Style10"/>
               </w:rPr>
               <w:t>Текст реализации предписания</w:t>
               <w:tab/>
-              <w:t>12</w:t>
+              <w:t>11</w:t>
             </w:r>
           </w:hyperlink>
         </w:p>
@@ -966,14 +966,14 @@
             </w:tabs>
             <w:rPr/>
           </w:pPr>
-          <w:hyperlink w:anchor="__RefHeading___Toc4241_2026028575_%25253">
+          <w:hyperlink w:anchor="__RefHeading___Toc4241_2026028575_%25D07">
             <w:r>
               <w:rPr>
                 <w:rStyle w:val="Style10"/>
               </w:rPr>
               <w:t>Текст проверочной программы</w:t>
               <w:tab/>
-              <w:t>12</w:t>
+              <w:t>11</w:t>
             </w:r>
           </w:hyperlink>
         </w:p>
@@ -986,174 +986,14 @@
             </w:tabs>
             <w:rPr/>
           </w:pPr>
-          <w:hyperlink w:anchor="__RefHeading___Toc4243_2026028575_%25253">
+          <w:hyperlink w:anchor="__RefHeading___Toc4243_2026028575_%25D07">
             <w:r>
               <w:rPr>
                 <w:rStyle w:val="Style10"/>
               </w:rPr>
               <w:t>Содержимое окна ввода/вывода</w:t>
               <w:tab/>
-              <w:t>12</w:t>
-            </w:r>
-          </w:hyperlink>
-        </w:p>
-        <w:p>
-          <w:pPr>
-            <w:pStyle w:val="TOC2"/>
-            <w:tabs>
-              <w:tab w:val="clear" w:pos="9355"/>
-              <w:tab w:val="right" w:pos="9637" w:leader="dot"/>
-            </w:tabs>
-            <w:rPr/>
-          </w:pPr>
-          <w:hyperlink w:anchor="__RefHeading___Toc4237_2026028575_%25255">
-            <w:r>
-              <w:rPr>
-                <w:rStyle w:val="Style10"/>
-              </w:rPr>
-              <w:t>10. Достать элемент &lt;вх: element&gt; из множества &lt;вх: M&gt;</w:t>
-              <w:tab/>
-              <w:t>13</w:t>
-            </w:r>
-          </w:hyperlink>
-        </w:p>
-        <w:p>
-          <w:pPr>
-            <w:pStyle w:val="TOC3"/>
-            <w:tabs>
-              <w:tab w:val="clear" w:pos="9071"/>
-              <w:tab w:val="right" w:pos="9637" w:leader="dot"/>
-            </w:tabs>
-            <w:rPr/>
-          </w:pPr>
-          <w:hyperlink w:anchor="__RefHeading___Toc4239_2026028575_%25254">
-            <w:r>
-              <w:rPr>
-                <w:rStyle w:val="Style10"/>
-              </w:rPr>
-              <w:t>Текст реализации предписания</w:t>
-              <w:tab/>
-              <w:t>13</w:t>
-            </w:r>
-          </w:hyperlink>
-        </w:p>
-        <w:p>
-          <w:pPr>
-            <w:pStyle w:val="TOC3"/>
-            <w:tabs>
-              <w:tab w:val="clear" w:pos="9071"/>
-              <w:tab w:val="right" w:pos="9637" w:leader="dot"/>
-            </w:tabs>
-            <w:rPr/>
-          </w:pPr>
-          <w:hyperlink w:anchor="__RefHeading___Toc4241_2026028575_%25254">
-            <w:r>
-              <w:rPr>
-                <w:rStyle w:val="Style10"/>
-              </w:rPr>
-              <w:t>Текст проверочной программы</w:t>
-              <w:tab/>
-              <w:t>13</w:t>
-            </w:r>
-          </w:hyperlink>
-        </w:p>
-        <w:p>
-          <w:pPr>
-            <w:pStyle w:val="TOC3"/>
-            <w:tabs>
-              <w:tab w:val="clear" w:pos="9071"/>
-              <w:tab w:val="right" w:pos="9637" w:leader="dot"/>
-            </w:tabs>
-            <w:rPr/>
-          </w:pPr>
-          <w:hyperlink w:anchor="__RefHeading___Toc4243_2026028575_%25254">
-            <w:r>
-              <w:rPr>
-                <w:rStyle w:val="Style10"/>
-              </w:rPr>
-              <w:t>Содержимое окна ввода/вывода</w:t>
-              <w:tab/>
-              <w:t>13</w:t>
-            </w:r>
-          </w:hyperlink>
-        </w:p>
-        <w:p>
-          <w:pPr>
-            <w:pStyle w:val="TOC2"/>
-            <w:tabs>
-              <w:tab w:val="clear" w:pos="9355"/>
-              <w:tab w:val="right" w:pos="9637" w:leader="dot"/>
-            </w:tabs>
-            <w:rPr/>
-          </w:pPr>
-          <w:hyperlink w:anchor="__RefHeading___Toc4237_2026028575_%2525D">
-            <w:r>
-              <w:rPr>
-                <w:rStyle w:val="Style10"/>
-              </w:rPr>
-              <w:t>11. Завершить работу</w:t>
-              <w:tab/>
-              <w:t>14</w:t>
-            </w:r>
-          </w:hyperlink>
-        </w:p>
-        <w:p>
-          <w:pPr>
-            <w:pStyle w:val="TOC3"/>
-            <w:tabs>
-              <w:tab w:val="clear" w:pos="9071"/>
-              <w:tab w:val="right" w:pos="9637" w:leader="dot"/>
-            </w:tabs>
-            <w:rPr/>
-          </w:pPr>
-          <w:hyperlink w:anchor="__RefHeading___Toc4239_2026028575_%25255">
-            <w:r>
-              <w:rPr>
-                <w:rStyle w:val="Style10"/>
-              </w:rPr>
-              <w:t>Текст реализации предписания</w:t>
-              <w:tab/>
-              <w:t>14</w:t>
-            </w:r>
-          </w:hyperlink>
-        </w:p>
-        <w:p>
-          <w:pPr>
-            <w:pStyle w:val="TOC3"/>
-            <w:tabs>
-              <w:tab w:val="clear" w:pos="9071"/>
-              <w:tab w:val="right" w:pos="9637" w:leader="dot"/>
-            </w:tabs>
-            <w:rPr/>
-          </w:pPr>
-          <w:hyperlink w:anchor="__RefHeading___Toc4241_2026028575_%25255">
-            <w:r>
-              <w:rPr>
-                <w:rStyle w:val="Style10"/>
-              </w:rPr>
-              <w:t>Текст проверочной программы</w:t>
-              <w:tab/>
-              <w:t>14</w:t>
-            </w:r>
-          </w:hyperlink>
-        </w:p>
-        <w:p>
-          <w:pPr>
-            <w:pStyle w:val="TOC3"/>
-            <w:tabs>
-              <w:tab w:val="clear" w:pos="9071"/>
-              <w:tab w:val="right" w:pos="9637" w:leader="dot"/>
-            </w:tabs>
-            <w:rPr/>
-          </w:pPr>
-          <w:hyperlink w:anchor="__RefHeading___Toc4243_2026028575_%25255">
-            <w:r>
-              <w:rPr>
-                <w:rStyle w:val="Style10"/>
-              </w:rPr>
-              <w:t>Содержимое окна ввода/вывода</w:t>
-              <w:tab/>
-              <w:t>14</w:t>
+              <w:t>11</w:t>
             </w:r>
           </w:hyperlink>
           <w:r>
@@ -1277,8 +1117,7 @@
           </w:tcPr>
           <w:p>
             <w:pPr>
-              <w:pStyle w:val="BodyText"/>
-              <w:ind w:hanging="0"/>
+              <w:pStyle w:val="Style13"/>
               <w:rPr/>
             </w:pPr>
             <w:r>
@@ -1288,8 +1127,7 @@
           </w:p>
           <w:p>
             <w:pPr>
-              <w:pStyle w:val="BodyText"/>
-              <w:ind w:hanging="0"/>
+              <w:pStyle w:val="Style13"/>
               <w:rPr/>
             </w:pPr>
             <w:r>
@@ -1422,6 +1260,2337 @@
       </w:r>
       <w:bookmarkStart w:id="8" w:name="__RefHeading___Toc4243_2026028575_Копия_"/>
       <w:bookmarkEnd w:id="8"/>
+      <w:r>
+        <w:rPr/>
+        <w:t>а</w:t>
+      </w:r>
+    </w:p>
+    <w:tbl>
+      <w:tblPr>
+        <w:tblW w:w="5000" w:type="pct"/>
+        <w:jc w:val="left"/>
+        <w:tblInd w:w="55" w:type="dxa"/>
+        <w:tblLayout w:type="fixed"/>
+        <w:tblCellMar>
+          <w:top w:w="55" w:type="dxa"/>
+          <w:left w:w="55" w:type="dxa"/>
+          <w:bottom w:w="55" w:type="dxa"/>
+          <w:right w:w="55" w:type="dxa"/>
+        </w:tblCellMar>
+      </w:tblPr>
+      <w:tblGrid>
+        <w:gridCol w:w="9638"/>
+      </w:tblGrid>
+      <w:tr>
+        <w:trPr/>
+        <w:tc>
+          <w:tcPr>
+            <w:tcW w:w="9638" w:type="dxa"/>
+            <w:tcBorders>
+              <w:top w:val="single" w:sz="4" w:space="0" w:color="000000"/>
+              <w:left w:val="single" w:sz="4" w:space="0" w:color="000000"/>
+              <w:bottom w:val="single" w:sz="4" w:space="0" w:color="000000"/>
+              <w:right w:val="single" w:sz="4" w:space="0" w:color="000000"/>
+            </w:tcBorders>
+          </w:tcPr>
+          <w:p>
+            <w:pPr>
+              <w:pStyle w:val="Style13"/>
+              <w:rPr/>
+            </w:pPr>
+            <w:r>
+              <w:rPr/>
+              <w:t>Начало работы</w:t>
+            </w:r>
+          </w:p>
+        </w:tc>
+      </w:tr>
+    </w:tbl>
+    <w:p>
+      <w:pPr>
+        <w:pStyle w:val="BodyText"/>
+        <w:rPr/>
+      </w:pPr>
+      <w:r>
+        <w:rPr/>
+      </w:r>
+      <w:r>
+        <w:br w:type="page"/>
+      </w:r>
+    </w:p>
+    <w:p>
+      <w:pPr>
+        <w:pStyle w:val="Heading2"/>
+        <w:numPr>
+          <w:ilvl w:val="1"/>
+          <w:numId w:val="2"/>
+        </w:numPr>
+        <w:ind w:firstLine="709" w:left="0"/>
+        <w:rPr/>
+      </w:pPr>
+      <w:bookmarkStart w:id="9" w:name="__RefHeading___Toc4237_2026028575_Копия_"/>
+      <w:bookmarkEnd w:id="9"/>
+      <w:r>
+        <w:rPr/>
+        <w:t>2</w:t>
+      </w:r>
+      <w:r>
+        <w:rPr/>
+        <w:t>. Сделать стек пустым</w:t>
+      </w:r>
+    </w:p>
+    <w:p>
+      <w:pPr>
+        <w:pStyle w:val="Heading3"/>
+        <w:numPr>
+          <w:ilvl w:val="2"/>
+          <w:numId w:val="2"/>
+        </w:numPr>
+        <w:ind w:firstLine="709" w:left="0"/>
+        <w:rPr/>
+      </w:pPr>
+      <w:bookmarkStart w:id="10" w:name="__RefHeading___Toc4239_2026028575_Копия_"/>
+      <w:bookmarkEnd w:id="10"/>
+      <w:r>
+        <w:rPr/>
+        <w:t>Текст реализации предписания</w:t>
+      </w:r>
+    </w:p>
+    <w:tbl>
+      <w:tblPr>
+        <w:tblW w:w="5000" w:type="pct"/>
+        <w:jc w:val="left"/>
+        <w:tblInd w:w="55" w:type="dxa"/>
+        <w:tblLayout w:type="fixed"/>
+        <w:tblCellMar>
+          <w:top w:w="55" w:type="dxa"/>
+          <w:left w:w="55" w:type="dxa"/>
+          <w:bottom w:w="55" w:type="dxa"/>
+          <w:right w:w="55" w:type="dxa"/>
+        </w:tblCellMar>
+      </w:tblPr>
+      <w:tblGrid>
+        <w:gridCol w:w="9638"/>
+      </w:tblGrid>
+      <w:tr>
+        <w:trPr/>
+        <w:tc>
+          <w:tcPr>
+            <w:tcW w:w="9638" w:type="dxa"/>
+            <w:tcBorders>
+              <w:top w:val="single" w:sz="4" w:space="0" w:color="000000"/>
+              <w:left w:val="single" w:sz="4" w:space="0" w:color="000000"/>
+              <w:bottom w:val="single" w:sz="4" w:space="0" w:color="000000"/>
+              <w:right w:val="single" w:sz="4" w:space="0" w:color="000000"/>
+            </w:tcBorders>
+          </w:tcPr>
+          <w:p>
+            <w:pPr>
+              <w:pStyle w:val="Style13"/>
+              <w:rPr/>
+            </w:pPr>
+            <w:r>
+              <w:rPr/>
+              <w:t>def SdelatStackPustym(</w:t>
+            </w:r>
+            <w:r>
+              <w:rPr>
+                <w:u w:val="none"/>
+              </w:rPr>
+              <w:t>S</w:t>
+            </w:r>
+            <w:r>
+              <w:rPr/>
+              <w:t>: list) -&gt; None:</w:t>
+            </w:r>
+          </w:p>
+          <w:p>
+            <w:pPr>
+              <w:pStyle w:val="Style13"/>
+              <w:rPr/>
+            </w:pPr>
+            <w:r>
+              <w:rPr/>
+              <w:t xml:space="preserve">    </w:t>
+            </w:r>
+            <w:r>
+              <w:rPr/>
+              <w:t>S</w:t>
+            </w:r>
+            <w:r>
+              <w:rPr/>
+              <w:t>[0] = 0</w:t>
+            </w:r>
+          </w:p>
+        </w:tc>
+      </w:tr>
+    </w:tbl>
+    <w:p>
+      <w:pPr>
+        <w:pStyle w:val="BodyText"/>
+        <w:rPr/>
+      </w:pPr>
+      <w:r>
+        <w:rPr/>
+        <w:t xml:space="preserve">Предусловие: </w:t>
+      </w:r>
+      <w:r>
+        <w:rPr/>
+        <w:t>S = S[1], S[2], …, S[N] — ряд произвольных целочисленных значений.</w:t>
+      </w:r>
+    </w:p>
+    <w:p>
+      <w:pPr>
+        <w:pStyle w:val="BodyText"/>
+        <w:rPr/>
+      </w:pPr>
+      <w:r>
+        <w:rPr/>
+        <w:t xml:space="preserve">Постусловие: </w:t>
+      </w:r>
+      <w:r>
+        <w:rPr/>
+        <w:t>Служебный элемент стека должен принять значение 0. Длина стека должна остаться прежней.</w:t>
+      </w:r>
+    </w:p>
+    <w:p>
+      <w:pPr>
+        <w:pStyle w:val="Heading3"/>
+        <w:numPr>
+          <w:ilvl w:val="2"/>
+          <w:numId w:val="2"/>
+        </w:numPr>
+        <w:ind w:firstLine="709" w:left="0"/>
+        <w:rPr/>
+      </w:pPr>
+      <w:bookmarkStart w:id="11" w:name="__RefHeading___Toc4241_2026028575_Копия_"/>
+      <w:bookmarkEnd w:id="11"/>
+      <w:r>
+        <w:rPr/>
+        <w:t>Текст проверочной программы</w:t>
+      </w:r>
+    </w:p>
+    <w:tbl>
+      <w:tblPr>
+        <w:tblW w:w="5000" w:type="pct"/>
+        <w:jc w:val="left"/>
+        <w:tblInd w:w="55" w:type="dxa"/>
+        <w:tblLayout w:type="fixed"/>
+        <w:tblCellMar>
+          <w:top w:w="55" w:type="dxa"/>
+          <w:left w:w="55" w:type="dxa"/>
+          <w:bottom w:w="55" w:type="dxa"/>
+          <w:right w:w="55" w:type="dxa"/>
+        </w:tblCellMar>
+      </w:tblPr>
+      <w:tblGrid>
+        <w:gridCol w:w="9638"/>
+      </w:tblGrid>
+      <w:tr>
+        <w:trPr/>
+        <w:tc>
+          <w:tcPr>
+            <w:tcW w:w="9638" w:type="dxa"/>
+            <w:tcBorders>
+              <w:top w:val="single" w:sz="4" w:space="0" w:color="000000"/>
+              <w:left w:val="single" w:sz="4" w:space="0" w:color="000000"/>
+              <w:bottom w:val="single" w:sz="4" w:space="0" w:color="000000"/>
+              <w:right w:val="single" w:sz="4" w:space="0" w:color="000000"/>
+            </w:tcBorders>
+          </w:tcPr>
+          <w:p>
+            <w:pPr>
+              <w:pStyle w:val="Style13"/>
+              <w:rPr/>
+            </w:pPr>
+            <w:r>
+              <w:rPr/>
+              <w:t>def TestSdelatStackPustym():</w:t>
+            </w:r>
+          </w:p>
+          <w:p>
+            <w:pPr>
+              <w:pStyle w:val="Style13"/>
+              <w:rPr/>
+            </w:pPr>
+            <w:r>
+              <w:rPr/>
+              <w:t xml:space="preserve">    </w:t>
+            </w:r>
+            <w:r>
+              <w:rPr/>
+              <w:t>N = 10</w:t>
+            </w:r>
+          </w:p>
+          <w:p>
+            <w:pPr>
+              <w:pStyle w:val="Style13"/>
+              <w:rPr/>
+            </w:pPr>
+            <w:r>
+              <w:rPr/>
+              <w:t xml:space="preserve">    </w:t>
+            </w:r>
+            <w:r>
+              <w:rPr/>
+              <w:t>S = [" "] * (N+1) # Создаем ряд длиной N+1 для возможности индексации от 1 до N</w:t>
+            </w:r>
+          </w:p>
+          <w:p>
+            <w:pPr>
+              <w:pStyle w:val="Style13"/>
+              <w:rPr/>
+            </w:pPr>
+            <w:r>
+              <w:rPr/>
+              <w:t xml:space="preserve">    </w:t>
+            </w:r>
+            <w:r>
+              <w:rPr/>
+              <w:t>S[0] = 1 # Ставим служебный элемент в значение 1 и заполняем стек</w:t>
+            </w:r>
+          </w:p>
+          <w:p>
+            <w:pPr>
+              <w:pStyle w:val="Style13"/>
+              <w:rPr/>
+            </w:pPr>
+            <w:r>
+              <w:rPr/>
+              <w:t xml:space="preserve">    </w:t>
+            </w:r>
+            <w:r>
+              <w:rPr/>
+              <w:t>S[1] = 3</w:t>
+            </w:r>
+          </w:p>
+          <w:p>
+            <w:pPr>
+              <w:pStyle w:val="Style13"/>
+              <w:rPr/>
+            </w:pPr>
+            <w:r>
+              <w:rPr/>
+            </w:r>
+          </w:p>
+          <w:p>
+            <w:pPr>
+              <w:pStyle w:val="Style13"/>
+              <w:rPr/>
+            </w:pPr>
+            <w:r>
+              <w:rPr/>
+              <w:t xml:space="preserve">    </w:t>
+            </w:r>
+            <w:r>
+              <w:rPr/>
+              <w:t>print(f"Изначальная длина стека: {len(S)}")</w:t>
+            </w:r>
+          </w:p>
+          <w:p>
+            <w:pPr>
+              <w:pStyle w:val="Style13"/>
+              <w:rPr/>
+            </w:pPr>
+            <w:r>
+              <w:rPr/>
+            </w:r>
+          </w:p>
+          <w:p>
+            <w:pPr>
+              <w:pStyle w:val="Style13"/>
+              <w:rPr/>
+            </w:pPr>
+            <w:r>
+              <w:rPr/>
+              <w:t xml:space="preserve">    </w:t>
+            </w:r>
+            <w:r>
+              <w:rPr/>
+              <w:t>SdelatStackPustym(S)</w:t>
+            </w:r>
+          </w:p>
+          <w:p>
+            <w:pPr>
+              <w:pStyle w:val="Style13"/>
+              <w:rPr/>
+            </w:pPr>
+            <w:r>
+              <w:rPr/>
+            </w:r>
+          </w:p>
+          <w:p>
+            <w:pPr>
+              <w:pStyle w:val="Style13"/>
+              <w:rPr/>
+            </w:pPr>
+            <w:r>
+              <w:rPr/>
+              <w:t xml:space="preserve">    </w:t>
+            </w:r>
+            <w:r>
+              <w:rPr/>
+              <w:t>print(f"Новая длина стека: {len(S)}")</w:t>
+            </w:r>
+          </w:p>
+          <w:p>
+            <w:pPr>
+              <w:pStyle w:val="Style13"/>
+              <w:rPr/>
+            </w:pPr>
+            <w:r>
+              <w:rPr/>
+              <w:t xml:space="preserve">    </w:t>
+            </w:r>
+            <w:r>
+              <w:rPr/>
+              <w:t>print(f"Значение служебного элемента: {S[0]}")</w:t>
+            </w:r>
+          </w:p>
+        </w:tc>
+      </w:tr>
+    </w:tbl>
+    <w:p>
+      <w:pPr>
+        <w:pStyle w:val="Heading3"/>
+        <w:numPr>
+          <w:ilvl w:val="2"/>
+          <w:numId w:val="2"/>
+        </w:numPr>
+        <w:ind w:firstLine="709" w:left="0"/>
+        <w:rPr/>
+      </w:pPr>
+      <w:bookmarkStart w:id="12" w:name="__RefHeading___Toc4243_2026028575_Копия1"/>
+      <w:bookmarkEnd w:id="12"/>
+      <w:r>
+        <w:rPr/>
+        <w:t>Содержимое окна ввода/вывод</w:t>
+      </w:r>
+      <w:bookmarkStart w:id="13" w:name="__RefHeading___Toc4243_2026028575_Копия2"/>
+      <w:bookmarkEnd w:id="13"/>
+      <w:r>
+        <w:rPr/>
+        <w:t>а</w:t>
+      </w:r>
+    </w:p>
+    <w:tbl>
+      <w:tblPr>
+        <w:tblW w:w="5000" w:type="pct"/>
+        <w:jc w:val="left"/>
+        <w:tblInd w:w="55" w:type="dxa"/>
+        <w:tblLayout w:type="fixed"/>
+        <w:tblCellMar>
+          <w:top w:w="55" w:type="dxa"/>
+          <w:left w:w="55" w:type="dxa"/>
+          <w:bottom w:w="55" w:type="dxa"/>
+          <w:right w:w="55" w:type="dxa"/>
+        </w:tblCellMar>
+      </w:tblPr>
+      <w:tblGrid>
+        <w:gridCol w:w="9638"/>
+      </w:tblGrid>
+      <w:tr>
+        <w:trPr/>
+        <w:tc>
+          <w:tcPr>
+            <w:tcW w:w="9638" w:type="dxa"/>
+            <w:tcBorders>
+              <w:top w:val="single" w:sz="4" w:space="0" w:color="000000"/>
+              <w:left w:val="single" w:sz="4" w:space="0" w:color="000000"/>
+              <w:bottom w:val="single" w:sz="4" w:space="0" w:color="000000"/>
+              <w:right w:val="single" w:sz="4" w:space="0" w:color="000000"/>
+            </w:tcBorders>
+          </w:tcPr>
+          <w:p>
+            <w:pPr>
+              <w:pStyle w:val="Style13"/>
+              <w:rPr/>
+            </w:pPr>
+            <w:r>
+              <w:rPr/>
+              <w:t>Изначальная длина стека: 11</w:t>
+            </w:r>
+          </w:p>
+          <w:p>
+            <w:pPr>
+              <w:pStyle w:val="Style13"/>
+              <w:rPr/>
+            </w:pPr>
+            <w:r>
+              <w:rPr/>
+              <w:t>Новая длина стека: 11</w:t>
+            </w:r>
+          </w:p>
+          <w:p>
+            <w:pPr>
+              <w:pStyle w:val="Style13"/>
+              <w:rPr/>
+            </w:pPr>
+            <w:r>
+              <w:rPr/>
+              <w:t>Значение служебного элемента: 0</w:t>
+            </w:r>
+          </w:p>
+        </w:tc>
+      </w:tr>
+    </w:tbl>
+    <w:p>
+      <w:pPr>
+        <w:pStyle w:val="BodyText"/>
+        <w:rPr/>
+      </w:pPr>
+      <w:r>
+        <w:rPr/>
+      </w:r>
+      <w:r>
+        <w:br w:type="page"/>
+      </w:r>
+    </w:p>
+    <w:p>
+      <w:pPr>
+        <w:pStyle w:val="Heading2"/>
+        <w:numPr>
+          <w:ilvl w:val="1"/>
+          <w:numId w:val="2"/>
+        </w:numPr>
+        <w:ind w:firstLine="709" w:left="0"/>
+        <w:rPr/>
+      </w:pPr>
+      <w:bookmarkStart w:id="14" w:name="__RefHeading___Toc4237_2026028575_Копия1"/>
+      <w:bookmarkEnd w:id="14"/>
+      <w:r>
+        <w:rPr/>
+        <w:t>3</w:t>
+      </w:r>
+      <w:r>
+        <w:rPr/>
+        <w:t>. Стек пуст: да/нет</w:t>
+      </w:r>
+    </w:p>
+    <w:p>
+      <w:pPr>
+        <w:pStyle w:val="Heading3"/>
+        <w:numPr>
+          <w:ilvl w:val="2"/>
+          <w:numId w:val="2"/>
+        </w:numPr>
+        <w:ind w:firstLine="709" w:left="0"/>
+        <w:rPr/>
+      </w:pPr>
+      <w:bookmarkStart w:id="15" w:name="__RefHeading___Toc4239_2026028575_Копия1"/>
+      <w:bookmarkEnd w:id="15"/>
+      <w:r>
+        <w:rPr/>
+        <w:t>Текст реализации предписания</w:t>
+      </w:r>
+    </w:p>
+    <w:tbl>
+      <w:tblPr>
+        <w:tblW w:w="5000" w:type="pct"/>
+        <w:jc w:val="left"/>
+        <w:tblInd w:w="55" w:type="dxa"/>
+        <w:tblLayout w:type="fixed"/>
+        <w:tblCellMar>
+          <w:top w:w="55" w:type="dxa"/>
+          <w:left w:w="55" w:type="dxa"/>
+          <w:bottom w:w="55" w:type="dxa"/>
+          <w:right w:w="55" w:type="dxa"/>
+        </w:tblCellMar>
+      </w:tblPr>
+      <w:tblGrid>
+        <w:gridCol w:w="9638"/>
+      </w:tblGrid>
+      <w:tr>
+        <w:trPr/>
+        <w:tc>
+          <w:tcPr>
+            <w:tcW w:w="9638" w:type="dxa"/>
+            <w:tcBorders>
+              <w:top w:val="single" w:sz="4" w:space="0" w:color="000000"/>
+              <w:left w:val="single" w:sz="4" w:space="0" w:color="000000"/>
+              <w:bottom w:val="single" w:sz="4" w:space="0" w:color="000000"/>
+              <w:right w:val="single" w:sz="4" w:space="0" w:color="000000"/>
+            </w:tcBorders>
+          </w:tcPr>
+          <w:p>
+            <w:pPr>
+              <w:pStyle w:val="Style13"/>
+              <w:rPr/>
+            </w:pPr>
+            <w:r>
+              <w:rPr/>
+              <w:t>def NachatRabotu():</w:t>
+            </w:r>
+          </w:p>
+          <w:p>
+            <w:pPr>
+              <w:pStyle w:val="Style13"/>
+              <w:rPr/>
+            </w:pPr>
+            <w:r>
+              <w:rPr/>
+              <w:t xml:space="preserve">    </w:t>
+            </w:r>
+            <w:r>
+              <w:rPr/>
+              <w:t>print("Начало работы")</w:t>
+            </w:r>
+          </w:p>
+        </w:tc>
+      </w:tr>
+    </w:tbl>
+    <w:p>
+      <w:pPr>
+        <w:pStyle w:val="BodyText"/>
+        <w:rPr/>
+      </w:pPr>
+      <w:r>
+        <w:rPr/>
+        <w:t xml:space="preserve">Предусловие: </w:t>
+      </w:r>
+      <w:r>
+        <w:rPr/>
+        <w:t>обозначение начала работы.</w:t>
+      </w:r>
+    </w:p>
+    <w:p>
+      <w:pPr>
+        <w:pStyle w:val="BodyText"/>
+        <w:rPr/>
+      </w:pPr>
+      <w:r>
+        <w:rPr/>
+        <w:t xml:space="preserve">Постусловие: </w:t>
+      </w:r>
+      <w:r>
+        <w:rPr/>
+        <w:t>дает понятную точку начала работы. Содержимое окна ввода/вывода должно пополниться фразой «Начало работы».</w:t>
+      </w:r>
+    </w:p>
+    <w:p>
+      <w:pPr>
+        <w:pStyle w:val="Heading3"/>
+        <w:numPr>
+          <w:ilvl w:val="2"/>
+          <w:numId w:val="2"/>
+        </w:numPr>
+        <w:ind w:firstLine="709" w:left="0"/>
+        <w:rPr/>
+      </w:pPr>
+      <w:bookmarkStart w:id="16" w:name="__RefHeading___Toc4241_2026028575_Копия1"/>
+      <w:bookmarkEnd w:id="16"/>
+      <w:r>
+        <w:rPr/>
+        <w:t>Текст проверочной программы</w:t>
+      </w:r>
+    </w:p>
+    <w:tbl>
+      <w:tblPr>
+        <w:tblW w:w="5000" w:type="pct"/>
+        <w:jc w:val="left"/>
+        <w:tblInd w:w="55" w:type="dxa"/>
+        <w:tblLayout w:type="fixed"/>
+        <w:tblCellMar>
+          <w:top w:w="55" w:type="dxa"/>
+          <w:left w:w="55" w:type="dxa"/>
+          <w:bottom w:w="55" w:type="dxa"/>
+          <w:right w:w="55" w:type="dxa"/>
+        </w:tblCellMar>
+      </w:tblPr>
+      <w:tblGrid>
+        <w:gridCol w:w="9638"/>
+      </w:tblGrid>
+      <w:tr>
+        <w:trPr/>
+        <w:tc>
+          <w:tcPr>
+            <w:tcW w:w="9638" w:type="dxa"/>
+            <w:tcBorders>
+              <w:top w:val="single" w:sz="4" w:space="0" w:color="000000"/>
+              <w:left w:val="single" w:sz="4" w:space="0" w:color="000000"/>
+              <w:bottom w:val="single" w:sz="4" w:space="0" w:color="000000"/>
+              <w:right w:val="single" w:sz="4" w:space="0" w:color="000000"/>
+            </w:tcBorders>
+          </w:tcPr>
+          <w:p>
+            <w:pPr>
+              <w:pStyle w:val="Style13"/>
+              <w:rPr/>
+            </w:pPr>
+            <w:r>
+              <w:rPr/>
+              <w:t>def TestNachatRabotu():</w:t>
+            </w:r>
+          </w:p>
+          <w:p>
+            <w:pPr>
+              <w:pStyle w:val="Style13"/>
+              <w:rPr/>
+            </w:pPr>
+            <w:r>
+              <w:rPr/>
+              <w:t xml:space="preserve">    </w:t>
+            </w:r>
+            <w:r>
+              <w:rPr/>
+              <w:t>NachatRabotu() # Вызываем проверяемую функцию</w:t>
+            </w:r>
+          </w:p>
+        </w:tc>
+      </w:tr>
+    </w:tbl>
+    <w:p>
+      <w:pPr>
+        <w:pStyle w:val="Heading3"/>
+        <w:numPr>
+          <w:ilvl w:val="2"/>
+          <w:numId w:val="2"/>
+        </w:numPr>
+        <w:ind w:firstLine="709" w:left="0"/>
+        <w:rPr/>
+      </w:pPr>
+      <w:bookmarkStart w:id="17" w:name="__RefHeading___Toc4243_2026028575_Копия3"/>
+      <w:bookmarkEnd w:id="17"/>
+      <w:r>
+        <w:rPr/>
+        <w:t>Содержимое окна ввода/вывод</w:t>
+      </w:r>
+      <w:bookmarkStart w:id="18" w:name="__RefHeading___Toc4243_2026028575_Копия4"/>
+      <w:bookmarkEnd w:id="18"/>
+      <w:r>
+        <w:rPr/>
+        <w:t>а</w:t>
+      </w:r>
+    </w:p>
+    <w:tbl>
+      <w:tblPr>
+        <w:tblW w:w="5000" w:type="pct"/>
+        <w:jc w:val="left"/>
+        <w:tblInd w:w="55" w:type="dxa"/>
+        <w:tblLayout w:type="fixed"/>
+        <w:tblCellMar>
+          <w:top w:w="55" w:type="dxa"/>
+          <w:left w:w="55" w:type="dxa"/>
+          <w:bottom w:w="55" w:type="dxa"/>
+          <w:right w:w="55" w:type="dxa"/>
+        </w:tblCellMar>
+      </w:tblPr>
+      <w:tblGrid>
+        <w:gridCol w:w="9638"/>
+      </w:tblGrid>
+      <w:tr>
+        <w:trPr/>
+        <w:tc>
+          <w:tcPr>
+            <w:tcW w:w="9638" w:type="dxa"/>
+            <w:tcBorders>
+              <w:top w:val="single" w:sz="4" w:space="0" w:color="000000"/>
+              <w:left w:val="single" w:sz="4" w:space="0" w:color="000000"/>
+              <w:bottom w:val="single" w:sz="4" w:space="0" w:color="000000"/>
+              <w:right w:val="single" w:sz="4" w:space="0" w:color="000000"/>
+            </w:tcBorders>
+          </w:tcPr>
+          <w:p>
+            <w:pPr>
+              <w:pStyle w:val="Style13"/>
+              <w:rPr/>
+            </w:pPr>
+            <w:r>
+              <w:rPr/>
+              <w:t>Начало работы</w:t>
+            </w:r>
+          </w:p>
+        </w:tc>
+      </w:tr>
+    </w:tbl>
+    <w:p>
+      <w:pPr>
+        <w:pStyle w:val="BodyText"/>
+        <w:rPr/>
+      </w:pPr>
+      <w:r>
+        <w:rPr/>
+      </w:r>
+      <w:r>
+        <w:br w:type="page"/>
+      </w:r>
+    </w:p>
+    <w:p>
+      <w:pPr>
+        <w:pStyle w:val="Heading2"/>
+        <w:numPr>
+          <w:ilvl w:val="1"/>
+          <w:numId w:val="2"/>
+        </w:numPr>
+        <w:ind w:firstLine="709" w:left="0"/>
+        <w:rPr/>
+      </w:pPr>
+      <w:bookmarkStart w:id="19" w:name="__RefHeading___Toc4237_2026028575_Копия2"/>
+      <w:bookmarkEnd w:id="19"/>
+      <w:r>
+        <w:rPr/>
+        <w:t>4</w:t>
+      </w:r>
+      <w:r>
+        <w:rPr/>
+        <w:t>. Стек не пуст: да/нет</w:t>
+      </w:r>
+    </w:p>
+    <w:p>
+      <w:pPr>
+        <w:pStyle w:val="Heading3"/>
+        <w:numPr>
+          <w:ilvl w:val="2"/>
+          <w:numId w:val="2"/>
+        </w:numPr>
+        <w:ind w:firstLine="709" w:left="0"/>
+        <w:rPr/>
+      </w:pPr>
+      <w:bookmarkStart w:id="20" w:name="__RefHeading___Toc4239_2026028575_Копия2"/>
+      <w:bookmarkEnd w:id="20"/>
+      <w:r>
+        <w:rPr/>
+        <w:t>Текст реализации предписания</w:t>
+      </w:r>
+    </w:p>
+    <w:tbl>
+      <w:tblPr>
+        <w:tblW w:w="5000" w:type="pct"/>
+        <w:jc w:val="left"/>
+        <w:tblInd w:w="55" w:type="dxa"/>
+        <w:tblLayout w:type="fixed"/>
+        <w:tblCellMar>
+          <w:top w:w="55" w:type="dxa"/>
+          <w:left w:w="55" w:type="dxa"/>
+          <w:bottom w:w="55" w:type="dxa"/>
+          <w:right w:w="55" w:type="dxa"/>
+        </w:tblCellMar>
+      </w:tblPr>
+      <w:tblGrid>
+        <w:gridCol w:w="9638"/>
+      </w:tblGrid>
+      <w:tr>
+        <w:trPr/>
+        <w:tc>
+          <w:tcPr>
+            <w:tcW w:w="9638" w:type="dxa"/>
+            <w:tcBorders>
+              <w:top w:val="single" w:sz="4" w:space="0" w:color="000000"/>
+              <w:left w:val="single" w:sz="4" w:space="0" w:color="000000"/>
+              <w:bottom w:val="single" w:sz="4" w:space="0" w:color="000000"/>
+              <w:right w:val="single" w:sz="4" w:space="0" w:color="000000"/>
+            </w:tcBorders>
+          </w:tcPr>
+          <w:p>
+            <w:pPr>
+              <w:pStyle w:val="Style13"/>
+              <w:rPr/>
+            </w:pPr>
+            <w:r>
+              <w:rPr/>
+              <w:t>def NachatRabotu():</w:t>
+            </w:r>
+          </w:p>
+          <w:p>
+            <w:pPr>
+              <w:pStyle w:val="Style13"/>
+              <w:rPr/>
+            </w:pPr>
+            <w:r>
+              <w:rPr/>
+              <w:t xml:space="preserve">    </w:t>
+            </w:r>
+            <w:r>
+              <w:rPr/>
+              <w:t>print("Начало работы")</w:t>
+            </w:r>
+          </w:p>
+        </w:tc>
+      </w:tr>
+    </w:tbl>
+    <w:p>
+      <w:pPr>
+        <w:pStyle w:val="BodyText"/>
+        <w:rPr/>
+      </w:pPr>
+      <w:r>
+        <w:rPr/>
+        <w:t xml:space="preserve">Предусловие: </w:t>
+      </w:r>
+      <w:r>
+        <w:rPr/>
+        <w:t>обозначение начала работы.</w:t>
+      </w:r>
+    </w:p>
+    <w:p>
+      <w:pPr>
+        <w:pStyle w:val="BodyText"/>
+        <w:rPr/>
+      </w:pPr>
+      <w:r>
+        <w:rPr/>
+        <w:t xml:space="preserve">Постусловие: </w:t>
+      </w:r>
+      <w:r>
+        <w:rPr/>
+        <w:t>дает понятную точку начала работы. Содержимое окна ввода/вывода должно пополниться фразой «Начало работы».</w:t>
+      </w:r>
+    </w:p>
+    <w:p>
+      <w:pPr>
+        <w:pStyle w:val="Heading3"/>
+        <w:numPr>
+          <w:ilvl w:val="2"/>
+          <w:numId w:val="2"/>
+        </w:numPr>
+        <w:ind w:firstLine="709" w:left="0"/>
+        <w:rPr/>
+      </w:pPr>
+      <w:bookmarkStart w:id="21" w:name="__RefHeading___Toc4241_2026028575_Копия2"/>
+      <w:bookmarkEnd w:id="21"/>
+      <w:r>
+        <w:rPr/>
+        <w:t>Текст проверочной программы</w:t>
+      </w:r>
+    </w:p>
+    <w:tbl>
+      <w:tblPr>
+        <w:tblW w:w="5000" w:type="pct"/>
+        <w:jc w:val="left"/>
+        <w:tblInd w:w="55" w:type="dxa"/>
+        <w:tblLayout w:type="fixed"/>
+        <w:tblCellMar>
+          <w:top w:w="55" w:type="dxa"/>
+          <w:left w:w="55" w:type="dxa"/>
+          <w:bottom w:w="55" w:type="dxa"/>
+          <w:right w:w="55" w:type="dxa"/>
+        </w:tblCellMar>
+      </w:tblPr>
+      <w:tblGrid>
+        <w:gridCol w:w="9638"/>
+      </w:tblGrid>
+      <w:tr>
+        <w:trPr/>
+        <w:tc>
+          <w:tcPr>
+            <w:tcW w:w="9638" w:type="dxa"/>
+            <w:tcBorders>
+              <w:top w:val="single" w:sz="4" w:space="0" w:color="000000"/>
+              <w:left w:val="single" w:sz="4" w:space="0" w:color="000000"/>
+              <w:bottom w:val="single" w:sz="4" w:space="0" w:color="000000"/>
+              <w:right w:val="single" w:sz="4" w:space="0" w:color="000000"/>
+            </w:tcBorders>
+          </w:tcPr>
+          <w:p>
+            <w:pPr>
+              <w:pStyle w:val="Style13"/>
+              <w:rPr/>
+            </w:pPr>
+            <w:r>
+              <w:rPr/>
+              <w:t>def TestNachatRabotu():</w:t>
+            </w:r>
+          </w:p>
+          <w:p>
+            <w:pPr>
+              <w:pStyle w:val="Style13"/>
+              <w:rPr/>
+            </w:pPr>
+            <w:r>
+              <w:rPr/>
+              <w:t xml:space="preserve">    </w:t>
+            </w:r>
+            <w:r>
+              <w:rPr/>
+              <w:t>NachatRabotu() # Вызываем проверяемую функцию</w:t>
+            </w:r>
+          </w:p>
+        </w:tc>
+      </w:tr>
+    </w:tbl>
+    <w:p>
+      <w:pPr>
+        <w:pStyle w:val="Heading3"/>
+        <w:numPr>
+          <w:ilvl w:val="2"/>
+          <w:numId w:val="2"/>
+        </w:numPr>
+        <w:ind w:firstLine="709" w:left="0"/>
+        <w:rPr/>
+      </w:pPr>
+      <w:bookmarkStart w:id="22" w:name="__RefHeading___Toc4243_2026028575_Копия5"/>
+      <w:bookmarkEnd w:id="22"/>
+      <w:r>
+        <w:rPr/>
+        <w:t>Содержимое окна ввода/вывод</w:t>
+      </w:r>
+      <w:bookmarkStart w:id="23" w:name="__RefHeading___Toc4243_2026028575_Копия6"/>
+      <w:bookmarkEnd w:id="23"/>
+      <w:r>
+        <w:rPr/>
+        <w:t>а</w:t>
+      </w:r>
+    </w:p>
+    <w:tbl>
+      <w:tblPr>
+        <w:tblW w:w="5000" w:type="pct"/>
+        <w:jc w:val="left"/>
+        <w:tblInd w:w="55" w:type="dxa"/>
+        <w:tblLayout w:type="fixed"/>
+        <w:tblCellMar>
+          <w:top w:w="55" w:type="dxa"/>
+          <w:left w:w="55" w:type="dxa"/>
+          <w:bottom w:w="55" w:type="dxa"/>
+          <w:right w:w="55" w:type="dxa"/>
+        </w:tblCellMar>
+      </w:tblPr>
+      <w:tblGrid>
+        <w:gridCol w:w="9638"/>
+      </w:tblGrid>
+      <w:tr>
+        <w:trPr/>
+        <w:tc>
+          <w:tcPr>
+            <w:tcW w:w="9638" w:type="dxa"/>
+            <w:tcBorders>
+              <w:top w:val="single" w:sz="4" w:space="0" w:color="000000"/>
+              <w:left w:val="single" w:sz="4" w:space="0" w:color="000000"/>
+              <w:bottom w:val="single" w:sz="4" w:space="0" w:color="000000"/>
+              <w:right w:val="single" w:sz="4" w:space="0" w:color="000000"/>
+            </w:tcBorders>
+          </w:tcPr>
+          <w:p>
+            <w:pPr>
+              <w:pStyle w:val="Style13"/>
+              <w:rPr/>
+            </w:pPr>
+            <w:r>
+              <w:rPr/>
+              <w:t>Начало работы</w:t>
+            </w:r>
+          </w:p>
+        </w:tc>
+      </w:tr>
+    </w:tbl>
+    <w:p>
+      <w:pPr>
+        <w:pStyle w:val="BodyText"/>
+        <w:rPr/>
+      </w:pPr>
+      <w:r>
+        <w:rPr/>
+      </w:r>
+      <w:r>
+        <w:br w:type="page"/>
+      </w:r>
+    </w:p>
+    <w:p>
+      <w:pPr>
+        <w:pStyle w:val="Heading2"/>
+        <w:numPr>
+          <w:ilvl w:val="1"/>
+          <w:numId w:val="2"/>
+        </w:numPr>
+        <w:ind w:firstLine="709" w:left="0"/>
+        <w:rPr/>
+      </w:pPr>
+      <w:bookmarkStart w:id="24" w:name="__RefHeading___Toc4237_2026028575_Копия3"/>
+      <w:bookmarkEnd w:id="24"/>
+      <w:r>
+        <w:rPr/>
+        <w:t>5</w:t>
+      </w:r>
+      <w:r>
+        <w:rPr/>
+        <w:t xml:space="preserve">. </w:t>
+      </w:r>
+      <w:r>
+        <w:rPr/>
+        <w:t>Добавить элемент &lt;вх: e&gt; в стек</w:t>
+      </w:r>
+    </w:p>
+    <w:p>
+      <w:pPr>
+        <w:pStyle w:val="Heading3"/>
+        <w:numPr>
+          <w:ilvl w:val="2"/>
+          <w:numId w:val="2"/>
+        </w:numPr>
+        <w:ind w:firstLine="709" w:left="0"/>
+        <w:rPr/>
+      </w:pPr>
+      <w:bookmarkStart w:id="25" w:name="__RefHeading___Toc4239_2026028575_Копия3"/>
+      <w:bookmarkEnd w:id="25"/>
+      <w:r>
+        <w:rPr/>
+        <w:t>Текст реализации предписания</w:t>
+      </w:r>
+    </w:p>
+    <w:tbl>
+      <w:tblPr>
+        <w:tblW w:w="5000" w:type="pct"/>
+        <w:jc w:val="left"/>
+        <w:tblInd w:w="55" w:type="dxa"/>
+        <w:tblLayout w:type="fixed"/>
+        <w:tblCellMar>
+          <w:top w:w="55" w:type="dxa"/>
+          <w:left w:w="55" w:type="dxa"/>
+          <w:bottom w:w="55" w:type="dxa"/>
+          <w:right w:w="55" w:type="dxa"/>
+        </w:tblCellMar>
+      </w:tblPr>
+      <w:tblGrid>
+        <w:gridCol w:w="9638"/>
+      </w:tblGrid>
+      <w:tr>
+        <w:trPr/>
+        <w:tc>
+          <w:tcPr>
+            <w:tcW w:w="9638" w:type="dxa"/>
+            <w:tcBorders>
+              <w:top w:val="single" w:sz="4" w:space="0" w:color="000000"/>
+              <w:left w:val="single" w:sz="4" w:space="0" w:color="000000"/>
+              <w:bottom w:val="single" w:sz="4" w:space="0" w:color="000000"/>
+              <w:right w:val="single" w:sz="4" w:space="0" w:color="000000"/>
+            </w:tcBorders>
+          </w:tcPr>
+          <w:p>
+            <w:pPr>
+              <w:pStyle w:val="Style13"/>
+              <w:rPr/>
+            </w:pPr>
+            <w:r>
+              <w:rPr/>
+              <w:t>def NachatRabotu():</w:t>
+            </w:r>
+          </w:p>
+          <w:p>
+            <w:pPr>
+              <w:pStyle w:val="Style13"/>
+              <w:rPr/>
+            </w:pPr>
+            <w:r>
+              <w:rPr/>
+              <w:t xml:space="preserve">    </w:t>
+            </w:r>
+            <w:r>
+              <w:rPr/>
+              <w:t>print("Начало работы")</w:t>
+            </w:r>
+          </w:p>
+        </w:tc>
+      </w:tr>
+    </w:tbl>
+    <w:p>
+      <w:pPr>
+        <w:pStyle w:val="BodyText"/>
+        <w:rPr/>
+      </w:pPr>
+      <w:r>
+        <w:rPr/>
+        <w:t xml:space="preserve">Предусловие: </w:t>
+      </w:r>
+      <w:r>
+        <w:rPr/>
+        <w:t>обозначение начала работы.</w:t>
+      </w:r>
+    </w:p>
+    <w:p>
+      <w:pPr>
+        <w:pStyle w:val="BodyText"/>
+        <w:rPr/>
+      </w:pPr>
+      <w:r>
+        <w:rPr/>
+        <w:t xml:space="preserve">Постусловие: </w:t>
+      </w:r>
+      <w:r>
+        <w:rPr/>
+        <w:t>дает понятную точку начала работы. Содержимое окна ввода/вывода должно пополниться фразой «Начало работы».</w:t>
+      </w:r>
+    </w:p>
+    <w:p>
+      <w:pPr>
+        <w:pStyle w:val="Heading3"/>
+        <w:numPr>
+          <w:ilvl w:val="2"/>
+          <w:numId w:val="2"/>
+        </w:numPr>
+        <w:ind w:firstLine="709" w:left="0"/>
+        <w:rPr/>
+      </w:pPr>
+      <w:bookmarkStart w:id="26" w:name="__RefHeading___Toc4241_2026028575_Копия3"/>
+      <w:bookmarkEnd w:id="26"/>
+      <w:r>
+        <w:rPr/>
+        <w:t>Текст проверочной программы</w:t>
+      </w:r>
+    </w:p>
+    <w:tbl>
+      <w:tblPr>
+        <w:tblW w:w="5000" w:type="pct"/>
+        <w:jc w:val="left"/>
+        <w:tblInd w:w="55" w:type="dxa"/>
+        <w:tblLayout w:type="fixed"/>
+        <w:tblCellMar>
+          <w:top w:w="55" w:type="dxa"/>
+          <w:left w:w="55" w:type="dxa"/>
+          <w:bottom w:w="55" w:type="dxa"/>
+          <w:right w:w="55" w:type="dxa"/>
+        </w:tblCellMar>
+      </w:tblPr>
+      <w:tblGrid>
+        <w:gridCol w:w="9638"/>
+      </w:tblGrid>
+      <w:tr>
+        <w:trPr/>
+        <w:tc>
+          <w:tcPr>
+            <w:tcW w:w="9638" w:type="dxa"/>
+            <w:tcBorders>
+              <w:top w:val="single" w:sz="4" w:space="0" w:color="000000"/>
+              <w:left w:val="single" w:sz="4" w:space="0" w:color="000000"/>
+              <w:bottom w:val="single" w:sz="4" w:space="0" w:color="000000"/>
+              <w:right w:val="single" w:sz="4" w:space="0" w:color="000000"/>
+            </w:tcBorders>
+          </w:tcPr>
+          <w:p>
+            <w:pPr>
+              <w:pStyle w:val="Style13"/>
+              <w:rPr/>
+            </w:pPr>
+            <w:r>
+              <w:rPr/>
+              <w:t>def TestNachatRabotu():</w:t>
+            </w:r>
+          </w:p>
+          <w:p>
+            <w:pPr>
+              <w:pStyle w:val="Style13"/>
+              <w:rPr/>
+            </w:pPr>
+            <w:r>
+              <w:rPr/>
+              <w:t xml:space="preserve">    </w:t>
+            </w:r>
+            <w:r>
+              <w:rPr/>
+              <w:t>NachatRabotu() # Вызываем проверяемую функцию</w:t>
+            </w:r>
+          </w:p>
+        </w:tc>
+      </w:tr>
+    </w:tbl>
+    <w:p>
+      <w:pPr>
+        <w:pStyle w:val="Heading3"/>
+        <w:numPr>
+          <w:ilvl w:val="2"/>
+          <w:numId w:val="2"/>
+        </w:numPr>
+        <w:ind w:firstLine="709" w:left="0"/>
+        <w:rPr/>
+      </w:pPr>
+      <w:bookmarkStart w:id="27" w:name="__RefHeading___Toc4243_2026028575_Копия7"/>
+      <w:bookmarkEnd w:id="27"/>
+      <w:r>
+        <w:rPr/>
+        <w:t>Содержимое окна ввода/вывод</w:t>
+      </w:r>
+      <w:bookmarkStart w:id="28" w:name="__RefHeading___Toc4243_2026028575_Копия8"/>
+      <w:bookmarkEnd w:id="28"/>
+      <w:r>
+        <w:rPr/>
+        <w:t>а</w:t>
+      </w:r>
+    </w:p>
+    <w:tbl>
+      <w:tblPr>
+        <w:tblW w:w="5000" w:type="pct"/>
+        <w:jc w:val="left"/>
+        <w:tblInd w:w="55" w:type="dxa"/>
+        <w:tblLayout w:type="fixed"/>
+        <w:tblCellMar>
+          <w:top w:w="55" w:type="dxa"/>
+          <w:left w:w="55" w:type="dxa"/>
+          <w:bottom w:w="55" w:type="dxa"/>
+          <w:right w:w="55" w:type="dxa"/>
+        </w:tblCellMar>
+      </w:tblPr>
+      <w:tblGrid>
+        <w:gridCol w:w="9638"/>
+      </w:tblGrid>
+      <w:tr>
+        <w:trPr/>
+        <w:tc>
+          <w:tcPr>
+            <w:tcW w:w="9638" w:type="dxa"/>
+            <w:tcBorders>
+              <w:top w:val="single" w:sz="4" w:space="0" w:color="000000"/>
+              <w:left w:val="single" w:sz="4" w:space="0" w:color="000000"/>
+              <w:bottom w:val="single" w:sz="4" w:space="0" w:color="000000"/>
+              <w:right w:val="single" w:sz="4" w:space="0" w:color="000000"/>
+            </w:tcBorders>
+          </w:tcPr>
+          <w:p>
+            <w:pPr>
+              <w:pStyle w:val="Style13"/>
+              <w:rPr/>
+            </w:pPr>
+            <w:r>
+              <w:rPr/>
+              <w:t>Начало работы</w:t>
+            </w:r>
+          </w:p>
+        </w:tc>
+      </w:tr>
+    </w:tbl>
+    <w:p>
+      <w:pPr>
+        <w:pStyle w:val="BodyText"/>
+        <w:rPr/>
+      </w:pPr>
+      <w:r>
+        <w:rPr/>
+      </w:r>
+      <w:r>
+        <w:br w:type="page"/>
+      </w:r>
+    </w:p>
+    <w:p>
+      <w:pPr>
+        <w:pStyle w:val="Heading2"/>
+        <w:numPr>
+          <w:ilvl w:val="1"/>
+          <w:numId w:val="2"/>
+        </w:numPr>
+        <w:ind w:firstLine="709" w:left="0"/>
+        <w:rPr/>
+      </w:pPr>
+      <w:bookmarkStart w:id="29" w:name="__RefHeading___Toc4237_2026028575_Копия4"/>
+      <w:bookmarkEnd w:id="29"/>
+      <w:r>
+        <w:rPr/>
+        <w:t>6</w:t>
+      </w:r>
+      <w:r>
+        <w:rPr/>
+        <w:t xml:space="preserve">. </w:t>
+      </w:r>
+      <w:r>
+        <w:rPr/>
+        <w:t>Взять элемент из стека</w:t>
+      </w:r>
+    </w:p>
+    <w:p>
+      <w:pPr>
+        <w:pStyle w:val="Heading3"/>
+        <w:numPr>
+          <w:ilvl w:val="2"/>
+          <w:numId w:val="2"/>
+        </w:numPr>
+        <w:ind w:firstLine="709" w:left="0"/>
+        <w:rPr/>
+      </w:pPr>
+      <w:bookmarkStart w:id="30" w:name="__RefHeading___Toc4239_2026028575_Копия4"/>
+      <w:bookmarkEnd w:id="30"/>
+      <w:r>
+        <w:rPr/>
+        <w:t>Текст реализации предписания</w:t>
+      </w:r>
+    </w:p>
+    <w:tbl>
+      <w:tblPr>
+        <w:tblW w:w="5000" w:type="pct"/>
+        <w:jc w:val="left"/>
+        <w:tblInd w:w="55" w:type="dxa"/>
+        <w:tblLayout w:type="fixed"/>
+        <w:tblCellMar>
+          <w:top w:w="55" w:type="dxa"/>
+          <w:left w:w="55" w:type="dxa"/>
+          <w:bottom w:w="55" w:type="dxa"/>
+          <w:right w:w="55" w:type="dxa"/>
+        </w:tblCellMar>
+      </w:tblPr>
+      <w:tblGrid>
+        <w:gridCol w:w="9638"/>
+      </w:tblGrid>
+      <w:tr>
+        <w:trPr/>
+        <w:tc>
+          <w:tcPr>
+            <w:tcW w:w="9638" w:type="dxa"/>
+            <w:tcBorders>
+              <w:top w:val="single" w:sz="4" w:space="0" w:color="000000"/>
+              <w:left w:val="single" w:sz="4" w:space="0" w:color="000000"/>
+              <w:bottom w:val="single" w:sz="4" w:space="0" w:color="000000"/>
+              <w:right w:val="single" w:sz="4" w:space="0" w:color="000000"/>
+            </w:tcBorders>
+          </w:tcPr>
+          <w:p>
+            <w:pPr>
+              <w:pStyle w:val="Style13"/>
+              <w:rPr/>
+            </w:pPr>
+            <w:r>
+              <w:rPr/>
+              <w:t>def NachatRabotu():</w:t>
+            </w:r>
+          </w:p>
+          <w:p>
+            <w:pPr>
+              <w:pStyle w:val="Style13"/>
+              <w:rPr/>
+            </w:pPr>
+            <w:r>
+              <w:rPr/>
+              <w:t xml:space="preserve">    </w:t>
+            </w:r>
+            <w:r>
+              <w:rPr/>
+              <w:t>print("Начало работы")</w:t>
+            </w:r>
+          </w:p>
+        </w:tc>
+      </w:tr>
+    </w:tbl>
+    <w:p>
+      <w:pPr>
+        <w:pStyle w:val="BodyText"/>
+        <w:rPr/>
+      </w:pPr>
+      <w:r>
+        <w:rPr/>
+        <w:t xml:space="preserve">Предусловие: </w:t>
+      </w:r>
+      <w:r>
+        <w:rPr/>
+        <w:t>обозначение начала работы.</w:t>
+      </w:r>
+    </w:p>
+    <w:p>
+      <w:pPr>
+        <w:pStyle w:val="BodyText"/>
+        <w:rPr/>
+      </w:pPr>
+      <w:r>
+        <w:rPr/>
+        <w:t xml:space="preserve">Постусловие: </w:t>
+      </w:r>
+      <w:r>
+        <w:rPr/>
+        <w:t>дает понятную точку начала работы. Содержимое окна ввода/вывода должно пополниться фразой «Начало работы».</w:t>
+      </w:r>
+    </w:p>
+    <w:p>
+      <w:pPr>
+        <w:pStyle w:val="Heading3"/>
+        <w:numPr>
+          <w:ilvl w:val="2"/>
+          <w:numId w:val="2"/>
+        </w:numPr>
+        <w:ind w:firstLine="709" w:left="0"/>
+        <w:rPr/>
+      </w:pPr>
+      <w:bookmarkStart w:id="31" w:name="__RefHeading___Toc4241_2026028575_Копия4"/>
+      <w:bookmarkEnd w:id="31"/>
+      <w:r>
+        <w:rPr/>
+        <w:t>Текст проверочной программы</w:t>
+      </w:r>
+    </w:p>
+    <w:tbl>
+      <w:tblPr>
+        <w:tblW w:w="5000" w:type="pct"/>
+        <w:jc w:val="left"/>
+        <w:tblInd w:w="55" w:type="dxa"/>
+        <w:tblLayout w:type="fixed"/>
+        <w:tblCellMar>
+          <w:top w:w="55" w:type="dxa"/>
+          <w:left w:w="55" w:type="dxa"/>
+          <w:bottom w:w="55" w:type="dxa"/>
+          <w:right w:w="55" w:type="dxa"/>
+        </w:tblCellMar>
+      </w:tblPr>
+      <w:tblGrid>
+        <w:gridCol w:w="9638"/>
+      </w:tblGrid>
+      <w:tr>
+        <w:trPr/>
+        <w:tc>
+          <w:tcPr>
+            <w:tcW w:w="9638" w:type="dxa"/>
+            <w:tcBorders>
+              <w:top w:val="single" w:sz="4" w:space="0" w:color="000000"/>
+              <w:left w:val="single" w:sz="4" w:space="0" w:color="000000"/>
+              <w:bottom w:val="single" w:sz="4" w:space="0" w:color="000000"/>
+              <w:right w:val="single" w:sz="4" w:space="0" w:color="000000"/>
+            </w:tcBorders>
+          </w:tcPr>
+          <w:p>
+            <w:pPr>
+              <w:pStyle w:val="Style13"/>
+              <w:rPr/>
+            </w:pPr>
+            <w:r>
+              <w:rPr/>
+              <w:t>def TestNachatRabotu():</w:t>
+            </w:r>
+          </w:p>
+          <w:p>
+            <w:pPr>
+              <w:pStyle w:val="Style13"/>
+              <w:rPr/>
+            </w:pPr>
+            <w:r>
+              <w:rPr/>
+              <w:t xml:space="preserve">    </w:t>
+            </w:r>
+            <w:r>
+              <w:rPr/>
+              <w:t>NachatRabotu() # Вызываем проверяемую функцию</w:t>
+            </w:r>
+          </w:p>
+        </w:tc>
+      </w:tr>
+    </w:tbl>
+    <w:p>
+      <w:pPr>
+        <w:pStyle w:val="Heading3"/>
+        <w:numPr>
+          <w:ilvl w:val="2"/>
+          <w:numId w:val="2"/>
+        </w:numPr>
+        <w:ind w:firstLine="709" w:left="0"/>
+        <w:rPr/>
+      </w:pPr>
+      <w:bookmarkStart w:id="32" w:name="__RefHeading___Toc4243_2026028575_Копия9"/>
+      <w:bookmarkEnd w:id="32"/>
+      <w:r>
+        <w:rPr/>
+        <w:t>Содержимое окна ввода/вывод</w:t>
+      </w:r>
+      <w:bookmarkStart w:id="33" w:name="__RefHeading___Toc4243_2026028575_Копияa"/>
+      <w:bookmarkEnd w:id="33"/>
+      <w:r>
+        <w:rPr/>
+        <w:t>а</w:t>
+      </w:r>
+    </w:p>
+    <w:tbl>
+      <w:tblPr>
+        <w:tblW w:w="5000" w:type="pct"/>
+        <w:jc w:val="left"/>
+        <w:tblInd w:w="55" w:type="dxa"/>
+        <w:tblLayout w:type="fixed"/>
+        <w:tblCellMar>
+          <w:top w:w="55" w:type="dxa"/>
+          <w:left w:w="55" w:type="dxa"/>
+          <w:bottom w:w="55" w:type="dxa"/>
+          <w:right w:w="55" w:type="dxa"/>
+        </w:tblCellMar>
+      </w:tblPr>
+      <w:tblGrid>
+        <w:gridCol w:w="9638"/>
+      </w:tblGrid>
+      <w:tr>
+        <w:trPr/>
+        <w:tc>
+          <w:tcPr>
+            <w:tcW w:w="9638" w:type="dxa"/>
+            <w:tcBorders>
+              <w:top w:val="single" w:sz="4" w:space="0" w:color="000000"/>
+              <w:left w:val="single" w:sz="4" w:space="0" w:color="000000"/>
+              <w:bottom w:val="single" w:sz="4" w:space="0" w:color="000000"/>
+              <w:right w:val="single" w:sz="4" w:space="0" w:color="000000"/>
+            </w:tcBorders>
+          </w:tcPr>
+          <w:p>
+            <w:pPr>
+              <w:pStyle w:val="Style13"/>
+              <w:rPr/>
+            </w:pPr>
+            <w:r>
+              <w:rPr/>
+              <w:t>Начало работы</w:t>
+            </w:r>
+          </w:p>
+        </w:tc>
+      </w:tr>
+    </w:tbl>
+    <w:p>
+      <w:pPr>
+        <w:pStyle w:val="BodyText"/>
+        <w:rPr/>
+      </w:pPr>
+      <w:r>
+        <w:rPr/>
+      </w:r>
+      <w:r>
+        <w:br w:type="page"/>
+      </w:r>
+    </w:p>
+    <w:p>
+      <w:pPr>
+        <w:pStyle w:val="Heading2"/>
+        <w:numPr>
+          <w:ilvl w:val="1"/>
+          <w:numId w:val="2"/>
+        </w:numPr>
+        <w:ind w:firstLine="709" w:left="0"/>
+        <w:rPr/>
+      </w:pPr>
+      <w:bookmarkStart w:id="34" w:name="__RefHeading___Toc4237_2026028575_Копия5"/>
+      <w:bookmarkEnd w:id="34"/>
+      <w:r>
+        <w:rPr/>
+        <w:t>7</w:t>
+      </w:r>
+      <w:r>
+        <w:rPr/>
+        <w:t xml:space="preserve">. </w:t>
+      </w:r>
+      <w:r>
+        <w:rPr/>
+        <w:t>Вершина стека</w:t>
+      </w:r>
+    </w:p>
+    <w:p>
+      <w:pPr>
+        <w:pStyle w:val="Heading3"/>
+        <w:numPr>
+          <w:ilvl w:val="2"/>
+          <w:numId w:val="2"/>
+        </w:numPr>
+        <w:ind w:firstLine="709" w:left="0"/>
+        <w:rPr/>
+      </w:pPr>
+      <w:bookmarkStart w:id="35" w:name="__RefHeading___Toc4239_2026028575_Копия5"/>
+      <w:bookmarkEnd w:id="35"/>
+      <w:r>
+        <w:rPr/>
+        <w:t>Текст реализации предписания</w:t>
+      </w:r>
+    </w:p>
+    <w:tbl>
+      <w:tblPr>
+        <w:tblW w:w="5000" w:type="pct"/>
+        <w:jc w:val="left"/>
+        <w:tblInd w:w="55" w:type="dxa"/>
+        <w:tblLayout w:type="fixed"/>
+        <w:tblCellMar>
+          <w:top w:w="55" w:type="dxa"/>
+          <w:left w:w="55" w:type="dxa"/>
+          <w:bottom w:w="55" w:type="dxa"/>
+          <w:right w:w="55" w:type="dxa"/>
+        </w:tblCellMar>
+      </w:tblPr>
+      <w:tblGrid>
+        <w:gridCol w:w="9638"/>
+      </w:tblGrid>
+      <w:tr>
+        <w:trPr/>
+        <w:tc>
+          <w:tcPr>
+            <w:tcW w:w="9638" w:type="dxa"/>
+            <w:tcBorders>
+              <w:top w:val="single" w:sz="4" w:space="0" w:color="000000"/>
+              <w:left w:val="single" w:sz="4" w:space="0" w:color="000000"/>
+              <w:bottom w:val="single" w:sz="4" w:space="0" w:color="000000"/>
+              <w:right w:val="single" w:sz="4" w:space="0" w:color="000000"/>
+            </w:tcBorders>
+          </w:tcPr>
+          <w:p>
+            <w:pPr>
+              <w:pStyle w:val="Style13"/>
+              <w:rPr/>
+            </w:pPr>
+            <w:r>
+              <w:rPr/>
+              <w:t>def NachatRabotu():</w:t>
+            </w:r>
+          </w:p>
+          <w:p>
+            <w:pPr>
+              <w:pStyle w:val="Style13"/>
+              <w:rPr/>
+            </w:pPr>
+            <w:r>
+              <w:rPr/>
+              <w:t xml:space="preserve">    </w:t>
+            </w:r>
+            <w:r>
+              <w:rPr/>
+              <w:t>print("Начало работы")</w:t>
+            </w:r>
+          </w:p>
+        </w:tc>
+      </w:tr>
+    </w:tbl>
+    <w:p>
+      <w:pPr>
+        <w:pStyle w:val="BodyText"/>
+        <w:rPr/>
+      </w:pPr>
+      <w:r>
+        <w:rPr/>
+        <w:t xml:space="preserve">Предусловие: </w:t>
+      </w:r>
+      <w:r>
+        <w:rPr/>
+        <w:t>обозначение начала работы.</w:t>
+      </w:r>
+    </w:p>
+    <w:p>
+      <w:pPr>
+        <w:pStyle w:val="BodyText"/>
+        <w:rPr/>
+      </w:pPr>
+      <w:r>
+        <w:rPr/>
+        <w:t xml:space="preserve">Постусловие: </w:t>
+      </w:r>
+      <w:r>
+        <w:rPr/>
+        <w:t>дает понятную точку начала работы. Содержимое окна ввода/вывода должно пополниться фразой «Начало работы».</w:t>
+      </w:r>
+    </w:p>
+    <w:p>
+      <w:pPr>
+        <w:pStyle w:val="Heading3"/>
+        <w:numPr>
+          <w:ilvl w:val="2"/>
+          <w:numId w:val="2"/>
+        </w:numPr>
+        <w:ind w:firstLine="709" w:left="0"/>
+        <w:rPr/>
+      </w:pPr>
+      <w:bookmarkStart w:id="36" w:name="__RefHeading___Toc4241_2026028575_Копия5"/>
+      <w:bookmarkEnd w:id="36"/>
+      <w:r>
+        <w:rPr/>
+        <w:t>Текст проверочной программы</w:t>
+      </w:r>
+    </w:p>
+    <w:tbl>
+      <w:tblPr>
+        <w:tblW w:w="5000" w:type="pct"/>
+        <w:jc w:val="left"/>
+        <w:tblInd w:w="55" w:type="dxa"/>
+        <w:tblLayout w:type="fixed"/>
+        <w:tblCellMar>
+          <w:top w:w="55" w:type="dxa"/>
+          <w:left w:w="55" w:type="dxa"/>
+          <w:bottom w:w="55" w:type="dxa"/>
+          <w:right w:w="55" w:type="dxa"/>
+        </w:tblCellMar>
+      </w:tblPr>
+      <w:tblGrid>
+        <w:gridCol w:w="9638"/>
+      </w:tblGrid>
+      <w:tr>
+        <w:trPr/>
+        <w:tc>
+          <w:tcPr>
+            <w:tcW w:w="9638" w:type="dxa"/>
+            <w:tcBorders>
+              <w:top w:val="single" w:sz="4" w:space="0" w:color="000000"/>
+              <w:left w:val="single" w:sz="4" w:space="0" w:color="000000"/>
+              <w:bottom w:val="single" w:sz="4" w:space="0" w:color="000000"/>
+              <w:right w:val="single" w:sz="4" w:space="0" w:color="000000"/>
+            </w:tcBorders>
+          </w:tcPr>
+          <w:p>
+            <w:pPr>
+              <w:pStyle w:val="Style13"/>
+              <w:rPr/>
+            </w:pPr>
+            <w:r>
+              <w:rPr/>
+              <w:t>def TestNachatRabotu():</w:t>
+            </w:r>
+          </w:p>
+          <w:p>
+            <w:pPr>
+              <w:pStyle w:val="Style13"/>
+              <w:rPr/>
+            </w:pPr>
+            <w:r>
+              <w:rPr/>
+              <w:t xml:space="preserve">    </w:t>
+            </w:r>
+            <w:r>
+              <w:rPr/>
+              <w:t>NachatRabotu() # Вызываем проверяемую функцию</w:t>
+            </w:r>
+          </w:p>
+        </w:tc>
+      </w:tr>
+    </w:tbl>
+    <w:p>
+      <w:pPr>
+        <w:pStyle w:val="Heading3"/>
+        <w:numPr>
+          <w:ilvl w:val="2"/>
+          <w:numId w:val="2"/>
+        </w:numPr>
+        <w:ind w:firstLine="709" w:left="0"/>
+        <w:rPr/>
+      </w:pPr>
+      <w:bookmarkStart w:id="37" w:name="__RefHeading___Toc4243_2026028575_Копияb"/>
+      <w:bookmarkEnd w:id="37"/>
+      <w:r>
+        <w:rPr/>
+        <w:t>Содержимое окна ввода/вывод</w:t>
+      </w:r>
+      <w:bookmarkStart w:id="38" w:name="__RefHeading___Toc4243_2026028575_Копияc"/>
+      <w:bookmarkEnd w:id="38"/>
+      <w:r>
+        <w:rPr/>
+        <w:t>а</w:t>
+      </w:r>
+    </w:p>
+    <w:tbl>
+      <w:tblPr>
+        <w:tblW w:w="5000" w:type="pct"/>
+        <w:jc w:val="left"/>
+        <w:tblInd w:w="55" w:type="dxa"/>
+        <w:tblLayout w:type="fixed"/>
+        <w:tblCellMar>
+          <w:top w:w="55" w:type="dxa"/>
+          <w:left w:w="55" w:type="dxa"/>
+          <w:bottom w:w="55" w:type="dxa"/>
+          <w:right w:w="55" w:type="dxa"/>
+        </w:tblCellMar>
+      </w:tblPr>
+      <w:tblGrid>
+        <w:gridCol w:w="9638"/>
+      </w:tblGrid>
+      <w:tr>
+        <w:trPr/>
+        <w:tc>
+          <w:tcPr>
+            <w:tcW w:w="9638" w:type="dxa"/>
+            <w:tcBorders>
+              <w:top w:val="single" w:sz="4" w:space="0" w:color="000000"/>
+              <w:left w:val="single" w:sz="4" w:space="0" w:color="000000"/>
+              <w:bottom w:val="single" w:sz="4" w:space="0" w:color="000000"/>
+              <w:right w:val="single" w:sz="4" w:space="0" w:color="000000"/>
+            </w:tcBorders>
+          </w:tcPr>
+          <w:p>
+            <w:pPr>
+              <w:pStyle w:val="Style13"/>
+              <w:rPr/>
+            </w:pPr>
+            <w:r>
+              <w:rPr/>
+              <w:t>Начало работы</w:t>
+            </w:r>
+          </w:p>
+        </w:tc>
+      </w:tr>
+    </w:tbl>
+    <w:p>
+      <w:pPr>
+        <w:pStyle w:val="BodyText"/>
+        <w:rPr/>
+      </w:pPr>
+      <w:r>
+        <w:rPr/>
+      </w:r>
+      <w:r>
+        <w:br w:type="page"/>
+      </w:r>
+    </w:p>
+    <w:p>
+      <w:pPr>
+        <w:pStyle w:val="Heading2"/>
+        <w:numPr>
+          <w:ilvl w:val="1"/>
+          <w:numId w:val="2"/>
+        </w:numPr>
+        <w:ind w:firstLine="709" w:left="0"/>
+        <w:rPr/>
+      </w:pPr>
+      <w:bookmarkStart w:id="39" w:name="__RefHeading___Toc4237_2026028575_Копия6"/>
+      <w:bookmarkEnd w:id="39"/>
+      <w:r>
+        <w:rPr/>
+        <w:t>8</w:t>
+      </w:r>
+      <w:r>
+        <w:rPr/>
+        <w:t xml:space="preserve">. </w:t>
+      </w:r>
+      <w:r>
+        <w:rPr/>
+        <w:t>Удалить вершину стека</w:t>
+      </w:r>
+    </w:p>
+    <w:p>
+      <w:pPr>
+        <w:pStyle w:val="Heading3"/>
+        <w:numPr>
+          <w:ilvl w:val="2"/>
+          <w:numId w:val="2"/>
+        </w:numPr>
+        <w:ind w:firstLine="709" w:left="0"/>
+        <w:rPr/>
+      </w:pPr>
+      <w:bookmarkStart w:id="40" w:name="__RefHeading___Toc4239_2026028575_Копия6"/>
+      <w:bookmarkEnd w:id="40"/>
+      <w:r>
+        <w:rPr/>
+        <w:t>Текст реализации предписания</w:t>
+      </w:r>
+    </w:p>
+    <w:tbl>
+      <w:tblPr>
+        <w:tblW w:w="5000" w:type="pct"/>
+        <w:jc w:val="left"/>
+        <w:tblInd w:w="55" w:type="dxa"/>
+        <w:tblLayout w:type="fixed"/>
+        <w:tblCellMar>
+          <w:top w:w="55" w:type="dxa"/>
+          <w:left w:w="55" w:type="dxa"/>
+          <w:bottom w:w="55" w:type="dxa"/>
+          <w:right w:w="55" w:type="dxa"/>
+        </w:tblCellMar>
+      </w:tblPr>
+      <w:tblGrid>
+        <w:gridCol w:w="9638"/>
+      </w:tblGrid>
+      <w:tr>
+        <w:trPr/>
+        <w:tc>
+          <w:tcPr>
+            <w:tcW w:w="9638" w:type="dxa"/>
+            <w:tcBorders>
+              <w:top w:val="single" w:sz="4" w:space="0" w:color="000000"/>
+              <w:left w:val="single" w:sz="4" w:space="0" w:color="000000"/>
+              <w:bottom w:val="single" w:sz="4" w:space="0" w:color="000000"/>
+              <w:right w:val="single" w:sz="4" w:space="0" w:color="000000"/>
+            </w:tcBorders>
+          </w:tcPr>
+          <w:p>
+            <w:pPr>
+              <w:pStyle w:val="Style13"/>
+              <w:rPr/>
+            </w:pPr>
+            <w:r>
+              <w:rPr/>
+              <w:t>def NachatRabotu():</w:t>
+            </w:r>
+          </w:p>
+          <w:p>
+            <w:pPr>
+              <w:pStyle w:val="Style13"/>
+              <w:rPr/>
+            </w:pPr>
+            <w:r>
+              <w:rPr/>
+              <w:t xml:space="preserve">    </w:t>
+            </w:r>
+            <w:r>
+              <w:rPr/>
+              <w:t>print("Начало работы")</w:t>
+            </w:r>
+          </w:p>
+        </w:tc>
+      </w:tr>
+    </w:tbl>
+    <w:p>
+      <w:pPr>
+        <w:pStyle w:val="BodyText"/>
+        <w:rPr/>
+      </w:pPr>
+      <w:r>
+        <w:rPr/>
+        <w:t xml:space="preserve">Предусловие: </w:t>
+      </w:r>
+      <w:r>
+        <w:rPr/>
+        <w:t>обозначение начала работы.</w:t>
+      </w:r>
+    </w:p>
+    <w:p>
+      <w:pPr>
+        <w:pStyle w:val="BodyText"/>
+        <w:rPr/>
+      </w:pPr>
+      <w:r>
+        <w:rPr/>
+        <w:t xml:space="preserve">Постусловие: </w:t>
+      </w:r>
+      <w:r>
+        <w:rPr/>
+        <w:t>дает понятную точку начала работы. Содержимое окна ввода/вывода должно пополниться фразой «Начало работы».</w:t>
+      </w:r>
+    </w:p>
+    <w:p>
+      <w:pPr>
+        <w:pStyle w:val="Heading3"/>
+        <w:numPr>
+          <w:ilvl w:val="2"/>
+          <w:numId w:val="2"/>
+        </w:numPr>
+        <w:ind w:firstLine="709" w:left="0"/>
+        <w:rPr/>
+      </w:pPr>
+      <w:bookmarkStart w:id="41" w:name="__RefHeading___Toc4241_2026028575_Копия6"/>
+      <w:bookmarkEnd w:id="41"/>
+      <w:r>
+        <w:rPr/>
+        <w:t>Текст проверочной программы</w:t>
+      </w:r>
+    </w:p>
+    <w:tbl>
+      <w:tblPr>
+        <w:tblW w:w="5000" w:type="pct"/>
+        <w:jc w:val="left"/>
+        <w:tblInd w:w="55" w:type="dxa"/>
+        <w:tblLayout w:type="fixed"/>
+        <w:tblCellMar>
+          <w:top w:w="55" w:type="dxa"/>
+          <w:left w:w="55" w:type="dxa"/>
+          <w:bottom w:w="55" w:type="dxa"/>
+          <w:right w:w="55" w:type="dxa"/>
+        </w:tblCellMar>
+      </w:tblPr>
+      <w:tblGrid>
+        <w:gridCol w:w="9638"/>
+      </w:tblGrid>
+      <w:tr>
+        <w:trPr/>
+        <w:tc>
+          <w:tcPr>
+            <w:tcW w:w="9638" w:type="dxa"/>
+            <w:tcBorders>
+              <w:top w:val="single" w:sz="4" w:space="0" w:color="000000"/>
+              <w:left w:val="single" w:sz="4" w:space="0" w:color="000000"/>
+              <w:bottom w:val="single" w:sz="4" w:space="0" w:color="000000"/>
+              <w:right w:val="single" w:sz="4" w:space="0" w:color="000000"/>
+            </w:tcBorders>
+          </w:tcPr>
+          <w:p>
+            <w:pPr>
+              <w:pStyle w:val="Style13"/>
+              <w:rPr/>
+            </w:pPr>
+            <w:r>
+              <w:rPr/>
+              <w:t>def TestNachatRabotu():</w:t>
+            </w:r>
+          </w:p>
+          <w:p>
+            <w:pPr>
+              <w:pStyle w:val="Style13"/>
+              <w:rPr/>
+            </w:pPr>
+            <w:r>
+              <w:rPr/>
+              <w:t xml:space="preserve">    </w:t>
+            </w:r>
+            <w:r>
+              <w:rPr/>
+              <w:t>NachatRabotu() # Вызываем проверяемую функцию</w:t>
+            </w:r>
+          </w:p>
+        </w:tc>
+      </w:tr>
+    </w:tbl>
+    <w:p>
+      <w:pPr>
+        <w:pStyle w:val="Heading3"/>
+        <w:numPr>
+          <w:ilvl w:val="2"/>
+          <w:numId w:val="2"/>
+        </w:numPr>
+        <w:ind w:firstLine="709" w:left="0"/>
+        <w:rPr/>
+      </w:pPr>
+      <w:bookmarkStart w:id="42" w:name="__RefHeading___Toc4243_2026028575_Копияd"/>
+      <w:bookmarkEnd w:id="42"/>
+      <w:r>
+        <w:rPr/>
+        <w:t>Содержимое окна ввода/вывод</w:t>
+      </w:r>
+      <w:bookmarkStart w:id="43" w:name="__RefHeading___Toc4243_2026028575_Копияe"/>
+      <w:bookmarkEnd w:id="43"/>
+      <w:r>
+        <w:rPr/>
+        <w:t>а</w:t>
+      </w:r>
+    </w:p>
+    <w:tbl>
+      <w:tblPr>
+        <w:tblW w:w="5000" w:type="pct"/>
+        <w:jc w:val="left"/>
+        <w:tblInd w:w="55" w:type="dxa"/>
+        <w:tblLayout w:type="fixed"/>
+        <w:tblCellMar>
+          <w:top w:w="55" w:type="dxa"/>
+          <w:left w:w="55" w:type="dxa"/>
+          <w:bottom w:w="55" w:type="dxa"/>
+          <w:right w:w="55" w:type="dxa"/>
+        </w:tblCellMar>
+      </w:tblPr>
+      <w:tblGrid>
+        <w:gridCol w:w="9638"/>
+      </w:tblGrid>
+      <w:tr>
+        <w:trPr/>
+        <w:tc>
+          <w:tcPr>
+            <w:tcW w:w="9638" w:type="dxa"/>
+            <w:tcBorders>
+              <w:top w:val="single" w:sz="4" w:space="0" w:color="000000"/>
+              <w:left w:val="single" w:sz="4" w:space="0" w:color="000000"/>
+              <w:bottom w:val="single" w:sz="4" w:space="0" w:color="000000"/>
+              <w:right w:val="single" w:sz="4" w:space="0" w:color="000000"/>
+            </w:tcBorders>
+          </w:tcPr>
+          <w:p>
+            <w:pPr>
+              <w:pStyle w:val="Style13"/>
+              <w:rPr/>
+            </w:pPr>
+            <w:r>
+              <w:rPr/>
+              <w:t>Начало работы</w:t>
+            </w:r>
+          </w:p>
+        </w:tc>
+      </w:tr>
+    </w:tbl>
+    <w:p>
+      <w:pPr>
+        <w:pStyle w:val="BodyText"/>
+        <w:rPr/>
+      </w:pPr>
+      <w:r>
+        <w:rPr/>
+      </w:r>
+      <w:r>
+        <w:br w:type="page"/>
+      </w:r>
+    </w:p>
+    <w:p>
+      <w:pPr>
+        <w:pStyle w:val="Heading2"/>
+        <w:numPr>
+          <w:ilvl w:val="1"/>
+          <w:numId w:val="2"/>
+        </w:numPr>
+        <w:ind w:firstLine="709" w:left="0"/>
+        <w:rPr/>
+      </w:pPr>
+      <w:bookmarkStart w:id="44" w:name="__RefHeading___Toc4237_2026028575_Копия7"/>
+      <w:bookmarkEnd w:id="44"/>
+      <w:r>
+        <w:rPr/>
+        <w:t>9</w:t>
+      </w:r>
+      <w:r>
+        <w:rPr/>
+        <w:t xml:space="preserve">. </w:t>
+      </w:r>
+      <w:r>
+        <w:rPr/>
+        <w:t>Закончить работу</w:t>
+      </w:r>
+    </w:p>
+    <w:p>
+      <w:pPr>
+        <w:pStyle w:val="Heading3"/>
+        <w:numPr>
+          <w:ilvl w:val="2"/>
+          <w:numId w:val="2"/>
+        </w:numPr>
+        <w:ind w:firstLine="709" w:left="0"/>
+        <w:rPr/>
+      </w:pPr>
+      <w:bookmarkStart w:id="45" w:name="__RefHeading___Toc4239_2026028575_Копия7"/>
+      <w:bookmarkEnd w:id="45"/>
+      <w:r>
+        <w:rPr/>
+        <w:t>Текст реализации предписания</w:t>
+      </w:r>
+    </w:p>
+    <w:tbl>
+      <w:tblPr>
+        <w:tblW w:w="5000" w:type="pct"/>
+        <w:jc w:val="left"/>
+        <w:tblInd w:w="55" w:type="dxa"/>
+        <w:tblLayout w:type="fixed"/>
+        <w:tblCellMar>
+          <w:top w:w="55" w:type="dxa"/>
+          <w:left w:w="55" w:type="dxa"/>
+          <w:bottom w:w="55" w:type="dxa"/>
+          <w:right w:w="55" w:type="dxa"/>
+        </w:tblCellMar>
+      </w:tblPr>
+      <w:tblGrid>
+        <w:gridCol w:w="9638"/>
+      </w:tblGrid>
+      <w:tr>
+        <w:trPr/>
+        <w:tc>
+          <w:tcPr>
+            <w:tcW w:w="9638" w:type="dxa"/>
+            <w:tcBorders>
+              <w:top w:val="single" w:sz="4" w:space="0" w:color="000000"/>
+              <w:left w:val="single" w:sz="4" w:space="0" w:color="000000"/>
+              <w:bottom w:val="single" w:sz="4" w:space="0" w:color="000000"/>
+              <w:right w:val="single" w:sz="4" w:space="0" w:color="000000"/>
+            </w:tcBorders>
+          </w:tcPr>
+          <w:p>
+            <w:pPr>
+              <w:pStyle w:val="Style13"/>
+              <w:rPr/>
+            </w:pPr>
+            <w:r>
+              <w:rPr/>
+              <w:t>def NachatRabotu():</w:t>
+            </w:r>
+          </w:p>
+          <w:p>
+            <w:pPr>
+              <w:pStyle w:val="Style13"/>
+              <w:rPr/>
+            </w:pPr>
+            <w:r>
+              <w:rPr/>
+              <w:t xml:space="preserve">    </w:t>
+            </w:r>
+            <w:r>
+              <w:rPr/>
+              <w:t>print("Начало работы")</w:t>
+            </w:r>
+          </w:p>
+        </w:tc>
+      </w:tr>
+    </w:tbl>
+    <w:p>
+      <w:pPr>
+        <w:pStyle w:val="BodyText"/>
+        <w:rPr/>
+      </w:pPr>
+      <w:r>
+        <w:rPr/>
+        <w:t xml:space="preserve">Предусловие: </w:t>
+      </w:r>
+      <w:r>
+        <w:rPr/>
+        <w:t>обозначение начала работы.</w:t>
+      </w:r>
+    </w:p>
+    <w:p>
+      <w:pPr>
+        <w:pStyle w:val="BodyText"/>
+        <w:rPr/>
+      </w:pPr>
+      <w:r>
+        <w:rPr/>
+        <w:t xml:space="preserve">Постусловие: </w:t>
+      </w:r>
+      <w:r>
+        <w:rPr/>
+        <w:t>дает понятную точку начала работы. Содержимое окна ввода/вывода должно пополниться фразой «Начало работы».</w:t>
+      </w:r>
+    </w:p>
+    <w:p>
+      <w:pPr>
+        <w:pStyle w:val="Heading3"/>
+        <w:numPr>
+          <w:ilvl w:val="2"/>
+          <w:numId w:val="2"/>
+        </w:numPr>
+        <w:ind w:firstLine="709" w:left="0"/>
+        <w:rPr/>
+      </w:pPr>
+      <w:bookmarkStart w:id="46" w:name="__RefHeading___Toc4241_2026028575_Копия7"/>
+      <w:bookmarkEnd w:id="46"/>
+      <w:r>
+        <w:rPr/>
+        <w:t>Текст проверочной программы</w:t>
+      </w:r>
+    </w:p>
+    <w:tbl>
+      <w:tblPr>
+        <w:tblW w:w="5000" w:type="pct"/>
+        <w:jc w:val="left"/>
+        <w:tblInd w:w="55" w:type="dxa"/>
+        <w:tblLayout w:type="fixed"/>
+        <w:tblCellMar>
+          <w:top w:w="55" w:type="dxa"/>
+          <w:left w:w="55" w:type="dxa"/>
+          <w:bottom w:w="55" w:type="dxa"/>
+          <w:right w:w="55" w:type="dxa"/>
+        </w:tblCellMar>
+      </w:tblPr>
+      <w:tblGrid>
+        <w:gridCol w:w="9638"/>
+      </w:tblGrid>
+      <w:tr>
+        <w:trPr/>
+        <w:tc>
+          <w:tcPr>
+            <w:tcW w:w="9638" w:type="dxa"/>
+            <w:tcBorders>
+              <w:top w:val="single" w:sz="4" w:space="0" w:color="000000"/>
+              <w:left w:val="single" w:sz="4" w:space="0" w:color="000000"/>
+              <w:bottom w:val="single" w:sz="4" w:space="0" w:color="000000"/>
+              <w:right w:val="single" w:sz="4" w:space="0" w:color="000000"/>
+            </w:tcBorders>
+          </w:tcPr>
+          <w:p>
+            <w:pPr>
+              <w:pStyle w:val="Style13"/>
+              <w:rPr/>
+            </w:pPr>
+            <w:r>
+              <w:rPr/>
+              <w:t>def TestNachatRabotu():</w:t>
+            </w:r>
+          </w:p>
+          <w:p>
+            <w:pPr>
+              <w:pStyle w:val="Style13"/>
+              <w:rPr/>
+            </w:pPr>
+            <w:r>
+              <w:rPr/>
+              <w:t xml:space="preserve">    </w:t>
+            </w:r>
+            <w:r>
+              <w:rPr/>
+              <w:t>NachatRabotu() # Вызываем проверяемую функцию</w:t>
+            </w:r>
+          </w:p>
+        </w:tc>
+      </w:tr>
+    </w:tbl>
+    <w:p>
+      <w:pPr>
+        <w:pStyle w:val="Heading3"/>
+        <w:numPr>
+          <w:ilvl w:val="2"/>
+          <w:numId w:val="2"/>
+        </w:numPr>
+        <w:ind w:firstLine="709" w:left="0"/>
+        <w:rPr/>
+      </w:pPr>
+      <w:bookmarkStart w:id="47" w:name="__RefHeading___Toc4243_2026028575_Копияf"/>
+      <w:bookmarkEnd w:id="47"/>
+      <w:r>
+        <w:rPr/>
+        <w:t>Содержимое окна ввода/вывод</w:t>
+      </w:r>
+      <w:bookmarkStart w:id="48" w:name="__RefHeading___Toc4243_2026028575_Копияg"/>
+      <w:bookmarkEnd w:id="48"/>
       <w:r>
         <w:rPr/>
         <w:t>а</w:t>

--- a/stack/Отчет.docx
+++ b/stack/Отчет.docx
@@ -1819,7 +1819,7 @@
             </w:pPr>
             <w:r>
               <w:rPr/>
-              <w:t>def NachatRabotu():</w:t>
+              <w:t>def StackPust(S: list) -&gt; bool:</w:t>
             </w:r>
           </w:p>
           <w:p>
@@ -1833,7 +1833,7 @@
             </w:r>
             <w:r>
               <w:rPr/>
-              <w:t>print("Начало работы")</w:t>
+              <w:t>return S[0] == 0</w:t>
             </w:r>
           </w:p>
         </w:tc>
@@ -1850,7 +1850,7 @@
       </w:r>
       <w:r>
         <w:rPr/>
-        <w:t>обозначение начала работы.</w:t>
+        <w:t>S = S[1], S[2], …, S[N] — ряд произвольных целочисленных значений.</w:t>
       </w:r>
     </w:p>
     <w:p>
@@ -1860,11 +1860,11 @@
       </w:pPr>
       <w:r>
         <w:rPr/>
-        <w:t xml:space="preserve">Постусловие: </w:t>
-      </w:r>
-      <w:r>
-        <w:rPr/>
-        <w:t>дает понятную точку начала работы. Содержимое окна ввода/вывода должно пополниться фразой «Начало работы».</w:t>
+        <w:t xml:space="preserve">Постусловие: длина стека должна остаться прежней. </w:t>
+      </w:r>
+      <w:r>
+        <w:rPr/>
+        <w:t>Значение служебного элемента должно остаться прежним.</w:t>
       </w:r>
     </w:p>
     <w:p>
@@ -1919,7 +1919,7 @@
             </w:pPr>
             <w:r>
               <w:rPr/>
-              <w:t>def TestNachatRabotu():</w:t>
+              <w:t>def TestStackPust():</w:t>
             </w:r>
           </w:p>
           <w:p>
@@ -1933,7 +1933,174 @@
             </w:r>
             <w:r>
               <w:rPr/>
-              <w:t>NachatRabotu() # Вызываем проверяемую функцию</w:t>
+              <w:t>N = 10</w:t>
+            </w:r>
+          </w:p>
+          <w:p>
+            <w:pPr>
+              <w:pStyle w:val="Style13"/>
+              <w:rPr/>
+            </w:pPr>
+            <w:r>
+              <w:rPr/>
+              <w:t xml:space="preserve">    </w:t>
+            </w:r>
+            <w:r>
+              <w:rPr/>
+              <w:t>S = [" "] * (N+1) # Создаем ряд длиной N+1 для возможности индексации от 1 до N</w:t>
+            </w:r>
+          </w:p>
+          <w:p>
+            <w:pPr>
+              <w:pStyle w:val="Style13"/>
+              <w:rPr/>
+            </w:pPr>
+            <w:r>
+              <w:rPr/>
+              <w:t xml:space="preserve">    </w:t>
+            </w:r>
+            <w:r>
+              <w:rPr/>
+              <w:t>S[0] = 0</w:t>
+            </w:r>
+          </w:p>
+          <w:p>
+            <w:pPr>
+              <w:pStyle w:val="Style13"/>
+              <w:rPr/>
+            </w:pPr>
+            <w:r>
+              <w:rPr/>
+            </w:r>
+          </w:p>
+          <w:p>
+            <w:pPr>
+              <w:pStyle w:val="Style13"/>
+              <w:rPr/>
+            </w:pPr>
+            <w:r>
+              <w:rPr/>
+              <w:t xml:space="preserve">    </w:t>
+            </w:r>
+            <w:r>
+              <w:rPr/>
+              <w:t>print(f"Изначальная длина стека: {len(S)}")</w:t>
+            </w:r>
+          </w:p>
+          <w:p>
+            <w:pPr>
+              <w:pStyle w:val="Style13"/>
+              <w:rPr/>
+            </w:pPr>
+            <w:r>
+              <w:rPr/>
+              <w:t xml:space="preserve">    </w:t>
+            </w:r>
+            <w:r>
+              <w:rPr/>
+              <w:t>print(f"Изначальное значение служебного элемента: {S[0]}")</w:t>
+            </w:r>
+          </w:p>
+          <w:p>
+            <w:pPr>
+              <w:pStyle w:val="Style13"/>
+              <w:rPr/>
+            </w:pPr>
+            <w:r>
+              <w:rPr/>
+              <w:t xml:space="preserve">    </w:t>
+            </w:r>
+            <w:r>
+              <w:rPr/>
+              <w:t>print(f"Ответ функции 'СтекПуст' при пустом стеке: {StackPust(S)}") # Вызываем проверяемую функцию и тут же выводим ответ</w:t>
+            </w:r>
+          </w:p>
+          <w:p>
+            <w:pPr>
+              <w:pStyle w:val="Style13"/>
+              <w:rPr/>
+            </w:pPr>
+            <w:r>
+              <w:rPr/>
+              <w:t xml:space="preserve">    </w:t>
+            </w:r>
+            <w:r>
+              <w:rPr/>
+              <w:t>print(f"Новая длина стека: {len(S)}")</w:t>
+            </w:r>
+          </w:p>
+          <w:p>
+            <w:pPr>
+              <w:pStyle w:val="Style13"/>
+              <w:rPr/>
+            </w:pPr>
+            <w:r>
+              <w:rPr/>
+              <w:t xml:space="preserve">    </w:t>
+            </w:r>
+            <w:r>
+              <w:rPr/>
+              <w:t>print(f"Новое значение служебного элемента: {S[0]}")</w:t>
+            </w:r>
+          </w:p>
+          <w:p>
+            <w:pPr>
+              <w:pStyle w:val="Style13"/>
+              <w:rPr/>
+            </w:pPr>
+            <w:r>
+              <w:rPr/>
+            </w:r>
+          </w:p>
+          <w:p>
+            <w:pPr>
+              <w:pStyle w:val="Style13"/>
+              <w:rPr/>
+            </w:pPr>
+            <w:r>
+              <w:rPr/>
+              <w:t xml:space="preserve">    </w:t>
+            </w:r>
+            <w:r>
+              <w:rPr/>
+              <w:t>S[0] = 1</w:t>
+            </w:r>
+          </w:p>
+          <w:p>
+            <w:pPr>
+              <w:pStyle w:val="Style13"/>
+              <w:rPr/>
+            </w:pPr>
+            <w:r>
+              <w:rPr/>
+              <w:t xml:space="preserve">    </w:t>
+            </w:r>
+            <w:r>
+              <w:rPr/>
+              <w:t>S[1] = 3</w:t>
+            </w:r>
+          </w:p>
+          <w:p>
+            <w:pPr>
+              <w:pStyle w:val="Style13"/>
+              <w:rPr/>
+            </w:pPr>
+            <w:r>
+              <w:rPr/>
+            </w:r>
+          </w:p>
+          <w:p>
+            <w:pPr>
+              <w:pStyle w:val="Style13"/>
+              <w:rPr/>
+            </w:pPr>
+            <w:r>
+              <w:rPr/>
+              <w:t xml:space="preserve">    </w:t>
+            </w:r>
+            <w:r>
+              <w:rPr/>
+              <w:t>print(f"Ответ функции 'СтекПуст' при не пустом стеке: {StackPust(S)}") # Вызываем проверяемую функцию и тут же выводим ответ</w:t>
             </w:r>
           </w:p>
         </w:tc>
@@ -1997,7 +2164,57 @@
             </w:pPr>
             <w:r>
               <w:rPr/>
-              <w:t>Начало работы</w:t>
+              <w:t>Изначальная длина стека: 11</w:t>
+            </w:r>
+          </w:p>
+          <w:p>
+            <w:pPr>
+              <w:pStyle w:val="Style13"/>
+              <w:rPr/>
+            </w:pPr>
+            <w:r>
+              <w:rPr/>
+              <w:t>Изначальное значение служебного элемента: 0</w:t>
+            </w:r>
+          </w:p>
+          <w:p>
+            <w:pPr>
+              <w:pStyle w:val="Style13"/>
+              <w:rPr/>
+            </w:pPr>
+            <w:r>
+              <w:rPr/>
+              <w:t>Ответ функции 'СтекПуст' при пустом стеке: True</w:t>
+            </w:r>
+          </w:p>
+          <w:p>
+            <w:pPr>
+              <w:pStyle w:val="Style13"/>
+              <w:rPr/>
+            </w:pPr>
+            <w:r>
+              <w:rPr/>
+              <w:t>Новая длина стека: 11</w:t>
+            </w:r>
+          </w:p>
+          <w:p>
+            <w:pPr>
+              <w:pStyle w:val="Style13"/>
+              <w:rPr/>
+            </w:pPr>
+            <w:r>
+              <w:rPr/>
+              <w:t>Новое значение служебного элемента: 0</w:t>
+            </w:r>
+          </w:p>
+          <w:p>
+            <w:pPr>
+              <w:pStyle w:val="Style13"/>
+              <w:rPr/>
+            </w:pPr>
+            <w:r>
+              <w:rPr/>
+              <w:t>Ответ функции 'СтекПуст' при не пустом стеке: False</w:t>
             </w:r>
           </w:p>
         </w:tc>

--- a/stack/Отчет.docx
+++ b/stack/Отчет.docx
@@ -2305,7 +2305,7 @@
             </w:pPr>
             <w:r>
               <w:rPr/>
-              <w:t>def NachatRabotu():</w:t>
+              <w:t>def StackNePust(S: list) -&gt; bool:</w:t>
             </w:r>
           </w:p>
           <w:p>
@@ -2319,7 +2319,7 @@
             </w:r>
             <w:r>
               <w:rPr/>
-              <w:t>print("Начало работы")</w:t>
+              <w:t>return S[0] != 0</w:t>
             </w:r>
           </w:p>
         </w:tc>
@@ -2405,7 +2405,7 @@
             </w:pPr>
             <w:r>
               <w:rPr/>
-              <w:t>def TestNachatRabotu():</w:t>
+              <w:t>def TestStackNePust():</w:t>
             </w:r>
           </w:p>
           <w:p>
@@ -2419,7 +2419,174 @@
             </w:r>
             <w:r>
               <w:rPr/>
-              <w:t>NachatRabotu() # Вызываем проверяемую функцию</w:t>
+              <w:t>N = 10</w:t>
+            </w:r>
+          </w:p>
+          <w:p>
+            <w:pPr>
+              <w:pStyle w:val="Style13"/>
+              <w:rPr/>
+            </w:pPr>
+            <w:r>
+              <w:rPr/>
+              <w:t xml:space="preserve">    </w:t>
+            </w:r>
+            <w:r>
+              <w:rPr/>
+              <w:t>S = [" "] * (N+1) # Создаем ряд длиной N+1 для возможности индексации от 1 до N</w:t>
+            </w:r>
+          </w:p>
+          <w:p>
+            <w:pPr>
+              <w:pStyle w:val="Style13"/>
+              <w:rPr/>
+            </w:pPr>
+            <w:r>
+              <w:rPr/>
+              <w:t xml:space="preserve">    </w:t>
+            </w:r>
+            <w:r>
+              <w:rPr/>
+              <w:t>S[0] = 0</w:t>
+            </w:r>
+          </w:p>
+          <w:p>
+            <w:pPr>
+              <w:pStyle w:val="Style13"/>
+              <w:rPr/>
+            </w:pPr>
+            <w:r>
+              <w:rPr/>
+            </w:r>
+          </w:p>
+          <w:p>
+            <w:pPr>
+              <w:pStyle w:val="Style13"/>
+              <w:rPr/>
+            </w:pPr>
+            <w:r>
+              <w:rPr/>
+              <w:t xml:space="preserve">    </w:t>
+            </w:r>
+            <w:r>
+              <w:rPr/>
+              <w:t>print(f"Изначальная длина стека: {len(S)}")</w:t>
+            </w:r>
+          </w:p>
+          <w:p>
+            <w:pPr>
+              <w:pStyle w:val="Style13"/>
+              <w:rPr/>
+            </w:pPr>
+            <w:r>
+              <w:rPr/>
+              <w:t xml:space="preserve">    </w:t>
+            </w:r>
+            <w:r>
+              <w:rPr/>
+              <w:t>print(f"Изначальное значение служебного элемента: {S[0]}")</w:t>
+            </w:r>
+          </w:p>
+          <w:p>
+            <w:pPr>
+              <w:pStyle w:val="Style13"/>
+              <w:rPr/>
+            </w:pPr>
+            <w:r>
+              <w:rPr/>
+              <w:t xml:space="preserve">    </w:t>
+            </w:r>
+            <w:r>
+              <w:rPr/>
+              <w:t>print(f"Ответ функции 'СтекНеПуст' при пустом стеке: {StackNePust(S)}") # Вызываем проверяемую функцию и тут же выводим ответ</w:t>
+            </w:r>
+          </w:p>
+          <w:p>
+            <w:pPr>
+              <w:pStyle w:val="Style13"/>
+              <w:rPr/>
+            </w:pPr>
+            <w:r>
+              <w:rPr/>
+              <w:t xml:space="preserve">    </w:t>
+            </w:r>
+            <w:r>
+              <w:rPr/>
+              <w:t>print(f"Новая длина стека: {len(S)}")</w:t>
+            </w:r>
+          </w:p>
+          <w:p>
+            <w:pPr>
+              <w:pStyle w:val="Style13"/>
+              <w:rPr/>
+            </w:pPr>
+            <w:r>
+              <w:rPr/>
+              <w:t xml:space="preserve">    </w:t>
+            </w:r>
+            <w:r>
+              <w:rPr/>
+              <w:t>print(f"Новое значение служебного элемента: {S[0]}")</w:t>
+            </w:r>
+          </w:p>
+          <w:p>
+            <w:pPr>
+              <w:pStyle w:val="Style13"/>
+              <w:rPr/>
+            </w:pPr>
+            <w:r>
+              <w:rPr/>
+            </w:r>
+          </w:p>
+          <w:p>
+            <w:pPr>
+              <w:pStyle w:val="Style13"/>
+              <w:rPr/>
+            </w:pPr>
+            <w:r>
+              <w:rPr/>
+              <w:t xml:space="preserve">    </w:t>
+            </w:r>
+            <w:r>
+              <w:rPr/>
+              <w:t>S[0] = 1</w:t>
+            </w:r>
+          </w:p>
+          <w:p>
+            <w:pPr>
+              <w:pStyle w:val="Style13"/>
+              <w:rPr/>
+            </w:pPr>
+            <w:r>
+              <w:rPr/>
+              <w:t xml:space="preserve">    </w:t>
+            </w:r>
+            <w:r>
+              <w:rPr/>
+              <w:t>S[1] = 3</w:t>
+            </w:r>
+          </w:p>
+          <w:p>
+            <w:pPr>
+              <w:pStyle w:val="Style13"/>
+              <w:rPr/>
+            </w:pPr>
+            <w:r>
+              <w:rPr/>
+            </w:r>
+          </w:p>
+          <w:p>
+            <w:pPr>
+              <w:pStyle w:val="Style13"/>
+              <w:rPr/>
+            </w:pPr>
+            <w:r>
+              <w:rPr/>
+              <w:t xml:space="preserve">    </w:t>
+            </w:r>
+            <w:r>
+              <w:rPr/>
+              <w:t>print(f"Ответ функции 'СтекНеПуст' при не пустом стеке: {StackNePust(S)}") # Вызываем проверяемую функцию и тут же выводим ответ</w:t>
             </w:r>
           </w:p>
         </w:tc>
@@ -2483,7 +2650,57 @@
             </w:pPr>
             <w:r>
               <w:rPr/>
-              <w:t>Начало работы</w:t>
+              <w:t>Изначальная длина стека: 11</w:t>
+            </w:r>
+          </w:p>
+          <w:p>
+            <w:pPr>
+              <w:pStyle w:val="Style13"/>
+              <w:rPr/>
+            </w:pPr>
+            <w:r>
+              <w:rPr/>
+              <w:t>Изначальное значение служебного элемента: 0</w:t>
+            </w:r>
+          </w:p>
+          <w:p>
+            <w:pPr>
+              <w:pStyle w:val="Style13"/>
+              <w:rPr/>
+            </w:pPr>
+            <w:r>
+              <w:rPr/>
+              <w:t>Ответ функции 'СтекНеПуст' при пустом стеке: False</w:t>
+            </w:r>
+          </w:p>
+          <w:p>
+            <w:pPr>
+              <w:pStyle w:val="Style13"/>
+              <w:rPr/>
+            </w:pPr>
+            <w:r>
+              <w:rPr/>
+              <w:t>Новая длина стека: 11</w:t>
+            </w:r>
+          </w:p>
+          <w:p>
+            <w:pPr>
+              <w:pStyle w:val="Style13"/>
+              <w:rPr/>
+            </w:pPr>
+            <w:r>
+              <w:rPr/>
+              <w:t>Новое значение служебного элемента: 0</w:t>
+            </w:r>
+          </w:p>
+          <w:p>
+            <w:pPr>
+              <w:pStyle w:val="Style13"/>
+              <w:rPr/>
+            </w:pPr>
+            <w:r>
+              <w:rPr/>
+              <w:t>Ответ функции 'СтекНеПуст' при не пустом стеке: True</w:t>
             </w:r>
           </w:p>
         </w:tc>

--- a/stack/Отчет.docx
+++ b/stack/Отчет.docx
@@ -2336,7 +2336,7 @@
       </w:r>
       <w:r>
         <w:rPr/>
-        <w:t>обозначение начала работы.</w:t>
+        <w:t>S = S[1], S[2], …, S[N] — ряд произвольных целочисленных значений.</w:t>
       </w:r>
     </w:p>
     <w:p>
@@ -2346,11 +2346,11 @@
       </w:pPr>
       <w:r>
         <w:rPr/>
-        <w:t xml:space="preserve">Постусловие: </w:t>
-      </w:r>
-      <w:r>
-        <w:rPr/>
-        <w:t>дает понятную точку начала работы. Содержимое окна ввода/вывода должно пополниться фразой «Начало работы».</w:t>
+        <w:t xml:space="preserve">Постусловие: длина стека должна остаться прежней. </w:t>
+      </w:r>
+      <w:r>
+        <w:rPr/>
+        <w:t>Значение служебного элемента должно остаться прежним.</w:t>
       </w:r>
     </w:p>
     <w:p>
@@ -2795,21 +2795,72 @@
             </w:pPr>
             <w:r>
               <w:rPr/>
-              <w:t>def NachatRabotu():</w:t>
-            </w:r>
-          </w:p>
-          <w:p>
-            <w:pPr>
-              <w:pStyle w:val="Style13"/>
-              <w:rPr/>
-            </w:pPr>
-            <w:r>
-              <w:rPr/>
-              <w:t xml:space="preserve">    </w:t>
-            </w:r>
-            <w:r>
-              <w:rPr/>
-              <w:t>print("Начало работы")</w:t>
+              <w:t>def DobavitVStack(S: list, N: int, element: int) -&gt; None:</w:t>
+            </w:r>
+          </w:p>
+          <w:p>
+            <w:pPr>
+              <w:pStyle w:val="Style13"/>
+              <w:rPr/>
+            </w:pPr>
+            <w:r>
+              <w:rPr/>
+              <w:t xml:space="preserve">    </w:t>
+            </w:r>
+            <w:r>
+              <w:rPr/>
+              <w:t>if S[0] == N:</w:t>
+            </w:r>
+          </w:p>
+          <w:p>
+            <w:pPr>
+              <w:pStyle w:val="Style13"/>
+              <w:rPr/>
+            </w:pPr>
+            <w:r>
+              <w:rPr/>
+              <w:t xml:space="preserve">        </w:t>
+            </w:r>
+            <w:r>
+              <w:rPr/>
+              <w:t>raise Exception("Переполнение стека")</w:t>
+            </w:r>
+          </w:p>
+          <w:p>
+            <w:pPr>
+              <w:pStyle w:val="Style13"/>
+              <w:rPr/>
+            </w:pPr>
+            <w:r>
+              <w:rPr/>
+            </w:r>
+          </w:p>
+          <w:p>
+            <w:pPr>
+              <w:pStyle w:val="Style13"/>
+              <w:rPr/>
+            </w:pPr>
+            <w:r>
+              <w:rPr/>
+              <w:t xml:space="preserve">    </w:t>
+            </w:r>
+            <w:r>
+              <w:rPr/>
+              <w:t>S[0] += 1</w:t>
+            </w:r>
+          </w:p>
+          <w:p>
+            <w:pPr>
+              <w:pStyle w:val="Style13"/>
+              <w:rPr/>
+            </w:pPr>
+            <w:r>
+              <w:rPr/>
+              <w:t xml:space="preserve">    </w:t>
+            </w:r>
+            <w:r>
+              <w:rPr/>
+              <w:t>S[S[0]] = element</w:t>
             </w:r>
           </w:p>
         </w:tc>
@@ -2826,7 +2877,7 @@
       </w:r>
       <w:r>
         <w:rPr/>
-        <w:t>обозначение начала работы.</w:t>
+        <w:t>S = S[1], S[2], …, S[N] — ряд произвольных целочисленных значений.</w:t>
       </w:r>
     </w:p>
     <w:p>
@@ -2836,11 +2887,11 @@
       </w:pPr>
       <w:r>
         <w:rPr/>
-        <w:t xml:space="preserve">Постусловие: </w:t>
-      </w:r>
-      <w:r>
-        <w:rPr/>
-        <w:t>дает понятную точку начала работы. Содержимое окна ввода/вывода должно пополниться фразой «Начало работы».</w:t>
+        <w:t>Постусловие: длина стека должна остаться прежней</w:t>
+      </w:r>
+      <w:r>
+        <w:rPr/>
+        <w:t>. Элемент должен появиться в стеке. Значение служебного элемента должно указывать на новый элемент. При переполнении стека должна выскочить ошибка «Стек переполнен».</w:t>
       </w:r>
     </w:p>
     <w:p>
@@ -2895,21 +2946,290 @@
             </w:pPr>
             <w:r>
               <w:rPr/>
-              <w:t>def TestNachatRabotu():</w:t>
-            </w:r>
-          </w:p>
-          <w:p>
-            <w:pPr>
-              <w:pStyle w:val="Style13"/>
-              <w:rPr/>
-            </w:pPr>
-            <w:r>
-              <w:rPr/>
-              <w:t xml:space="preserve">    </w:t>
-            </w:r>
-            <w:r>
-              <w:rPr/>
-              <w:t>NachatRabotu() # Вызываем проверяемую функцию</w:t>
+              <w:t>def TestDobavitVStack():</w:t>
+            </w:r>
+          </w:p>
+          <w:p>
+            <w:pPr>
+              <w:pStyle w:val="Style13"/>
+              <w:rPr/>
+            </w:pPr>
+            <w:r>
+              <w:rPr/>
+              <w:t xml:space="preserve">    </w:t>
+            </w:r>
+            <w:r>
+              <w:rPr/>
+              <w:t>N = 3</w:t>
+            </w:r>
+          </w:p>
+          <w:p>
+            <w:pPr>
+              <w:pStyle w:val="Style13"/>
+              <w:rPr/>
+            </w:pPr>
+            <w:r>
+              <w:rPr/>
+              <w:t xml:space="preserve">    </w:t>
+            </w:r>
+            <w:r>
+              <w:rPr/>
+              <w:t>S = [" "] * (N+1) # Создаем ряд длиной N+1 для возможности индексации от 1 до N</w:t>
+            </w:r>
+          </w:p>
+          <w:p>
+            <w:pPr>
+              <w:pStyle w:val="Style13"/>
+              <w:rPr/>
+            </w:pPr>
+            <w:r>
+              <w:rPr/>
+              <w:t xml:space="preserve">    </w:t>
+            </w:r>
+            <w:r>
+              <w:rPr/>
+              <w:t>S[0] = 0</w:t>
+            </w:r>
+          </w:p>
+          <w:p>
+            <w:pPr>
+              <w:pStyle w:val="Style13"/>
+              <w:rPr/>
+            </w:pPr>
+            <w:r>
+              <w:rPr/>
+            </w:r>
+          </w:p>
+          <w:p>
+            <w:pPr>
+              <w:pStyle w:val="Style13"/>
+              <w:rPr/>
+            </w:pPr>
+            <w:r>
+              <w:rPr/>
+              <w:t xml:space="preserve">    </w:t>
+            </w:r>
+            <w:r>
+              <w:rPr/>
+              <w:t>print(f"Изначальная длина стека: {len(S)}")</w:t>
+            </w:r>
+          </w:p>
+          <w:p>
+            <w:pPr>
+              <w:pStyle w:val="Style13"/>
+              <w:rPr/>
+            </w:pPr>
+            <w:r>
+              <w:rPr/>
+              <w:t xml:space="preserve">    </w:t>
+            </w:r>
+            <w:r>
+              <w:rPr/>
+              <w:t>print(f"Изначальное значение служебного элемента: {S[0]}")</w:t>
+            </w:r>
+          </w:p>
+          <w:p>
+            <w:pPr>
+              <w:pStyle w:val="Style13"/>
+              <w:rPr/>
+            </w:pPr>
+            <w:r>
+              <w:rPr/>
+            </w:r>
+          </w:p>
+          <w:p>
+            <w:pPr>
+              <w:pStyle w:val="Style13"/>
+              <w:rPr/>
+            </w:pPr>
+            <w:r>
+              <w:rPr/>
+              <w:t xml:space="preserve">    </w:t>
+            </w:r>
+            <w:r>
+              <w:rPr/>
+              <w:t>element = 7</w:t>
+            </w:r>
+          </w:p>
+          <w:p>
+            <w:pPr>
+              <w:pStyle w:val="Style13"/>
+              <w:rPr/>
+            </w:pPr>
+            <w:r>
+              <w:rPr/>
+              <w:t xml:space="preserve">    </w:t>
+            </w:r>
+            <w:r>
+              <w:rPr/>
+              <w:t>DobavitVStack(S, N, element)</w:t>
+            </w:r>
+          </w:p>
+          <w:p>
+            <w:pPr>
+              <w:pStyle w:val="Style13"/>
+              <w:rPr/>
+            </w:pPr>
+            <w:r>
+              <w:rPr/>
+            </w:r>
+          </w:p>
+          <w:p>
+            <w:pPr>
+              <w:pStyle w:val="Style13"/>
+              <w:rPr/>
+            </w:pPr>
+            <w:r>
+              <w:rPr/>
+              <w:t xml:space="preserve">    </w:t>
+            </w:r>
+            <w:r>
+              <w:rPr/>
+              <w:t>print(f"Новая длина стека: {len(S)}")</w:t>
+            </w:r>
+          </w:p>
+          <w:p>
+            <w:pPr>
+              <w:pStyle w:val="Style13"/>
+              <w:rPr/>
+            </w:pPr>
+            <w:r>
+              <w:rPr/>
+              <w:t xml:space="preserve">    </w:t>
+            </w:r>
+            <w:r>
+              <w:rPr/>
+              <w:t>print(f"Новое значение служебного элемента: {S[0]}")</w:t>
+            </w:r>
+          </w:p>
+          <w:p>
+            <w:pPr>
+              <w:pStyle w:val="Style13"/>
+              <w:rPr/>
+            </w:pPr>
+            <w:r>
+              <w:rPr/>
+              <w:t xml:space="preserve">    </w:t>
+            </w:r>
+            <w:r>
+              <w:rPr/>
+              <w:t>print(f"Пытались добавить элемент {element}, а добавился: {S[1]}")</w:t>
+            </w:r>
+          </w:p>
+          <w:p>
+            <w:pPr>
+              <w:pStyle w:val="Style13"/>
+              <w:rPr/>
+            </w:pPr>
+            <w:r>
+              <w:rPr/>
+            </w:r>
+          </w:p>
+          <w:p>
+            <w:pPr>
+              <w:pStyle w:val="Style13"/>
+              <w:rPr/>
+            </w:pPr>
+            <w:r>
+              <w:rPr/>
+              <w:t xml:space="preserve">    </w:t>
+            </w:r>
+            <w:r>
+              <w:rPr/>
+              <w:t>DobavitVStack(S, N, element)</w:t>
+            </w:r>
+          </w:p>
+          <w:p>
+            <w:pPr>
+              <w:pStyle w:val="Style13"/>
+              <w:rPr/>
+            </w:pPr>
+            <w:r>
+              <w:rPr/>
+              <w:t xml:space="preserve">    </w:t>
+            </w:r>
+            <w:r>
+              <w:rPr/>
+              <w:t>DobavitVStack(S, N, element)</w:t>
+            </w:r>
+          </w:p>
+          <w:p>
+            <w:pPr>
+              <w:pStyle w:val="Style13"/>
+              <w:rPr/>
+            </w:pPr>
+            <w:r>
+              <w:rPr/>
+            </w:r>
+          </w:p>
+          <w:p>
+            <w:pPr>
+              <w:pStyle w:val="Style13"/>
+              <w:rPr/>
+            </w:pPr>
+            <w:r>
+              <w:rPr/>
+              <w:t xml:space="preserve">    </w:t>
+            </w:r>
+            <w:r>
+              <w:rPr/>
+              <w:t>try :</w:t>
+            </w:r>
+          </w:p>
+          <w:p>
+            <w:pPr>
+              <w:pStyle w:val="Style13"/>
+              <w:rPr/>
+            </w:pPr>
+            <w:r>
+              <w:rPr/>
+              <w:t xml:space="preserve">        </w:t>
+            </w:r>
+            <w:r>
+              <w:rPr/>
+              <w:t>DobavitVStack(S, N, element)</w:t>
+            </w:r>
+          </w:p>
+          <w:p>
+            <w:pPr>
+              <w:pStyle w:val="Style13"/>
+              <w:rPr/>
+            </w:pPr>
+            <w:r>
+              <w:rPr/>
+              <w:t xml:space="preserve">        </w:t>
+            </w:r>
+            <w:r>
+              <w:rPr/>
+              <w:t>print("Переполнения не случилось")</w:t>
+            </w:r>
+          </w:p>
+          <w:p>
+            <w:pPr>
+              <w:pStyle w:val="Style13"/>
+              <w:rPr/>
+            </w:pPr>
+            <w:r>
+              <w:rPr/>
+              <w:t xml:space="preserve">    </w:t>
+            </w:r>
+            <w:r>
+              <w:rPr/>
+              <w:t>except:</w:t>
+            </w:r>
+          </w:p>
+          <w:p>
+            <w:pPr>
+              <w:pStyle w:val="Style13"/>
+              <w:rPr/>
+            </w:pPr>
+            <w:r>
+              <w:rPr/>
+              <w:t xml:space="preserve">        </w:t>
+            </w:r>
+            <w:r>
+              <w:rPr/>
+              <w:t>print("Успешное переполнение стека")</w:t>
             </w:r>
           </w:p>
         </w:tc>
@@ -2973,7 +3293,57 @@
             </w:pPr>
             <w:r>
               <w:rPr/>
-              <w:t>Начало работы</w:t>
+              <w:t>Изначальная длина стека: 4</w:t>
+            </w:r>
+          </w:p>
+          <w:p>
+            <w:pPr>
+              <w:pStyle w:val="Style13"/>
+              <w:rPr/>
+            </w:pPr>
+            <w:r>
+              <w:rPr/>
+              <w:t>Изначальное значение служебного элемента: 0</w:t>
+            </w:r>
+          </w:p>
+          <w:p>
+            <w:pPr>
+              <w:pStyle w:val="Style13"/>
+              <w:rPr/>
+            </w:pPr>
+            <w:r>
+              <w:rPr/>
+              <w:t>Новая длина стека: 4</w:t>
+            </w:r>
+          </w:p>
+          <w:p>
+            <w:pPr>
+              <w:pStyle w:val="Style13"/>
+              <w:rPr/>
+            </w:pPr>
+            <w:r>
+              <w:rPr/>
+              <w:t>Новое значение служебного элемента: 1</w:t>
+            </w:r>
+          </w:p>
+          <w:p>
+            <w:pPr>
+              <w:pStyle w:val="Style13"/>
+              <w:rPr/>
+            </w:pPr>
+            <w:r>
+              <w:rPr/>
+              <w:t>Пытались добавить элемент 7, а добавился: 7</w:t>
+            </w:r>
+          </w:p>
+          <w:p>
+            <w:pPr>
+              <w:pStyle w:val="Style13"/>
+              <w:rPr/>
+            </w:pPr>
+            <w:r>
+              <w:rPr/>
+              <w:t>Успешное переполнение стека</w:t>
             </w:r>
           </w:p>
         </w:tc>

--- a/stack/Отчет.docx
+++ b/stack/Отчет.docx
@@ -2740,7 +2740,11 @@
       </w:r>
       <w:r>
         <w:rPr/>
-        <w:t>Добавить элемент &lt;вх: e&gt; в стек</w:t>
+        <w:t>Есть свободное место</w:t>
+      </w:r>
+      <w:r>
+        <w:rPr/>
+        <w:t>: да/нет</w:t>
       </w:r>
     </w:p>
     <w:p>
@@ -2795,72 +2799,21 @@
             </w:pPr>
             <w:r>
               <w:rPr/>
-              <w:t>def DobavitVStack(S: list, N: int, element: int) -&gt; None:</w:t>
-            </w:r>
-          </w:p>
-          <w:p>
-            <w:pPr>
-              <w:pStyle w:val="Style13"/>
-              <w:rPr/>
-            </w:pPr>
-            <w:r>
-              <w:rPr/>
-              <w:t xml:space="preserve">    </w:t>
-            </w:r>
-            <w:r>
-              <w:rPr/>
-              <w:t>if S[0] == N:</w:t>
-            </w:r>
-          </w:p>
-          <w:p>
-            <w:pPr>
-              <w:pStyle w:val="Style13"/>
-              <w:rPr/>
-            </w:pPr>
-            <w:r>
-              <w:rPr/>
-              <w:t xml:space="preserve">        </w:t>
-            </w:r>
-            <w:r>
-              <w:rPr/>
-              <w:t>raise Exception("Переполнение стека")</w:t>
-            </w:r>
-          </w:p>
-          <w:p>
-            <w:pPr>
-              <w:pStyle w:val="Style13"/>
-              <w:rPr/>
-            </w:pPr>
-            <w:r>
-              <w:rPr/>
-            </w:r>
-          </w:p>
-          <w:p>
-            <w:pPr>
-              <w:pStyle w:val="Style13"/>
-              <w:rPr/>
-            </w:pPr>
-            <w:r>
-              <w:rPr/>
-              <w:t xml:space="preserve">    </w:t>
-            </w:r>
-            <w:r>
-              <w:rPr/>
-              <w:t>S[0] += 1</w:t>
-            </w:r>
-          </w:p>
-          <w:p>
-            <w:pPr>
-              <w:pStyle w:val="Style13"/>
-              <w:rPr/>
-            </w:pPr>
-            <w:r>
-              <w:rPr/>
-              <w:t xml:space="preserve">    </w:t>
-            </w:r>
-            <w:r>
-              <w:rPr/>
-              <w:t>S[S[0]] = element</w:t>
+              <w:t>def EstSvobodnoeMesto(S: list, N: int) -&gt; bool:</w:t>
+            </w:r>
+          </w:p>
+          <w:p>
+            <w:pPr>
+              <w:pStyle w:val="Style13"/>
+              <w:rPr/>
+            </w:pPr>
+            <w:r>
+              <w:rPr/>
+              <w:t xml:space="preserve">    </w:t>
+            </w:r>
+            <w:r>
+              <w:rPr/>
+              <w:t>return S[0] &lt; N</w:t>
             </w:r>
           </w:p>
         </w:tc>
@@ -2887,11 +2840,11 @@
       </w:pPr>
       <w:r>
         <w:rPr/>
-        <w:t>Постусловие: длина стека должна остаться прежней</w:t>
-      </w:r>
-      <w:r>
-        <w:rPr/>
-        <w:t>. Элемент должен появиться в стеке. Значение служебного элемента должно указывать на новый элемент. При переполнении стека должна выскочить ошибка «Стек переполнен».</w:t>
+        <w:t xml:space="preserve">Постусловие: длина стека должна остаться прежней. </w:t>
+      </w:r>
+      <w:r>
+        <w:rPr/>
+        <w:t>Значение служебного элемента должно остаться прежним.</w:t>
       </w:r>
     </w:p>
     <w:p>
@@ -2946,21 +2899,21 @@
             </w:pPr>
             <w:r>
               <w:rPr/>
-              <w:t>def TestDobavitVStack():</w:t>
-            </w:r>
-          </w:p>
-          <w:p>
-            <w:pPr>
-              <w:pStyle w:val="Style13"/>
-              <w:rPr/>
-            </w:pPr>
-            <w:r>
-              <w:rPr/>
-              <w:t xml:space="preserve">    </w:t>
-            </w:r>
-            <w:r>
-              <w:rPr/>
-              <w:t>N = 3</w:t>
+              <w:t>def TestEstSvobodnoeMesto():</w:t>
+            </w:r>
+          </w:p>
+          <w:p>
+            <w:pPr>
+              <w:pStyle w:val="Style13"/>
+              <w:rPr/>
+            </w:pPr>
+            <w:r>
+              <w:rPr/>
+              <w:t xml:space="preserve">    </w:t>
+            </w:r>
+            <w:r>
+              <w:rPr/>
+              <w:t>N = 1</w:t>
             </w:r>
           </w:p>
           <w:p>
@@ -3035,43 +2988,11 @@
             </w:pPr>
             <w:r>
               <w:rPr/>
-            </w:r>
-          </w:p>
-          <w:p>
-            <w:pPr>
-              <w:pStyle w:val="Style13"/>
-              <w:rPr/>
-            </w:pPr>
-            <w:r>
-              <w:rPr/>
-              <w:t xml:space="preserve">    </w:t>
-            </w:r>
-            <w:r>
-              <w:rPr/>
-              <w:t>element = 7</w:t>
-            </w:r>
-          </w:p>
-          <w:p>
-            <w:pPr>
-              <w:pStyle w:val="Style13"/>
-              <w:rPr/>
-            </w:pPr>
-            <w:r>
-              <w:rPr/>
-              <w:t xml:space="preserve">    </w:t>
-            </w:r>
-            <w:r>
-              <w:rPr/>
-              <w:t>DobavitVStack(S, N, element)</w:t>
-            </w:r>
-          </w:p>
-          <w:p>
-            <w:pPr>
-              <w:pStyle w:val="Style13"/>
-              <w:rPr/>
-            </w:pPr>
-            <w:r>
-              <w:rPr/>
+              <w:t xml:space="preserve">    </w:t>
+            </w:r>
+            <w:r>
+              <w:rPr/>
+              <w:t>print(f"Ответ функции 'ЕстьСвободноеМесто' при наличии свободного места в стеке: {EstSvobodnoeMesto(S, N)}") # Вызываем проверяемую функцию и тут же выводим ответ</w:t>
             </w:r>
           </w:p>
           <w:p>
@@ -3109,127 +3030,57 @@
             </w:pPr>
             <w:r>
               <w:rPr/>
-              <w:t xml:space="preserve">    </w:t>
-            </w:r>
-            <w:r>
-              <w:rPr/>
-              <w:t>print(f"Пытались добавить элемент {element}, а добавился: {S[1]}")</w:t>
-            </w:r>
-          </w:p>
-          <w:p>
-            <w:pPr>
-              <w:pStyle w:val="Style13"/>
-              <w:rPr/>
-            </w:pPr>
-            <w:r>
-              <w:rPr/>
-            </w:r>
-          </w:p>
-          <w:p>
-            <w:pPr>
-              <w:pStyle w:val="Style13"/>
-              <w:rPr/>
-            </w:pPr>
-            <w:r>
-              <w:rPr/>
-              <w:t xml:space="preserve">    </w:t>
-            </w:r>
-            <w:r>
-              <w:rPr/>
-              <w:t>DobavitVStack(S, N, element)</w:t>
-            </w:r>
-          </w:p>
-          <w:p>
-            <w:pPr>
-              <w:pStyle w:val="Style13"/>
-              <w:rPr/>
-            </w:pPr>
-            <w:r>
-              <w:rPr/>
-              <w:t xml:space="preserve">    </w:t>
-            </w:r>
-            <w:r>
-              <w:rPr/>
-              <w:t>DobavitVStack(S, N, element)</w:t>
-            </w:r>
-          </w:p>
-          <w:p>
-            <w:pPr>
-              <w:pStyle w:val="Style13"/>
-              <w:rPr/>
-            </w:pPr>
-            <w:r>
-              <w:rPr/>
-            </w:r>
-          </w:p>
-          <w:p>
-            <w:pPr>
-              <w:pStyle w:val="Style13"/>
-              <w:rPr/>
-            </w:pPr>
-            <w:r>
-              <w:rPr/>
-              <w:t xml:space="preserve">    </w:t>
-            </w:r>
-            <w:r>
-              <w:rPr/>
-              <w:t>try :</w:t>
-            </w:r>
-          </w:p>
-          <w:p>
-            <w:pPr>
-              <w:pStyle w:val="Style13"/>
-              <w:rPr/>
-            </w:pPr>
-            <w:r>
-              <w:rPr/>
-              <w:t xml:space="preserve">        </w:t>
-            </w:r>
-            <w:r>
-              <w:rPr/>
-              <w:t>DobavitVStack(S, N, element)</w:t>
-            </w:r>
-          </w:p>
-          <w:p>
-            <w:pPr>
-              <w:pStyle w:val="Style13"/>
-              <w:rPr/>
-            </w:pPr>
-            <w:r>
-              <w:rPr/>
-              <w:t xml:space="preserve">        </w:t>
-            </w:r>
-            <w:r>
-              <w:rPr/>
-              <w:t>print("Переполнения не случилось")</w:t>
-            </w:r>
-          </w:p>
-          <w:p>
-            <w:pPr>
-              <w:pStyle w:val="Style13"/>
-              <w:rPr/>
-            </w:pPr>
-            <w:r>
-              <w:rPr/>
-              <w:t xml:space="preserve">    </w:t>
-            </w:r>
-            <w:r>
-              <w:rPr/>
-              <w:t>except:</w:t>
-            </w:r>
-          </w:p>
-          <w:p>
-            <w:pPr>
-              <w:pStyle w:val="Style13"/>
-              <w:rPr/>
-            </w:pPr>
-            <w:r>
-              <w:rPr/>
-              <w:t xml:space="preserve">        </w:t>
-            </w:r>
-            <w:r>
-              <w:rPr/>
-              <w:t>print("Успешное переполнение стека")</w:t>
+            </w:r>
+          </w:p>
+          <w:p>
+            <w:pPr>
+              <w:pStyle w:val="Style13"/>
+              <w:rPr/>
+            </w:pPr>
+            <w:r>
+              <w:rPr/>
+              <w:t xml:space="preserve">    </w:t>
+            </w:r>
+            <w:r>
+              <w:rPr/>
+              <w:t>S[0] = 1</w:t>
+            </w:r>
+          </w:p>
+          <w:p>
+            <w:pPr>
+              <w:pStyle w:val="Style13"/>
+              <w:rPr/>
+            </w:pPr>
+            <w:r>
+              <w:rPr/>
+              <w:t xml:space="preserve">    </w:t>
+            </w:r>
+            <w:r>
+              <w:rPr/>
+              <w:t>S[1] = 3</w:t>
+            </w:r>
+          </w:p>
+          <w:p>
+            <w:pPr>
+              <w:pStyle w:val="Style13"/>
+              <w:rPr/>
+            </w:pPr>
+            <w:r>
+              <w:rPr/>
+            </w:r>
+          </w:p>
+          <w:p>
+            <w:pPr>
+              <w:pStyle w:val="Style13"/>
+              <w:rPr/>
+            </w:pPr>
+            <w:r>
+              <w:rPr/>
+              <w:t xml:space="preserve">    </w:t>
+            </w:r>
+            <w:r>
+              <w:rPr/>
+              <w:t>print(f"Ответ функции 'ЕстьСвободноеМесто' при полном стеке: {EstSvobodnoeMesto(S, N)}") # Вызываем проверяемую функцию и тут же выводим ответ</w:t>
             </w:r>
           </w:p>
         </w:tc>
@@ -3293,7 +3144,7 @@
             </w:pPr>
             <w:r>
               <w:rPr/>
-              <w:t>Изначальная длина стека: 4</w:t>
+              <w:t>Изначальная длина стека: 2</w:t>
             </w:r>
           </w:p>
           <w:p>
@@ -3313,37 +3164,37 @@
             </w:pPr>
             <w:r>
               <w:rPr/>
-              <w:t>Новая длина стека: 4</w:t>
-            </w:r>
-          </w:p>
-          <w:p>
-            <w:pPr>
-              <w:pStyle w:val="Style13"/>
-              <w:rPr/>
-            </w:pPr>
-            <w:r>
-              <w:rPr/>
-              <w:t>Новое значение служебного элемента: 1</w:t>
-            </w:r>
-          </w:p>
-          <w:p>
-            <w:pPr>
-              <w:pStyle w:val="Style13"/>
-              <w:rPr/>
-            </w:pPr>
-            <w:r>
-              <w:rPr/>
-              <w:t>Пытались добавить элемент 7, а добавился: 7</w:t>
-            </w:r>
-          </w:p>
-          <w:p>
-            <w:pPr>
-              <w:pStyle w:val="Style13"/>
-              <w:rPr/>
-            </w:pPr>
-            <w:r>
-              <w:rPr/>
-              <w:t>Успешное переполнение стека</w:t>
+              <w:t>Ответ функции 'ЕстьСвободноеМесто' при наличии свободного места в стеке: True</w:t>
+            </w:r>
+          </w:p>
+          <w:p>
+            <w:pPr>
+              <w:pStyle w:val="Style13"/>
+              <w:rPr/>
+            </w:pPr>
+            <w:r>
+              <w:rPr/>
+              <w:t>Новая длина стека: 2</w:t>
+            </w:r>
+          </w:p>
+          <w:p>
+            <w:pPr>
+              <w:pStyle w:val="Style13"/>
+              <w:rPr/>
+            </w:pPr>
+            <w:r>
+              <w:rPr/>
+              <w:t>Новое значение служебного элемента: 0</w:t>
+            </w:r>
+          </w:p>
+          <w:p>
+            <w:pPr>
+              <w:pStyle w:val="Style13"/>
+              <w:rPr/>
+            </w:pPr>
+            <w:r>
+              <w:rPr/>
+              <w:t>Ответ функции 'ЕстьСвободноеМесто' при полном стеке: False</w:t>
             </w:r>
           </w:p>
         </w:tc>
@@ -3375,15 +3226,11 @@
       <w:bookmarkEnd w:id="29"/>
       <w:r>
         <w:rPr/>
-        <w:t>6</w:t>
-      </w:r>
-      <w:r>
-        <w:rPr/>
-        <w:t xml:space="preserve">. </w:t>
-      </w:r>
-      <w:r>
-        <w:rPr/>
-        <w:t>Взять элемент из стека</w:t>
+        <w:t>6. Нет свободного места</w:t>
+      </w:r>
+      <w:r>
+        <w:rPr/>
+        <w:t>: да/нет</w:t>
       </w:r>
     </w:p>
     <w:p>
@@ -3438,21 +3285,53 @@
             </w:pPr>
             <w:r>
               <w:rPr/>
-              <w:t>def NachatRabotu():</w:t>
-            </w:r>
-          </w:p>
-          <w:p>
-            <w:pPr>
-              <w:pStyle w:val="Style13"/>
-              <w:rPr/>
-            </w:pPr>
-            <w:r>
-              <w:rPr/>
-              <w:t xml:space="preserve">    </w:t>
-            </w:r>
-            <w:r>
-              <w:rPr/>
-              <w:t>print("Начало работы")</w:t>
+              <w:t xml:space="preserve">def </w:t>
+            </w:r>
+            <w:r>
+              <w:rPr/>
+              <w:t>Net</w:t>
+            </w:r>
+            <w:r>
+              <w:rPr/>
+              <w:t>Svobodno</w:t>
+            </w:r>
+            <w:r>
+              <w:rPr/>
+              <w:t>go</w:t>
+            </w:r>
+            <w:r>
+              <w:rPr/>
+              <w:t>Mest</w:t>
+            </w:r>
+            <w:r>
+              <w:rPr/>
+              <w:t>a</w:t>
+            </w:r>
+            <w:r>
+              <w:rPr/>
+              <w:t>(S: list, N: int) -&gt; bool:</w:t>
+            </w:r>
+          </w:p>
+          <w:p>
+            <w:pPr>
+              <w:pStyle w:val="Style13"/>
+              <w:rPr/>
+            </w:pPr>
+            <w:r>
+              <w:rPr/>
+              <w:t xml:space="preserve">    </w:t>
+            </w:r>
+            <w:r>
+              <w:rPr/>
+              <w:t>return S[0] &gt;</w:t>
+            </w:r>
+            <w:r>
+              <w:rPr/>
+              <w:t>=</w:t>
+            </w:r>
+            <w:r>
+              <w:rPr/>
+              <w:t xml:space="preserve"> N</w:t>
             </w:r>
           </w:p>
         </w:tc>
@@ -3469,7 +3348,7 @@
       </w:r>
       <w:r>
         <w:rPr/>
-        <w:t>обозначение начала работы.</w:t>
+        <w:t>S = S[1], S[2], …, S[N] — ряд произвольных целочисленных значений.</w:t>
       </w:r>
     </w:p>
     <w:p>
@@ -3479,11 +3358,11 @@
       </w:pPr>
       <w:r>
         <w:rPr/>
-        <w:t xml:space="preserve">Постусловие: </w:t>
-      </w:r>
-      <w:r>
-        <w:rPr/>
-        <w:t>дает понятную точку начала работы. Содержимое окна ввода/вывода должно пополниться фразой «Начало работы».</w:t>
+        <w:t xml:space="preserve">Постусловие: длина стека должна остаться прежней. </w:t>
+      </w:r>
+      <w:r>
+        <w:rPr/>
+        <w:t>Значение служебного элемента должно остаться прежним.</w:t>
       </w:r>
     </w:p>
     <w:p>
@@ -3538,21 +3417,308 @@
             </w:pPr>
             <w:r>
               <w:rPr/>
-              <w:t>def TestNachatRabotu():</w:t>
-            </w:r>
-          </w:p>
-          <w:p>
-            <w:pPr>
-              <w:pStyle w:val="Style13"/>
-              <w:rPr/>
-            </w:pPr>
-            <w:r>
-              <w:rPr/>
-              <w:t xml:space="preserve">    </w:t>
-            </w:r>
-            <w:r>
-              <w:rPr/>
-              <w:t>NachatRabotu() # Вызываем проверяемую функцию</w:t>
+              <w:t>def Test</w:t>
+            </w:r>
+            <w:r>
+              <w:rPr/>
+              <w:t>Net</w:t>
+            </w:r>
+            <w:r>
+              <w:rPr/>
+              <w:t>Svobodno</w:t>
+            </w:r>
+            <w:r>
+              <w:rPr/>
+              <w:t>go</w:t>
+            </w:r>
+            <w:r>
+              <w:rPr/>
+              <w:t>Mest</w:t>
+            </w:r>
+            <w:r>
+              <w:rPr/>
+              <w:t>a</w:t>
+            </w:r>
+            <w:r>
+              <w:rPr/>
+              <w:t>():</w:t>
+            </w:r>
+          </w:p>
+          <w:p>
+            <w:pPr>
+              <w:pStyle w:val="Style13"/>
+              <w:rPr/>
+            </w:pPr>
+            <w:r>
+              <w:rPr/>
+              <w:t xml:space="preserve">    </w:t>
+            </w:r>
+            <w:r>
+              <w:rPr/>
+              <w:t>N = 1</w:t>
+            </w:r>
+          </w:p>
+          <w:p>
+            <w:pPr>
+              <w:pStyle w:val="Style13"/>
+              <w:rPr/>
+            </w:pPr>
+            <w:r>
+              <w:rPr/>
+              <w:t xml:space="preserve">    </w:t>
+            </w:r>
+            <w:r>
+              <w:rPr/>
+              <w:t>S = [" "] * (N+1) # Создаем ряд длиной N+1 для возможности индексации от 1 до N</w:t>
+            </w:r>
+          </w:p>
+          <w:p>
+            <w:pPr>
+              <w:pStyle w:val="Style13"/>
+              <w:rPr/>
+            </w:pPr>
+            <w:r>
+              <w:rPr/>
+              <w:t xml:space="preserve">    </w:t>
+            </w:r>
+            <w:r>
+              <w:rPr/>
+              <w:t>S[0] = 0</w:t>
+            </w:r>
+          </w:p>
+          <w:p>
+            <w:pPr>
+              <w:pStyle w:val="Style13"/>
+              <w:rPr/>
+            </w:pPr>
+            <w:r>
+              <w:rPr/>
+            </w:r>
+          </w:p>
+          <w:p>
+            <w:pPr>
+              <w:pStyle w:val="Style13"/>
+              <w:rPr/>
+            </w:pPr>
+            <w:r>
+              <w:rPr/>
+              <w:t xml:space="preserve">    </w:t>
+            </w:r>
+            <w:r>
+              <w:rPr/>
+              <w:t>print(f"Изначальная длина стека: {len(S)}")</w:t>
+            </w:r>
+          </w:p>
+          <w:p>
+            <w:pPr>
+              <w:pStyle w:val="Style13"/>
+              <w:rPr/>
+            </w:pPr>
+            <w:r>
+              <w:rPr/>
+              <w:t xml:space="preserve">    </w:t>
+            </w:r>
+            <w:r>
+              <w:rPr/>
+              <w:t>print(f"Изначальное значение служебного элемента: {S[0]}")</w:t>
+            </w:r>
+          </w:p>
+          <w:p>
+            <w:pPr>
+              <w:pStyle w:val="Style13"/>
+              <w:rPr/>
+            </w:pPr>
+            <w:r>
+              <w:rPr/>
+              <w:t xml:space="preserve">    </w:t>
+            </w:r>
+            <w:r>
+              <w:rPr/>
+              <w:t>print(f"Ответ функции '</w:t>
+            </w:r>
+            <w:r>
+              <w:rPr/>
+              <w:t>Нет</w:t>
+            </w:r>
+            <w:r>
+              <w:rPr/>
+              <w:t>Свободно</w:t>
+            </w:r>
+            <w:r>
+              <w:rPr/>
+              <w:t>го</w:t>
+            </w:r>
+            <w:r>
+              <w:rPr/>
+              <w:t>Мест</w:t>
+            </w:r>
+            <w:r>
+              <w:rPr/>
+              <w:t>а</w:t>
+            </w:r>
+            <w:r>
+              <w:rPr/>
+              <w:t>' при наличии свободного места в стеке: {</w:t>
+            </w:r>
+            <w:r>
+              <w:rPr/>
+              <w:t>Net</w:t>
+            </w:r>
+            <w:r>
+              <w:rPr/>
+              <w:t>Svobodno</w:t>
+            </w:r>
+            <w:r>
+              <w:rPr/>
+              <w:t>go</w:t>
+            </w:r>
+            <w:r>
+              <w:rPr/>
+              <w:t>Mest</w:t>
+            </w:r>
+            <w:r>
+              <w:rPr/>
+              <w:t>a</w:t>
+            </w:r>
+            <w:r>
+              <w:rPr/>
+              <w:t>(S, N)}") # Вызываем проверяемую функцию и тут же выводим ответ</w:t>
+            </w:r>
+          </w:p>
+          <w:p>
+            <w:pPr>
+              <w:pStyle w:val="Style13"/>
+              <w:rPr/>
+            </w:pPr>
+            <w:r>
+              <w:rPr/>
+              <w:t xml:space="preserve">    </w:t>
+            </w:r>
+            <w:r>
+              <w:rPr/>
+              <w:t>print(f"Новая длина стека: {len(S)}")</w:t>
+            </w:r>
+          </w:p>
+          <w:p>
+            <w:pPr>
+              <w:pStyle w:val="Style13"/>
+              <w:rPr/>
+            </w:pPr>
+            <w:r>
+              <w:rPr/>
+              <w:t xml:space="preserve">    </w:t>
+            </w:r>
+            <w:r>
+              <w:rPr/>
+              <w:t>print(f"Новое значение служебного элемента: {S[0]}")</w:t>
+            </w:r>
+          </w:p>
+          <w:p>
+            <w:pPr>
+              <w:pStyle w:val="Style13"/>
+              <w:rPr/>
+            </w:pPr>
+            <w:r>
+              <w:rPr/>
+            </w:r>
+          </w:p>
+          <w:p>
+            <w:pPr>
+              <w:pStyle w:val="Style13"/>
+              <w:rPr/>
+            </w:pPr>
+            <w:r>
+              <w:rPr/>
+              <w:t xml:space="preserve">    </w:t>
+            </w:r>
+            <w:r>
+              <w:rPr/>
+              <w:t>S[0] = 1</w:t>
+            </w:r>
+          </w:p>
+          <w:p>
+            <w:pPr>
+              <w:pStyle w:val="Style13"/>
+              <w:rPr/>
+            </w:pPr>
+            <w:r>
+              <w:rPr/>
+              <w:t xml:space="preserve">    </w:t>
+            </w:r>
+            <w:r>
+              <w:rPr/>
+              <w:t>S[1] = 3</w:t>
+            </w:r>
+          </w:p>
+          <w:p>
+            <w:pPr>
+              <w:pStyle w:val="Style13"/>
+              <w:rPr/>
+            </w:pPr>
+            <w:r>
+              <w:rPr/>
+            </w:r>
+          </w:p>
+          <w:p>
+            <w:pPr>
+              <w:pStyle w:val="Style13"/>
+              <w:rPr/>
+            </w:pPr>
+            <w:r>
+              <w:rPr/>
+              <w:t xml:space="preserve">    </w:t>
+            </w:r>
+            <w:r>
+              <w:rPr/>
+              <w:t>print(f"Ответ функции '</w:t>
+            </w:r>
+            <w:r>
+              <w:rPr/>
+              <w:t>Нет</w:t>
+            </w:r>
+            <w:r>
+              <w:rPr/>
+              <w:t>Свободн</w:t>
+            </w:r>
+            <w:r>
+              <w:rPr/>
+              <w:t>го</w:t>
+            </w:r>
+            <w:r>
+              <w:rPr/>
+              <w:t>Мест</w:t>
+            </w:r>
+            <w:r>
+              <w:rPr/>
+              <w:t>а</w:t>
+            </w:r>
+            <w:r>
+              <w:rPr/>
+              <w:t>' при полном стеке: {</w:t>
+            </w:r>
+            <w:r>
+              <w:rPr/>
+              <w:t>Net</w:t>
+            </w:r>
+            <w:r>
+              <w:rPr/>
+              <w:t>Svobodno</w:t>
+            </w:r>
+            <w:r>
+              <w:rPr/>
+              <w:t>go</w:t>
+            </w:r>
+            <w:r>
+              <w:rPr/>
+              <w:t>Mest</w:t>
+            </w:r>
+            <w:r>
+              <w:rPr/>
+              <w:t>a</w:t>
+            </w:r>
+            <w:r>
+              <w:rPr/>
+              <w:t>(S, N)}") # Вызываем проверяемую функцию и тут же выводим ответ</w:t>
             </w:r>
           </w:p>
         </w:tc>
@@ -3616,7 +3782,113 @@
             </w:pPr>
             <w:r>
               <w:rPr/>
-              <w:t>Начало работы</w:t>
+              <w:t>Изначальная длина стека: 2</w:t>
+            </w:r>
+          </w:p>
+          <w:p>
+            <w:pPr>
+              <w:pStyle w:val="Style13"/>
+              <w:rPr/>
+            </w:pPr>
+            <w:r>
+              <w:rPr/>
+              <w:t>Изначальное значение служебного элемента: 0</w:t>
+            </w:r>
+          </w:p>
+          <w:p>
+            <w:pPr>
+              <w:pStyle w:val="Style13"/>
+              <w:rPr/>
+            </w:pPr>
+            <w:r>
+              <w:rPr/>
+              <w:t>Ответ функции '</w:t>
+            </w:r>
+            <w:r>
+              <w:rPr/>
+              <w:t>Нет</w:t>
+            </w:r>
+            <w:r>
+              <w:rPr/>
+              <w:t>Свободно</w:t>
+            </w:r>
+            <w:r>
+              <w:rPr/>
+              <w:t>го</w:t>
+            </w:r>
+            <w:r>
+              <w:rPr/>
+              <w:t>Мест</w:t>
+            </w:r>
+            <w:r>
+              <w:rPr/>
+              <w:t>а</w:t>
+            </w:r>
+            <w:r>
+              <w:rPr/>
+              <w:t xml:space="preserve">' при наличии свободного места в стеке: </w:t>
+            </w:r>
+            <w:r>
+              <w:rPr/>
+              <w:t>False</w:t>
+            </w:r>
+          </w:p>
+          <w:p>
+            <w:pPr>
+              <w:pStyle w:val="Style13"/>
+              <w:rPr/>
+            </w:pPr>
+            <w:r>
+              <w:rPr/>
+              <w:t>Новая длина стека: 2</w:t>
+            </w:r>
+          </w:p>
+          <w:p>
+            <w:pPr>
+              <w:pStyle w:val="Style13"/>
+              <w:rPr/>
+            </w:pPr>
+            <w:r>
+              <w:rPr/>
+              <w:t>Новое значение служебного элемента: 0</w:t>
+            </w:r>
+          </w:p>
+          <w:p>
+            <w:pPr>
+              <w:pStyle w:val="Style13"/>
+              <w:rPr/>
+            </w:pPr>
+            <w:r>
+              <w:rPr/>
+              <w:t>Ответ функции '</w:t>
+            </w:r>
+            <w:r>
+              <w:rPr/>
+              <w:t>Нет</w:t>
+            </w:r>
+            <w:r>
+              <w:rPr/>
+              <w:t>Свободно</w:t>
+            </w:r>
+            <w:r>
+              <w:rPr/>
+              <w:t>го</w:t>
+            </w:r>
+            <w:r>
+              <w:rPr/>
+              <w:t>Мест</w:t>
+            </w:r>
+            <w:r>
+              <w:rPr/>
+              <w:t>а</w:t>
+            </w:r>
+            <w:r>
+              <w:rPr/>
+              <w:t xml:space="preserve">' при полном стеке: </w:t>
+            </w:r>
+            <w:r>
+              <w:rPr/>
+              <w:t>True</w:t>
             </w:r>
           </w:p>
         </w:tc>
@@ -3648,15 +3920,15 @@
       <w:bookmarkEnd w:id="34"/>
       <w:r>
         <w:rPr/>
-        <w:t>7</w:t>
-      </w:r>
-      <w:r>
-        <w:rPr/>
-        <w:t xml:space="preserve">. </w:t>
-      </w:r>
-      <w:r>
-        <w:rPr/>
-        <w:t>Вершина стека</w:t>
+        <w:t>7.</w:t>
+      </w:r>
+      <w:r>
+        <w:rPr/>
+        <w:t xml:space="preserve"> </w:t>
+      </w:r>
+      <w:r>
+        <w:rPr/>
+        <w:t>Добавить элемент &lt;вх: e&gt; в стек</w:t>
       </w:r>
     </w:p>
     <w:p>
@@ -3711,21 +3983,80 @@
             </w:pPr>
             <w:r>
               <w:rPr/>
-              <w:t>def NachatRabotu():</w:t>
-            </w:r>
-          </w:p>
-          <w:p>
-            <w:pPr>
-              <w:pStyle w:val="Style13"/>
-              <w:rPr/>
-            </w:pPr>
-            <w:r>
-              <w:rPr/>
-              <w:t xml:space="preserve">    </w:t>
-            </w:r>
-            <w:r>
-              <w:rPr/>
-              <w:t>print("Начало работы")</w:t>
+              <w:t>def DobavitVStack(S: list, N: int, element: int) -&gt; None:</w:t>
+            </w:r>
+          </w:p>
+          <w:p>
+            <w:pPr>
+              <w:pStyle w:val="Style13"/>
+              <w:rPr/>
+            </w:pPr>
+            <w:r>
+              <w:rPr/>
+              <w:t xml:space="preserve">    </w:t>
+            </w:r>
+            <w:r>
+              <w:rPr/>
+              <w:t xml:space="preserve">if </w:t>
+            </w:r>
+            <w:r>
+              <w:rPr/>
+              <w:t>NetSvobodnoeMesto(S, N)</w:t>
+            </w:r>
+            <w:r>
+              <w:rPr/>
+              <w:t>:</w:t>
+            </w:r>
+          </w:p>
+          <w:p>
+            <w:pPr>
+              <w:pStyle w:val="Style13"/>
+              <w:rPr/>
+            </w:pPr>
+            <w:r>
+              <w:rPr/>
+              <w:t xml:space="preserve">        </w:t>
+            </w:r>
+            <w:r>
+              <w:rPr/>
+              <w:t>raise Exception("Переполнение стека")</w:t>
+            </w:r>
+          </w:p>
+          <w:p>
+            <w:pPr>
+              <w:pStyle w:val="Style13"/>
+              <w:rPr/>
+            </w:pPr>
+            <w:r>
+              <w:rPr/>
+            </w:r>
+          </w:p>
+          <w:p>
+            <w:pPr>
+              <w:pStyle w:val="Style13"/>
+              <w:rPr/>
+            </w:pPr>
+            <w:r>
+              <w:rPr/>
+              <w:t xml:space="preserve">    </w:t>
+            </w:r>
+            <w:r>
+              <w:rPr/>
+              <w:t>S[0] += 1</w:t>
+            </w:r>
+          </w:p>
+          <w:p>
+            <w:pPr>
+              <w:pStyle w:val="Style13"/>
+              <w:rPr/>
+            </w:pPr>
+            <w:r>
+              <w:rPr/>
+              <w:t xml:space="preserve">    </w:t>
+            </w:r>
+            <w:r>
+              <w:rPr/>
+              <w:t>S[S[0]] = element</w:t>
             </w:r>
           </w:p>
         </w:tc>
@@ -3742,7 +4073,7 @@
       </w:r>
       <w:r>
         <w:rPr/>
-        <w:t>обозначение начала работы.</w:t>
+        <w:t>S = S[1], S[2], …, S[N] — ряд произвольных целочисленных значений.</w:t>
       </w:r>
     </w:p>
     <w:p>
@@ -3752,11 +4083,11 @@
       </w:pPr>
       <w:r>
         <w:rPr/>
-        <w:t xml:space="preserve">Постусловие: </w:t>
-      </w:r>
-      <w:r>
-        <w:rPr/>
-        <w:t>дает понятную точку начала работы. Содержимое окна ввода/вывода должно пополниться фразой «Начало работы».</w:t>
+        <w:t>Постусловие: длина стека должна остаться прежней</w:t>
+      </w:r>
+      <w:r>
+        <w:rPr/>
+        <w:t>. Элемент должен появиться в стеке. Значение служебного элемента должно указывать на новый элемент. При переполнении стека должна выскочить ошибка «Стек переполнен».</w:t>
       </w:r>
     </w:p>
     <w:p>
@@ -3811,21 +4142,245 @@
             </w:pPr>
             <w:r>
               <w:rPr/>
-              <w:t>def TestNachatRabotu():</w:t>
-            </w:r>
-          </w:p>
-          <w:p>
-            <w:pPr>
-              <w:pStyle w:val="Style13"/>
-              <w:rPr/>
-            </w:pPr>
-            <w:r>
-              <w:rPr/>
-              <w:t xml:space="preserve">    </w:t>
-            </w:r>
-            <w:r>
-              <w:rPr/>
-              <w:t>NachatRabotu() # Вызываем проверяемую функцию</w:t>
+              <w:t>def TestDobavitVStack():</w:t>
+            </w:r>
+          </w:p>
+          <w:p>
+            <w:pPr>
+              <w:pStyle w:val="Style13"/>
+              <w:rPr/>
+            </w:pPr>
+            <w:r>
+              <w:rPr/>
+              <w:t xml:space="preserve">    </w:t>
+            </w:r>
+            <w:r>
+              <w:rPr/>
+              <w:t>N = 3</w:t>
+            </w:r>
+          </w:p>
+          <w:p>
+            <w:pPr>
+              <w:pStyle w:val="Style13"/>
+              <w:rPr/>
+            </w:pPr>
+            <w:r>
+              <w:rPr/>
+              <w:t xml:space="preserve">    </w:t>
+            </w:r>
+            <w:r>
+              <w:rPr/>
+              <w:t>S = [" "] * (N+1) # Создаем ряд длиной N+1 для возможности индексации от 1 до N</w:t>
+            </w:r>
+          </w:p>
+          <w:p>
+            <w:pPr>
+              <w:pStyle w:val="Style13"/>
+              <w:rPr/>
+            </w:pPr>
+            <w:r>
+              <w:rPr/>
+              <w:t xml:space="preserve">    </w:t>
+            </w:r>
+            <w:r>
+              <w:rPr/>
+              <w:t>S[0] = 0</w:t>
+            </w:r>
+          </w:p>
+          <w:p>
+            <w:pPr>
+              <w:pStyle w:val="Style13"/>
+              <w:rPr/>
+            </w:pPr>
+            <w:r>
+              <w:rPr/>
+              <w:t xml:space="preserve">    </w:t>
+            </w:r>
+            <w:r>
+              <w:rPr/>
+              <w:t>print(f"Изначальная длина стека: {len(S)}")</w:t>
+            </w:r>
+          </w:p>
+          <w:p>
+            <w:pPr>
+              <w:pStyle w:val="Style13"/>
+              <w:rPr/>
+            </w:pPr>
+            <w:r>
+              <w:rPr/>
+              <w:t xml:space="preserve">    </w:t>
+            </w:r>
+            <w:r>
+              <w:rPr/>
+              <w:t>print(f"Изначальное значение служебного элемента: {S[0]}")</w:t>
+            </w:r>
+          </w:p>
+          <w:p>
+            <w:pPr>
+              <w:pStyle w:val="Style13"/>
+              <w:rPr/>
+            </w:pPr>
+            <w:r>
+              <w:rPr/>
+              <w:t xml:space="preserve">    </w:t>
+            </w:r>
+            <w:r>
+              <w:rPr/>
+              <w:t>element = 7</w:t>
+            </w:r>
+          </w:p>
+          <w:p>
+            <w:pPr>
+              <w:pStyle w:val="Style13"/>
+              <w:rPr/>
+            </w:pPr>
+            <w:r>
+              <w:rPr/>
+              <w:t xml:space="preserve">    </w:t>
+            </w:r>
+            <w:r>
+              <w:rPr/>
+              <w:t>DobavitVStack(S, N, element)</w:t>
+            </w:r>
+          </w:p>
+          <w:p>
+            <w:pPr>
+              <w:pStyle w:val="Style13"/>
+              <w:rPr/>
+            </w:pPr>
+            <w:r>
+              <w:rPr/>
+              <w:t xml:space="preserve">    </w:t>
+            </w:r>
+            <w:r>
+              <w:rPr/>
+              <w:t>print(f"Новая длина стека: {len(S)}")</w:t>
+            </w:r>
+          </w:p>
+          <w:p>
+            <w:pPr>
+              <w:pStyle w:val="Style13"/>
+              <w:rPr/>
+            </w:pPr>
+            <w:r>
+              <w:rPr/>
+              <w:t xml:space="preserve">    </w:t>
+            </w:r>
+            <w:r>
+              <w:rPr/>
+              <w:t>print(f"Новое значение служебного элемента: {S[0]}")</w:t>
+            </w:r>
+          </w:p>
+          <w:p>
+            <w:pPr>
+              <w:pStyle w:val="Style13"/>
+              <w:rPr/>
+            </w:pPr>
+            <w:r>
+              <w:rPr/>
+              <w:t xml:space="preserve">    </w:t>
+            </w:r>
+            <w:r>
+              <w:rPr/>
+              <w:t>print(f"Пытались добавить элемент {element}, а добавился: {S[1]}")</w:t>
+            </w:r>
+          </w:p>
+          <w:p>
+            <w:pPr>
+              <w:pStyle w:val="Style13"/>
+              <w:rPr/>
+            </w:pPr>
+            <w:r>
+              <w:rPr/>
+              <w:t xml:space="preserve">    </w:t>
+            </w:r>
+            <w:r>
+              <w:rPr/>
+              <w:t>DobavitVStack(S, N, element)</w:t>
+            </w:r>
+          </w:p>
+          <w:p>
+            <w:pPr>
+              <w:pStyle w:val="Style13"/>
+              <w:rPr/>
+            </w:pPr>
+            <w:r>
+              <w:rPr/>
+              <w:t xml:space="preserve">    </w:t>
+            </w:r>
+            <w:r>
+              <w:rPr/>
+              <w:t>DobavitVStack(S, N, element)</w:t>
+            </w:r>
+          </w:p>
+          <w:p>
+            <w:pPr>
+              <w:pStyle w:val="Style13"/>
+              <w:rPr/>
+            </w:pPr>
+            <w:r>
+              <w:rPr/>
+              <w:t xml:space="preserve">    </w:t>
+            </w:r>
+            <w:r>
+              <w:rPr/>
+              <w:t>try :</w:t>
+            </w:r>
+          </w:p>
+          <w:p>
+            <w:pPr>
+              <w:pStyle w:val="Style13"/>
+              <w:rPr/>
+            </w:pPr>
+            <w:r>
+              <w:rPr/>
+              <w:t xml:space="preserve">        </w:t>
+            </w:r>
+            <w:r>
+              <w:rPr/>
+              <w:t>DobavitVStack(S, N, element)</w:t>
+            </w:r>
+          </w:p>
+          <w:p>
+            <w:pPr>
+              <w:pStyle w:val="Style13"/>
+              <w:rPr/>
+            </w:pPr>
+            <w:r>
+              <w:rPr/>
+              <w:t xml:space="preserve">        </w:t>
+            </w:r>
+            <w:r>
+              <w:rPr/>
+              <w:t>print("Переполнения не случилось")</w:t>
+            </w:r>
+          </w:p>
+          <w:p>
+            <w:pPr>
+              <w:pStyle w:val="Style13"/>
+              <w:rPr/>
+            </w:pPr>
+            <w:r>
+              <w:rPr/>
+              <w:t xml:space="preserve">    </w:t>
+            </w:r>
+            <w:r>
+              <w:rPr/>
+              <w:t>except:</w:t>
+            </w:r>
+          </w:p>
+          <w:p>
+            <w:pPr>
+              <w:pStyle w:val="Style13"/>
+              <w:rPr/>
+            </w:pPr>
+            <w:r>
+              <w:rPr/>
+              <w:t xml:space="preserve">        </w:t>
+            </w:r>
+            <w:r>
+              <w:rPr/>
+              <w:t>print("Успешное переполнение стека")</w:t>
             </w:r>
           </w:p>
         </w:tc>
@@ -3889,7 +4444,57 @@
             </w:pPr>
             <w:r>
               <w:rPr/>
-              <w:t>Начало работы</w:t>
+              <w:t>Изначальная длина стека: 4</w:t>
+            </w:r>
+          </w:p>
+          <w:p>
+            <w:pPr>
+              <w:pStyle w:val="Style13"/>
+              <w:rPr/>
+            </w:pPr>
+            <w:r>
+              <w:rPr/>
+              <w:t>Изначальное значение служебного элемента: 0</w:t>
+            </w:r>
+          </w:p>
+          <w:p>
+            <w:pPr>
+              <w:pStyle w:val="Style13"/>
+              <w:rPr/>
+            </w:pPr>
+            <w:r>
+              <w:rPr/>
+              <w:t>Новая длина стека: 4</w:t>
+            </w:r>
+          </w:p>
+          <w:p>
+            <w:pPr>
+              <w:pStyle w:val="Style13"/>
+              <w:rPr/>
+            </w:pPr>
+            <w:r>
+              <w:rPr/>
+              <w:t>Новое значение служебного элемента: 1</w:t>
+            </w:r>
+          </w:p>
+          <w:p>
+            <w:pPr>
+              <w:pStyle w:val="Style13"/>
+              <w:rPr/>
+            </w:pPr>
+            <w:r>
+              <w:rPr/>
+              <w:t>Пытались добавить элемент 7, а добавился: 7</w:t>
+            </w:r>
+          </w:p>
+          <w:p>
+            <w:pPr>
+              <w:pStyle w:val="Style13"/>
+              <w:rPr/>
+            </w:pPr>
+            <w:r>
+              <w:rPr/>
+              <w:t>Успешное переполнение стека</w:t>
             </w:r>
           </w:p>
         </w:tc>
@@ -3898,6 +4503,7 @@
     <w:p>
       <w:pPr>
         <w:pStyle w:val="BodyText"/>
+        <w:ind w:hanging="0"/>
         <w:rPr/>
       </w:pPr>
       <w:r>
@@ -3929,7 +4535,7 @@
       </w:r>
       <w:r>
         <w:rPr/>
-        <w:t>Удалить вершину стека</w:t>
+        <w:t>Взять элемент из стека</w:t>
       </w:r>
     </w:p>
     <w:p>
@@ -4202,7 +4808,7 @@
       </w:r>
       <w:r>
         <w:rPr/>
-        <w:t>Закончить работу</w:t>
+        <w:t>Вершина стека</w:t>
       </w:r>
     </w:p>
     <w:p>
@@ -4395,6 +5001,552 @@
       </w:r>
       <w:bookmarkStart w:id="48" w:name="__RefHeading___Toc4243_2026028575_Копияg"/>
       <w:bookmarkEnd w:id="48"/>
+      <w:r>
+        <w:rPr/>
+        <w:t>а</w:t>
+      </w:r>
+    </w:p>
+    <w:tbl>
+      <w:tblPr>
+        <w:tblW w:w="5000" w:type="pct"/>
+        <w:jc w:val="left"/>
+        <w:tblInd w:w="55" w:type="dxa"/>
+        <w:tblLayout w:type="fixed"/>
+        <w:tblCellMar>
+          <w:top w:w="55" w:type="dxa"/>
+          <w:left w:w="55" w:type="dxa"/>
+          <w:bottom w:w="55" w:type="dxa"/>
+          <w:right w:w="55" w:type="dxa"/>
+        </w:tblCellMar>
+      </w:tblPr>
+      <w:tblGrid>
+        <w:gridCol w:w="9638"/>
+      </w:tblGrid>
+      <w:tr>
+        <w:trPr/>
+        <w:tc>
+          <w:tcPr>
+            <w:tcW w:w="9638" w:type="dxa"/>
+            <w:tcBorders>
+              <w:top w:val="single" w:sz="4" w:space="0" w:color="000000"/>
+              <w:left w:val="single" w:sz="4" w:space="0" w:color="000000"/>
+              <w:bottom w:val="single" w:sz="4" w:space="0" w:color="000000"/>
+              <w:right w:val="single" w:sz="4" w:space="0" w:color="000000"/>
+            </w:tcBorders>
+          </w:tcPr>
+          <w:p>
+            <w:pPr>
+              <w:pStyle w:val="Style13"/>
+              <w:rPr/>
+            </w:pPr>
+            <w:r>
+              <w:rPr/>
+              <w:t>Начало работы</w:t>
+            </w:r>
+          </w:p>
+        </w:tc>
+      </w:tr>
+    </w:tbl>
+    <w:p>
+      <w:pPr>
+        <w:pStyle w:val="BodyText"/>
+        <w:rPr/>
+      </w:pPr>
+      <w:r>
+        <w:rPr/>
+      </w:r>
+      <w:r>
+        <w:br w:type="page"/>
+      </w:r>
+    </w:p>
+    <w:p>
+      <w:pPr>
+        <w:pStyle w:val="Heading2"/>
+        <w:numPr>
+          <w:ilvl w:val="1"/>
+          <w:numId w:val="2"/>
+        </w:numPr>
+        <w:ind w:firstLine="709" w:left="0"/>
+        <w:rPr/>
+      </w:pPr>
+      <w:bookmarkStart w:id="49" w:name="__RefHeading___Toc4237_2026028575_Копия8"/>
+      <w:bookmarkEnd w:id="49"/>
+      <w:r>
+        <w:rPr/>
+        <w:t>10</w:t>
+      </w:r>
+      <w:r>
+        <w:rPr/>
+        <w:t xml:space="preserve">. </w:t>
+      </w:r>
+      <w:r>
+        <w:rPr/>
+        <w:t>Удалить вершину стека</w:t>
+      </w:r>
+    </w:p>
+    <w:p>
+      <w:pPr>
+        <w:pStyle w:val="Heading3"/>
+        <w:numPr>
+          <w:ilvl w:val="2"/>
+          <w:numId w:val="2"/>
+        </w:numPr>
+        <w:ind w:firstLine="709" w:left="0"/>
+        <w:rPr/>
+      </w:pPr>
+      <w:bookmarkStart w:id="50" w:name="__RefHeading___Toc4239_2026028575_Копия8"/>
+      <w:bookmarkEnd w:id="50"/>
+      <w:r>
+        <w:rPr/>
+        <w:t>Текст реализации предписания</w:t>
+      </w:r>
+    </w:p>
+    <w:tbl>
+      <w:tblPr>
+        <w:tblW w:w="5000" w:type="pct"/>
+        <w:jc w:val="left"/>
+        <w:tblInd w:w="55" w:type="dxa"/>
+        <w:tblLayout w:type="fixed"/>
+        <w:tblCellMar>
+          <w:top w:w="55" w:type="dxa"/>
+          <w:left w:w="55" w:type="dxa"/>
+          <w:bottom w:w="55" w:type="dxa"/>
+          <w:right w:w="55" w:type="dxa"/>
+        </w:tblCellMar>
+      </w:tblPr>
+      <w:tblGrid>
+        <w:gridCol w:w="9638"/>
+      </w:tblGrid>
+      <w:tr>
+        <w:trPr/>
+        <w:tc>
+          <w:tcPr>
+            <w:tcW w:w="9638" w:type="dxa"/>
+            <w:tcBorders>
+              <w:top w:val="single" w:sz="4" w:space="0" w:color="000000"/>
+              <w:left w:val="single" w:sz="4" w:space="0" w:color="000000"/>
+              <w:bottom w:val="single" w:sz="4" w:space="0" w:color="000000"/>
+              <w:right w:val="single" w:sz="4" w:space="0" w:color="000000"/>
+            </w:tcBorders>
+          </w:tcPr>
+          <w:p>
+            <w:pPr>
+              <w:pStyle w:val="Style13"/>
+              <w:rPr/>
+            </w:pPr>
+            <w:r>
+              <w:rPr/>
+              <w:t>def NachatRabotu():</w:t>
+            </w:r>
+          </w:p>
+          <w:p>
+            <w:pPr>
+              <w:pStyle w:val="Style13"/>
+              <w:rPr/>
+            </w:pPr>
+            <w:r>
+              <w:rPr/>
+              <w:t xml:space="preserve">    </w:t>
+            </w:r>
+            <w:r>
+              <w:rPr/>
+              <w:t>print("Начало работы")</w:t>
+            </w:r>
+          </w:p>
+        </w:tc>
+      </w:tr>
+    </w:tbl>
+    <w:p>
+      <w:pPr>
+        <w:pStyle w:val="BodyText"/>
+        <w:rPr/>
+      </w:pPr>
+      <w:r>
+        <w:rPr/>
+        <w:t xml:space="preserve">Предусловие: </w:t>
+      </w:r>
+      <w:r>
+        <w:rPr/>
+        <w:t>обозначение начала работы.</w:t>
+      </w:r>
+    </w:p>
+    <w:p>
+      <w:pPr>
+        <w:pStyle w:val="BodyText"/>
+        <w:rPr/>
+      </w:pPr>
+      <w:r>
+        <w:rPr/>
+        <w:t xml:space="preserve">Постусловие: </w:t>
+      </w:r>
+      <w:r>
+        <w:rPr/>
+        <w:t>дает понятную точку начала работы. Содержимое окна ввода/вывода должно пополниться фразой «Начало работы».</w:t>
+      </w:r>
+    </w:p>
+    <w:p>
+      <w:pPr>
+        <w:pStyle w:val="Heading3"/>
+        <w:numPr>
+          <w:ilvl w:val="2"/>
+          <w:numId w:val="2"/>
+        </w:numPr>
+        <w:ind w:firstLine="709" w:left="0"/>
+        <w:rPr/>
+      </w:pPr>
+      <w:bookmarkStart w:id="51" w:name="__RefHeading___Toc4241_2026028575_Копия8"/>
+      <w:bookmarkEnd w:id="51"/>
+      <w:r>
+        <w:rPr/>
+        <w:t>Текст проверочной программы</w:t>
+      </w:r>
+    </w:p>
+    <w:tbl>
+      <w:tblPr>
+        <w:tblW w:w="5000" w:type="pct"/>
+        <w:jc w:val="left"/>
+        <w:tblInd w:w="55" w:type="dxa"/>
+        <w:tblLayout w:type="fixed"/>
+        <w:tblCellMar>
+          <w:top w:w="55" w:type="dxa"/>
+          <w:left w:w="55" w:type="dxa"/>
+          <w:bottom w:w="55" w:type="dxa"/>
+          <w:right w:w="55" w:type="dxa"/>
+        </w:tblCellMar>
+      </w:tblPr>
+      <w:tblGrid>
+        <w:gridCol w:w="9638"/>
+      </w:tblGrid>
+      <w:tr>
+        <w:trPr/>
+        <w:tc>
+          <w:tcPr>
+            <w:tcW w:w="9638" w:type="dxa"/>
+            <w:tcBorders>
+              <w:top w:val="single" w:sz="4" w:space="0" w:color="000000"/>
+              <w:left w:val="single" w:sz="4" w:space="0" w:color="000000"/>
+              <w:bottom w:val="single" w:sz="4" w:space="0" w:color="000000"/>
+              <w:right w:val="single" w:sz="4" w:space="0" w:color="000000"/>
+            </w:tcBorders>
+          </w:tcPr>
+          <w:p>
+            <w:pPr>
+              <w:pStyle w:val="Style13"/>
+              <w:rPr/>
+            </w:pPr>
+            <w:r>
+              <w:rPr/>
+              <w:t>def TestNachatRabotu():</w:t>
+            </w:r>
+          </w:p>
+          <w:p>
+            <w:pPr>
+              <w:pStyle w:val="Style13"/>
+              <w:rPr/>
+            </w:pPr>
+            <w:r>
+              <w:rPr/>
+              <w:t xml:space="preserve">    </w:t>
+            </w:r>
+            <w:r>
+              <w:rPr/>
+              <w:t>NachatRabotu() # Вызываем проверяемую функцию</w:t>
+            </w:r>
+          </w:p>
+        </w:tc>
+      </w:tr>
+    </w:tbl>
+    <w:p>
+      <w:pPr>
+        <w:pStyle w:val="Heading3"/>
+        <w:numPr>
+          <w:ilvl w:val="2"/>
+          <w:numId w:val="2"/>
+        </w:numPr>
+        <w:ind w:firstLine="709" w:left="0"/>
+        <w:rPr/>
+      </w:pPr>
+      <w:bookmarkStart w:id="52" w:name="__RefHeading___Toc4243_2026028575_Копияh"/>
+      <w:bookmarkEnd w:id="52"/>
+      <w:r>
+        <w:rPr/>
+        <w:t>Содержимое окна ввода/вывод</w:t>
+      </w:r>
+      <w:bookmarkStart w:id="53" w:name="__RefHeading___Toc4243_2026028575_Копияi"/>
+      <w:bookmarkEnd w:id="53"/>
+      <w:r>
+        <w:rPr/>
+        <w:t>а</w:t>
+      </w:r>
+    </w:p>
+    <w:tbl>
+      <w:tblPr>
+        <w:tblW w:w="5000" w:type="pct"/>
+        <w:jc w:val="left"/>
+        <w:tblInd w:w="55" w:type="dxa"/>
+        <w:tblLayout w:type="fixed"/>
+        <w:tblCellMar>
+          <w:top w:w="55" w:type="dxa"/>
+          <w:left w:w="55" w:type="dxa"/>
+          <w:bottom w:w="55" w:type="dxa"/>
+          <w:right w:w="55" w:type="dxa"/>
+        </w:tblCellMar>
+      </w:tblPr>
+      <w:tblGrid>
+        <w:gridCol w:w="9638"/>
+      </w:tblGrid>
+      <w:tr>
+        <w:trPr/>
+        <w:tc>
+          <w:tcPr>
+            <w:tcW w:w="9638" w:type="dxa"/>
+            <w:tcBorders>
+              <w:top w:val="single" w:sz="4" w:space="0" w:color="000000"/>
+              <w:left w:val="single" w:sz="4" w:space="0" w:color="000000"/>
+              <w:bottom w:val="single" w:sz="4" w:space="0" w:color="000000"/>
+              <w:right w:val="single" w:sz="4" w:space="0" w:color="000000"/>
+            </w:tcBorders>
+          </w:tcPr>
+          <w:p>
+            <w:pPr>
+              <w:pStyle w:val="Style13"/>
+              <w:rPr/>
+            </w:pPr>
+            <w:r>
+              <w:rPr/>
+              <w:t>Начало работы</w:t>
+            </w:r>
+          </w:p>
+        </w:tc>
+      </w:tr>
+    </w:tbl>
+    <w:p>
+      <w:pPr>
+        <w:pStyle w:val="BodyText"/>
+        <w:rPr/>
+      </w:pPr>
+      <w:r>
+        <w:rPr/>
+      </w:r>
+      <w:r>
+        <w:br w:type="page"/>
+      </w:r>
+    </w:p>
+    <w:p>
+      <w:pPr>
+        <w:pStyle w:val="Heading2"/>
+        <w:numPr>
+          <w:ilvl w:val="1"/>
+          <w:numId w:val="2"/>
+        </w:numPr>
+        <w:ind w:firstLine="709" w:left="0"/>
+        <w:rPr/>
+      </w:pPr>
+      <w:bookmarkStart w:id="54" w:name="__RefHeading___Toc4237_2026028575_Копия9"/>
+      <w:bookmarkEnd w:id="54"/>
+      <w:r>
+        <w:rPr/>
+        <w:t>11</w:t>
+      </w:r>
+      <w:r>
+        <w:rPr/>
+        <w:t xml:space="preserve">. </w:t>
+      </w:r>
+      <w:r>
+        <w:rPr/>
+        <w:t>Закончить работу</w:t>
+      </w:r>
+    </w:p>
+    <w:p>
+      <w:pPr>
+        <w:pStyle w:val="Heading3"/>
+        <w:numPr>
+          <w:ilvl w:val="2"/>
+          <w:numId w:val="2"/>
+        </w:numPr>
+        <w:ind w:firstLine="709" w:left="0"/>
+        <w:rPr/>
+      </w:pPr>
+      <w:bookmarkStart w:id="55" w:name="__RefHeading___Toc4239_2026028575_Копия9"/>
+      <w:bookmarkEnd w:id="55"/>
+      <w:r>
+        <w:rPr/>
+        <w:t>Текст реализации предписания</w:t>
+      </w:r>
+    </w:p>
+    <w:tbl>
+      <w:tblPr>
+        <w:tblW w:w="5000" w:type="pct"/>
+        <w:jc w:val="left"/>
+        <w:tblInd w:w="55" w:type="dxa"/>
+        <w:tblLayout w:type="fixed"/>
+        <w:tblCellMar>
+          <w:top w:w="55" w:type="dxa"/>
+          <w:left w:w="55" w:type="dxa"/>
+          <w:bottom w:w="55" w:type="dxa"/>
+          <w:right w:w="55" w:type="dxa"/>
+        </w:tblCellMar>
+      </w:tblPr>
+      <w:tblGrid>
+        <w:gridCol w:w="9638"/>
+      </w:tblGrid>
+      <w:tr>
+        <w:trPr/>
+        <w:tc>
+          <w:tcPr>
+            <w:tcW w:w="9638" w:type="dxa"/>
+            <w:tcBorders>
+              <w:top w:val="single" w:sz="4" w:space="0" w:color="000000"/>
+              <w:left w:val="single" w:sz="4" w:space="0" w:color="000000"/>
+              <w:bottom w:val="single" w:sz="4" w:space="0" w:color="000000"/>
+              <w:right w:val="single" w:sz="4" w:space="0" w:color="000000"/>
+            </w:tcBorders>
+          </w:tcPr>
+          <w:p>
+            <w:pPr>
+              <w:pStyle w:val="Style13"/>
+              <w:rPr/>
+            </w:pPr>
+            <w:r>
+              <w:rPr/>
+              <w:t>def NachatRabotu():</w:t>
+            </w:r>
+          </w:p>
+          <w:p>
+            <w:pPr>
+              <w:pStyle w:val="Style13"/>
+              <w:rPr/>
+            </w:pPr>
+            <w:r>
+              <w:rPr/>
+              <w:t xml:space="preserve">    </w:t>
+            </w:r>
+            <w:r>
+              <w:rPr/>
+              <w:t>print("Начало работы")</w:t>
+            </w:r>
+          </w:p>
+        </w:tc>
+      </w:tr>
+    </w:tbl>
+    <w:p>
+      <w:pPr>
+        <w:pStyle w:val="BodyText"/>
+        <w:rPr/>
+      </w:pPr>
+      <w:r>
+        <w:rPr/>
+        <w:t xml:space="preserve">Предусловие: </w:t>
+      </w:r>
+      <w:r>
+        <w:rPr/>
+        <w:t>обозначение начала работы.</w:t>
+      </w:r>
+    </w:p>
+    <w:p>
+      <w:pPr>
+        <w:pStyle w:val="BodyText"/>
+        <w:rPr/>
+      </w:pPr>
+      <w:r>
+        <w:rPr/>
+        <w:t xml:space="preserve">Постусловие: </w:t>
+      </w:r>
+      <w:r>
+        <w:rPr/>
+        <w:t>дает понятную точку начала работы. Содержимое окна ввода/вывода должно пополниться фразой «Начало работы».</w:t>
+      </w:r>
+    </w:p>
+    <w:p>
+      <w:pPr>
+        <w:pStyle w:val="Heading3"/>
+        <w:numPr>
+          <w:ilvl w:val="2"/>
+          <w:numId w:val="2"/>
+        </w:numPr>
+        <w:ind w:firstLine="709" w:left="0"/>
+        <w:rPr/>
+      </w:pPr>
+      <w:bookmarkStart w:id="56" w:name="__RefHeading___Toc4241_2026028575_Копия9"/>
+      <w:bookmarkEnd w:id="56"/>
+      <w:r>
+        <w:rPr/>
+        <w:t>Текст проверочной программы</w:t>
+      </w:r>
+    </w:p>
+    <w:tbl>
+      <w:tblPr>
+        <w:tblW w:w="5000" w:type="pct"/>
+        <w:jc w:val="left"/>
+        <w:tblInd w:w="55" w:type="dxa"/>
+        <w:tblLayout w:type="fixed"/>
+        <w:tblCellMar>
+          <w:top w:w="55" w:type="dxa"/>
+          <w:left w:w="55" w:type="dxa"/>
+          <w:bottom w:w="55" w:type="dxa"/>
+          <w:right w:w="55" w:type="dxa"/>
+        </w:tblCellMar>
+      </w:tblPr>
+      <w:tblGrid>
+        <w:gridCol w:w="9638"/>
+      </w:tblGrid>
+      <w:tr>
+        <w:trPr/>
+        <w:tc>
+          <w:tcPr>
+            <w:tcW w:w="9638" w:type="dxa"/>
+            <w:tcBorders>
+              <w:top w:val="single" w:sz="4" w:space="0" w:color="000000"/>
+              <w:left w:val="single" w:sz="4" w:space="0" w:color="000000"/>
+              <w:bottom w:val="single" w:sz="4" w:space="0" w:color="000000"/>
+              <w:right w:val="single" w:sz="4" w:space="0" w:color="000000"/>
+            </w:tcBorders>
+          </w:tcPr>
+          <w:p>
+            <w:pPr>
+              <w:pStyle w:val="Style13"/>
+              <w:rPr/>
+            </w:pPr>
+            <w:r>
+              <w:rPr/>
+              <w:t>def TestNachatRabotu():</w:t>
+            </w:r>
+          </w:p>
+          <w:p>
+            <w:pPr>
+              <w:pStyle w:val="Style13"/>
+              <w:rPr/>
+            </w:pPr>
+            <w:r>
+              <w:rPr/>
+              <w:t xml:space="preserve">    </w:t>
+            </w:r>
+            <w:r>
+              <w:rPr/>
+              <w:t>NachatRabotu() # Вызываем проверяемую функцию</w:t>
+            </w:r>
+          </w:p>
+        </w:tc>
+      </w:tr>
+    </w:tbl>
+    <w:p>
+      <w:pPr>
+        <w:pStyle w:val="Heading3"/>
+        <w:numPr>
+          <w:ilvl w:val="2"/>
+          <w:numId w:val="2"/>
+        </w:numPr>
+        <w:ind w:firstLine="709" w:left="0"/>
+        <w:rPr/>
+      </w:pPr>
+      <w:bookmarkStart w:id="57" w:name="__RefHeading___Toc4243_2026028575_Копияj"/>
+      <w:bookmarkEnd w:id="57"/>
+      <w:r>
+        <w:rPr/>
+        <w:t>Содержимое окна ввода/вывод</w:t>
+      </w:r>
+      <w:bookmarkStart w:id="58" w:name="__RefHeading___Toc4243_2026028575_Копияk"/>
+      <w:bookmarkEnd w:id="58"/>
       <w:r>
         <w:rPr/>
         <w:t>а</w:t>

--- a/stack/Отчет.docx
+++ b/stack/Отчет.docx
@@ -4535,7 +4535,7 @@
       </w:r>
       <w:r>
         <w:rPr/>
-        <w:t>Взять элемент из стека</w:t>
+        <w:t>Достать элемент из стека</w:t>
       </w:r>
     </w:p>
     <w:p>
@@ -4590,21 +4590,82 @@
             </w:pPr>
             <w:r>
               <w:rPr/>
-              <w:t>def NachatRabotu():</w:t>
-            </w:r>
-          </w:p>
-          <w:p>
-            <w:pPr>
-              <w:pStyle w:val="Style13"/>
-              <w:rPr/>
-            </w:pPr>
-            <w:r>
-              <w:rPr/>
-              <w:t xml:space="preserve">    </w:t>
-            </w:r>
-            <w:r>
-              <w:rPr/>
-              <w:t>print("Начало работы")</w:t>
+              <w:t>def DostatIzStacka(S: list) -&gt; int:</w:t>
+            </w:r>
+          </w:p>
+          <w:p>
+            <w:pPr>
+              <w:pStyle w:val="Style13"/>
+              <w:rPr/>
+            </w:pPr>
+            <w:r>
+              <w:rPr/>
+              <w:t xml:space="preserve">    </w:t>
+            </w:r>
+            <w:r>
+              <w:rPr/>
+              <w:t>if StackPust(S):</w:t>
+            </w:r>
+          </w:p>
+          <w:p>
+            <w:pPr>
+              <w:pStyle w:val="Style13"/>
+              <w:rPr/>
+            </w:pPr>
+            <w:r>
+              <w:rPr/>
+              <w:t xml:space="preserve">        </w:t>
+            </w:r>
+            <w:r>
+              <w:rPr/>
+              <w:t>return</w:t>
+            </w:r>
+          </w:p>
+          <w:p>
+            <w:pPr>
+              <w:pStyle w:val="Style13"/>
+              <w:rPr/>
+            </w:pPr>
+            <w:r>
+              <w:rPr/>
+              <w:t xml:space="preserve">    </w:t>
+            </w:r>
+          </w:p>
+          <w:p>
+            <w:pPr>
+              <w:pStyle w:val="Style13"/>
+              <w:rPr/>
+            </w:pPr>
+            <w:r>
+              <w:rPr/>
+              <w:t xml:space="preserve">    </w:t>
+            </w:r>
+            <w:r>
+              <w:rPr/>
+              <w:t>S[0] -= 1</w:t>
+            </w:r>
+          </w:p>
+          <w:p>
+            <w:pPr>
+              <w:pStyle w:val="Style13"/>
+              <w:rPr/>
+            </w:pPr>
+            <w:r>
+              <w:rPr/>
+            </w:r>
+          </w:p>
+          <w:p>
+            <w:pPr>
+              <w:pStyle w:val="Style13"/>
+              <w:rPr/>
+            </w:pPr>
+            <w:r>
+              <w:rPr/>
+              <w:t xml:space="preserve">    </w:t>
+            </w:r>
+            <w:r>
+              <w:rPr/>
+              <w:t>return S[S[0]+1]</w:t>
             </w:r>
           </w:p>
         </w:tc>
@@ -4621,7 +4682,7 @@
       </w:r>
       <w:r>
         <w:rPr/>
-        <w:t>обозначение начала работы.</w:t>
+        <w:t>S = S[1], S[2], …, S[N] — ряд произвольных целочисленных значений.</w:t>
       </w:r>
     </w:p>
     <w:p>
@@ -4631,11 +4692,11 @@
       </w:pPr>
       <w:r>
         <w:rPr/>
-        <w:t xml:space="preserve">Постусловие: </w:t>
-      </w:r>
-      <w:r>
-        <w:rPr/>
-        <w:t>дает понятную точку начала работы. Содержимое окна ввода/вывода должно пополниться фразой «Начало работы».</w:t>
+        <w:t>Постусловие: длина стека должна остаться прежней</w:t>
+      </w:r>
+      <w:r>
+        <w:rPr/>
+        <w:t>. В случае, если стек не пуст, служебный элемент должен уменьшить свое значение на 1 и элемент должен быть возвращен функцией. В случае, если стек пуст, служебный элемент не должен изменить значения, а в качестве ответа функция должна вернуть None.</w:t>
       </w:r>
     </w:p>
     <w:p>
@@ -4690,21 +4751,156 @@
             </w:pPr>
             <w:r>
               <w:rPr/>
-              <w:t>def TestNachatRabotu():</w:t>
-            </w:r>
-          </w:p>
-          <w:p>
-            <w:pPr>
-              <w:pStyle w:val="Style13"/>
-              <w:rPr/>
-            </w:pPr>
-            <w:r>
-              <w:rPr/>
-              <w:t xml:space="preserve">    </w:t>
-            </w:r>
-            <w:r>
-              <w:rPr/>
-              <w:t>NachatRabotu() # Вызываем проверяемую функцию</w:t>
+              <w:t>def TestDostatIzStacka():</w:t>
+            </w:r>
+          </w:p>
+          <w:p>
+            <w:pPr>
+              <w:pStyle w:val="Style13"/>
+              <w:rPr/>
+            </w:pPr>
+            <w:r>
+              <w:rPr/>
+              <w:t xml:space="preserve">    </w:t>
+            </w:r>
+            <w:r>
+              <w:rPr/>
+              <w:t>N = 1</w:t>
+            </w:r>
+          </w:p>
+          <w:p>
+            <w:pPr>
+              <w:pStyle w:val="Style13"/>
+              <w:rPr/>
+            </w:pPr>
+            <w:r>
+              <w:rPr/>
+              <w:t xml:space="preserve">    </w:t>
+            </w:r>
+            <w:r>
+              <w:rPr/>
+              <w:t>S = [" "] * (N+1) # Создаем ряд длиной N+1 для возможности индексации от 1 до N</w:t>
+            </w:r>
+          </w:p>
+          <w:p>
+            <w:pPr>
+              <w:pStyle w:val="Style13"/>
+              <w:rPr/>
+            </w:pPr>
+            <w:r>
+              <w:rPr/>
+              <w:t xml:space="preserve">    </w:t>
+            </w:r>
+            <w:r>
+              <w:rPr/>
+              <w:t>S[0] = 1</w:t>
+            </w:r>
+          </w:p>
+          <w:p>
+            <w:pPr>
+              <w:pStyle w:val="Style13"/>
+              <w:rPr/>
+            </w:pPr>
+            <w:r>
+              <w:rPr/>
+              <w:t xml:space="preserve">    </w:t>
+            </w:r>
+            <w:r>
+              <w:rPr/>
+              <w:t>S[1] = 3</w:t>
+            </w:r>
+          </w:p>
+          <w:p>
+            <w:pPr>
+              <w:pStyle w:val="Style13"/>
+              <w:rPr/>
+            </w:pPr>
+            <w:r>
+              <w:rPr/>
+            </w:r>
+          </w:p>
+          <w:p>
+            <w:pPr>
+              <w:pStyle w:val="Style13"/>
+              <w:rPr/>
+            </w:pPr>
+            <w:r>
+              <w:rPr/>
+              <w:t xml:space="preserve">    </w:t>
+            </w:r>
+            <w:r>
+              <w:rPr/>
+              <w:t>print(f"Изначальная длина стека: {len(S)}")</w:t>
+            </w:r>
+          </w:p>
+          <w:p>
+            <w:pPr>
+              <w:pStyle w:val="Style13"/>
+              <w:rPr/>
+            </w:pPr>
+            <w:r>
+              <w:rPr/>
+              <w:t xml:space="preserve">    </w:t>
+            </w:r>
+            <w:r>
+              <w:rPr/>
+              <w:t>print(f"Изначальное значение служебного элемента: {S[0]}")</w:t>
+            </w:r>
+          </w:p>
+          <w:p>
+            <w:pPr>
+              <w:pStyle w:val="Style13"/>
+              <w:rPr/>
+            </w:pPr>
+            <w:r>
+              <w:rPr/>
+              <w:t xml:space="preserve">    </w:t>
+            </w:r>
+            <w:r>
+              <w:rPr/>
+              <w:t>print(f"Полученный элемент из стека: {DostatIzStacka(S)}") # Вызываем проверяемую функцию и тут же выводим ответ</w:t>
+            </w:r>
+          </w:p>
+          <w:p>
+            <w:pPr>
+              <w:pStyle w:val="Style13"/>
+              <w:rPr/>
+            </w:pPr>
+            <w:r>
+              <w:rPr/>
+              <w:t xml:space="preserve">    </w:t>
+            </w:r>
+            <w:r>
+              <w:rPr/>
+              <w:t>print(f"Новая длина стека: {len(S)}")</w:t>
+            </w:r>
+          </w:p>
+          <w:p>
+            <w:pPr>
+              <w:pStyle w:val="Style13"/>
+              <w:rPr/>
+            </w:pPr>
+            <w:r>
+              <w:rPr/>
+              <w:t xml:space="preserve">    </w:t>
+            </w:r>
+            <w:r>
+              <w:rPr/>
+              <w:t>print(f"Новое значение служебного элемента: {S[0]}")</w:t>
+            </w:r>
+          </w:p>
+          <w:p>
+            <w:pPr>
+              <w:pStyle w:val="Style13"/>
+              <w:rPr/>
+            </w:pPr>
+            <w:r>
+              <w:rPr/>
+              <w:t xml:space="preserve">    </w:t>
+            </w:r>
+            <w:r>
+              <w:rPr/>
+              <w:t>print(f"Полученный элемент при пустом стеке: {DostatIzStacka(S)}") # Вызываем проверяемую функцию и тут же выводим ответ</w:t>
             </w:r>
           </w:p>
         </w:tc>
@@ -4768,7 +4964,57 @@
             </w:pPr>
             <w:r>
               <w:rPr/>
-              <w:t>Начало работы</w:t>
+              <w:t>Изначальная длина стека: 2</w:t>
+            </w:r>
+          </w:p>
+          <w:p>
+            <w:pPr>
+              <w:pStyle w:val="Style13"/>
+              <w:rPr/>
+            </w:pPr>
+            <w:r>
+              <w:rPr/>
+              <w:t>Изначальное значение служебного элемента: 1</w:t>
+            </w:r>
+          </w:p>
+          <w:p>
+            <w:pPr>
+              <w:pStyle w:val="Style13"/>
+              <w:rPr/>
+            </w:pPr>
+            <w:r>
+              <w:rPr/>
+              <w:t>Полученный элемент из стека: 3</w:t>
+            </w:r>
+          </w:p>
+          <w:p>
+            <w:pPr>
+              <w:pStyle w:val="Style13"/>
+              <w:rPr/>
+            </w:pPr>
+            <w:r>
+              <w:rPr/>
+              <w:t>Новая длина стека: 2</w:t>
+            </w:r>
+          </w:p>
+          <w:p>
+            <w:pPr>
+              <w:pStyle w:val="Style13"/>
+              <w:rPr/>
+            </w:pPr>
+            <w:r>
+              <w:rPr/>
+              <w:t>Новое значение служебного элемента: 0</w:t>
+            </w:r>
+          </w:p>
+          <w:p>
+            <w:pPr>
+              <w:pStyle w:val="Style13"/>
+              <w:rPr/>
+            </w:pPr>
+            <w:r>
+              <w:rPr/>
+              <w:t>Полученный элемент при пустом стеке: None</w:t>
             </w:r>
           </w:p>
         </w:tc>

--- a/stack/Отчет.docx
+++ b/stack/Отчет.docx
@@ -5109,21 +5109,49 @@
             </w:pPr>
             <w:r>
               <w:rPr/>
-              <w:t>def NachatRabotu():</w:t>
-            </w:r>
-          </w:p>
-          <w:p>
-            <w:pPr>
-              <w:pStyle w:val="Style13"/>
-              <w:rPr/>
-            </w:pPr>
-            <w:r>
-              <w:rPr/>
-              <w:t xml:space="preserve">    </w:t>
-            </w:r>
-            <w:r>
-              <w:rPr/>
-              <w:t>print("Начало работы")</w:t>
+              <w:t>def VershinaStacka(S: list) -&gt; int:</w:t>
+            </w:r>
+          </w:p>
+          <w:p>
+            <w:pPr>
+              <w:pStyle w:val="Style13"/>
+              <w:rPr/>
+            </w:pPr>
+            <w:r>
+              <w:rPr/>
+              <w:t xml:space="preserve">    </w:t>
+            </w:r>
+            <w:r>
+              <w:rPr/>
+              <w:t>if StackPust(S):</w:t>
+            </w:r>
+          </w:p>
+          <w:p>
+            <w:pPr>
+              <w:pStyle w:val="Style13"/>
+              <w:rPr/>
+            </w:pPr>
+            <w:r>
+              <w:rPr/>
+              <w:t xml:space="preserve">        </w:t>
+            </w:r>
+            <w:r>
+              <w:rPr/>
+              <w:t>return</w:t>
+            </w:r>
+          </w:p>
+          <w:p>
+            <w:pPr>
+              <w:pStyle w:val="Style13"/>
+              <w:rPr/>
+            </w:pPr>
+            <w:r>
+              <w:rPr/>
+              <w:t xml:space="preserve">    </w:t>
+            </w:r>
+            <w:r>
+              <w:rPr/>
+              <w:t>return S[S[0]]</w:t>
             </w:r>
           </w:p>
         </w:tc>
@@ -5140,7 +5168,7 @@
       </w:r>
       <w:r>
         <w:rPr/>
-        <w:t>обозначение начала работы.</w:t>
+        <w:t>S = S[1], S[2], …, S[N] — ряд произвольных целочисленных значений.</w:t>
       </w:r>
     </w:p>
     <w:p>
@@ -5150,11 +5178,11 @@
       </w:pPr>
       <w:r>
         <w:rPr/>
-        <w:t xml:space="preserve">Постусловие: </w:t>
-      </w:r>
-      <w:r>
-        <w:rPr/>
-        <w:t>дает понятную точку начала работы. Содержимое окна ввода/вывода должно пополниться фразой «Начало работы».</w:t>
+        <w:t>Постусловие: длина стека должна остаться прежней</w:t>
+      </w:r>
+      <w:r>
+        <w:rPr/>
+        <w:t>. Служебный элемент должен остаться прежним. В качестве ответа функция должна вернуть вершину стека или None в случае ее отсутствия.</w:t>
       </w:r>
     </w:p>
     <w:p>
@@ -5209,21 +5237,142 @@
             </w:pPr>
             <w:r>
               <w:rPr/>
-              <w:t>def TestNachatRabotu():</w:t>
-            </w:r>
-          </w:p>
-          <w:p>
-            <w:pPr>
-              <w:pStyle w:val="Style13"/>
-              <w:rPr/>
-            </w:pPr>
-            <w:r>
-              <w:rPr/>
-              <w:t xml:space="preserve">    </w:t>
-            </w:r>
-            <w:r>
-              <w:rPr/>
-              <w:t>NachatRabotu() # Вызываем проверяемую функцию</w:t>
+              <w:t>def TestVershinaStacka():</w:t>
+            </w:r>
+          </w:p>
+          <w:p>
+            <w:pPr>
+              <w:pStyle w:val="Style13"/>
+              <w:rPr/>
+            </w:pPr>
+            <w:r>
+              <w:rPr/>
+              <w:t xml:space="preserve">    </w:t>
+            </w:r>
+            <w:r>
+              <w:rPr/>
+              <w:t>N = 1</w:t>
+            </w:r>
+          </w:p>
+          <w:p>
+            <w:pPr>
+              <w:pStyle w:val="Style13"/>
+              <w:rPr/>
+            </w:pPr>
+            <w:r>
+              <w:rPr/>
+              <w:t xml:space="preserve">    </w:t>
+            </w:r>
+            <w:r>
+              <w:rPr/>
+              <w:t>S = [" "] * (N+1) # Создаем ряд длиной N+1 для возможности индексации от 1 до N</w:t>
+            </w:r>
+          </w:p>
+          <w:p>
+            <w:pPr>
+              <w:pStyle w:val="Style13"/>
+              <w:rPr/>
+            </w:pPr>
+            <w:r>
+              <w:rPr/>
+              <w:t xml:space="preserve">    </w:t>
+            </w:r>
+            <w:r>
+              <w:rPr/>
+              <w:t>S[0] = 1</w:t>
+            </w:r>
+          </w:p>
+          <w:p>
+            <w:pPr>
+              <w:pStyle w:val="Style13"/>
+              <w:rPr/>
+            </w:pPr>
+            <w:r>
+              <w:rPr/>
+              <w:t xml:space="preserve">    </w:t>
+            </w:r>
+            <w:r>
+              <w:rPr/>
+              <w:t>S[1] = 3</w:t>
+            </w:r>
+          </w:p>
+          <w:p>
+            <w:pPr>
+              <w:pStyle w:val="Style13"/>
+              <w:rPr/>
+            </w:pPr>
+            <w:r>
+              <w:rPr/>
+            </w:r>
+          </w:p>
+          <w:p>
+            <w:pPr>
+              <w:pStyle w:val="Style13"/>
+              <w:rPr/>
+            </w:pPr>
+            <w:r>
+              <w:rPr/>
+              <w:t xml:space="preserve">    </w:t>
+            </w:r>
+            <w:r>
+              <w:rPr/>
+              <w:t>print(f"Изначальная длина стека: {len(S)}")</w:t>
+            </w:r>
+          </w:p>
+          <w:p>
+            <w:pPr>
+              <w:pStyle w:val="Style13"/>
+              <w:rPr/>
+            </w:pPr>
+            <w:r>
+              <w:rPr/>
+              <w:t xml:space="preserve">    </w:t>
+            </w:r>
+            <w:r>
+              <w:rPr/>
+              <w:t>print(f"Изначальное значение служебного элемента: {S[0]}")</w:t>
+            </w:r>
+          </w:p>
+          <w:p>
+            <w:pPr>
+              <w:pStyle w:val="Style13"/>
+              <w:rPr/>
+            </w:pPr>
+            <w:r>
+              <w:rPr/>
+              <w:t xml:space="preserve">    </w:t>
+            </w:r>
+            <w:r>
+              <w:rPr/>
+              <w:t>print(f"Полученная вершина стека: {VershinaStacka(S)}") # Вызываем проверяемую функцию и тут же выводим ответ</w:t>
+            </w:r>
+          </w:p>
+          <w:p>
+            <w:pPr>
+              <w:pStyle w:val="Style13"/>
+              <w:rPr/>
+            </w:pPr>
+            <w:r>
+              <w:rPr/>
+              <w:t xml:space="preserve">    </w:t>
+            </w:r>
+            <w:r>
+              <w:rPr/>
+              <w:t>print(f"Новая длина стека: {len(S)}")</w:t>
+            </w:r>
+          </w:p>
+          <w:p>
+            <w:pPr>
+              <w:pStyle w:val="Style13"/>
+              <w:rPr/>
+            </w:pPr>
+            <w:r>
+              <w:rPr/>
+              <w:t xml:space="preserve">    </w:t>
+            </w:r>
+            <w:r>
+              <w:rPr/>
+              <w:t>print(f"Новое значение служебного элемента: {S[0]}")</w:t>
             </w:r>
           </w:p>
         </w:tc>
@@ -5287,7 +5436,47 @@
             </w:pPr>
             <w:r>
               <w:rPr/>
-              <w:t>Начало работы</w:t>
+              <w:t>Изначальная длина стека: 2</w:t>
+            </w:r>
+          </w:p>
+          <w:p>
+            <w:pPr>
+              <w:pStyle w:val="Style13"/>
+              <w:rPr/>
+            </w:pPr>
+            <w:r>
+              <w:rPr/>
+              <w:t>Изначальное значение служебного элемента: 1</w:t>
+            </w:r>
+          </w:p>
+          <w:p>
+            <w:pPr>
+              <w:pStyle w:val="Style13"/>
+              <w:rPr/>
+            </w:pPr>
+            <w:r>
+              <w:rPr/>
+              <w:t>Полученная вершина стека: 3</w:t>
+            </w:r>
+          </w:p>
+          <w:p>
+            <w:pPr>
+              <w:pStyle w:val="Style13"/>
+              <w:rPr/>
+            </w:pPr>
+            <w:r>
+              <w:rPr/>
+              <w:t>Новая длина стека: 2</w:t>
+            </w:r>
+          </w:p>
+          <w:p>
+            <w:pPr>
+              <w:pStyle w:val="Style13"/>
+              <w:rPr/>
+            </w:pPr>
+            <w:r>
+              <w:rPr/>
+              <w:t>Новое значение служебного элемента: 1</w:t>
             </w:r>
           </w:p>
         </w:tc>

--- a/stack/Отчет.docx
+++ b/stack/Отчет.docx
@@ -5571,21 +5571,35 @@
             </w:pPr>
             <w:r>
               <w:rPr/>
-              <w:t>def NachatRabotu():</w:t>
-            </w:r>
-          </w:p>
-          <w:p>
-            <w:pPr>
-              <w:pStyle w:val="Style13"/>
-              <w:rPr/>
-            </w:pPr>
-            <w:r>
-              <w:rPr/>
-              <w:t xml:space="preserve">    </w:t>
-            </w:r>
-            <w:r>
-              <w:rPr/>
-              <w:t>print("Начало работы")</w:t>
+              <w:t>def UdalitIzStacka(S: list) -&gt; None:</w:t>
+            </w:r>
+          </w:p>
+          <w:p>
+            <w:pPr>
+              <w:pStyle w:val="Style13"/>
+              <w:rPr/>
+            </w:pPr>
+            <w:r>
+              <w:rPr/>
+              <w:t xml:space="preserve">    </w:t>
+            </w:r>
+            <w:r>
+              <w:rPr/>
+              <w:t>if StackNePust(S):</w:t>
+            </w:r>
+          </w:p>
+          <w:p>
+            <w:pPr>
+              <w:pStyle w:val="Style13"/>
+              <w:rPr/>
+            </w:pPr>
+            <w:r>
+              <w:rPr/>
+              <w:t xml:space="preserve">        </w:t>
+            </w:r>
+            <w:r>
+              <w:rPr/>
+              <w:t>S[0] -= 1</w:t>
             </w:r>
           </w:p>
         </w:tc>
@@ -5602,7 +5616,7 @@
       </w:r>
       <w:r>
         <w:rPr/>
-        <w:t>обозначение начала работы.</w:t>
+        <w:t>S = S[1], S[2], …, S[N] — ряд произвольных целочисленных значений.</w:t>
       </w:r>
     </w:p>
     <w:p>
@@ -5612,11 +5626,11 @@
       </w:pPr>
       <w:r>
         <w:rPr/>
-        <w:t xml:space="preserve">Постусловие: </w:t>
-      </w:r>
-      <w:r>
-        <w:rPr/>
-        <w:t>дает понятную точку начала работы. Содержимое окна ввода/вывода должно пополниться фразой «Начало работы».</w:t>
+        <w:t>Постусловие: длина стека должна остаться прежней</w:t>
+      </w:r>
+      <w:r>
+        <w:rPr/>
+        <w:t>. Служебный элемент должен уменьшить свое значение на 1.</w:t>
       </w:r>
     </w:p>
     <w:p>
@@ -5671,21 +5685,142 @@
             </w:pPr>
             <w:r>
               <w:rPr/>
-              <w:t>def TestNachatRabotu():</w:t>
-            </w:r>
-          </w:p>
-          <w:p>
-            <w:pPr>
-              <w:pStyle w:val="Style13"/>
-              <w:rPr/>
-            </w:pPr>
-            <w:r>
-              <w:rPr/>
-              <w:t xml:space="preserve">    </w:t>
-            </w:r>
-            <w:r>
-              <w:rPr/>
-              <w:t>NachatRabotu() # Вызываем проверяемую функцию</w:t>
+              <w:t>def TestUdalitIzStacka():</w:t>
+            </w:r>
+          </w:p>
+          <w:p>
+            <w:pPr>
+              <w:pStyle w:val="Style13"/>
+              <w:rPr/>
+            </w:pPr>
+            <w:r>
+              <w:rPr/>
+              <w:t xml:space="preserve">    </w:t>
+            </w:r>
+            <w:r>
+              <w:rPr/>
+              <w:t>N = 1</w:t>
+            </w:r>
+          </w:p>
+          <w:p>
+            <w:pPr>
+              <w:pStyle w:val="Style13"/>
+              <w:rPr/>
+            </w:pPr>
+            <w:r>
+              <w:rPr/>
+              <w:t xml:space="preserve">    </w:t>
+            </w:r>
+            <w:r>
+              <w:rPr/>
+              <w:t>S = [" "] * (N+1) # Создаем ряд длиной N+1 для возможности индексации от 1 до N</w:t>
+            </w:r>
+          </w:p>
+          <w:p>
+            <w:pPr>
+              <w:pStyle w:val="Style13"/>
+              <w:rPr/>
+            </w:pPr>
+            <w:r>
+              <w:rPr/>
+              <w:t xml:space="preserve">    </w:t>
+            </w:r>
+            <w:r>
+              <w:rPr/>
+              <w:t>S[0] = 1</w:t>
+            </w:r>
+          </w:p>
+          <w:p>
+            <w:pPr>
+              <w:pStyle w:val="Style13"/>
+              <w:rPr/>
+            </w:pPr>
+            <w:r>
+              <w:rPr/>
+              <w:t xml:space="preserve">    </w:t>
+            </w:r>
+            <w:r>
+              <w:rPr/>
+              <w:t>S[1] = 3</w:t>
+            </w:r>
+          </w:p>
+          <w:p>
+            <w:pPr>
+              <w:pStyle w:val="Style13"/>
+              <w:rPr/>
+            </w:pPr>
+            <w:r>
+              <w:rPr/>
+            </w:r>
+          </w:p>
+          <w:p>
+            <w:pPr>
+              <w:pStyle w:val="Style13"/>
+              <w:rPr/>
+            </w:pPr>
+            <w:r>
+              <w:rPr/>
+              <w:t xml:space="preserve">    </w:t>
+            </w:r>
+            <w:r>
+              <w:rPr/>
+              <w:t>print(f"Изначальная длина стека: {len(S)}")</w:t>
+            </w:r>
+          </w:p>
+          <w:p>
+            <w:pPr>
+              <w:pStyle w:val="Style13"/>
+              <w:rPr/>
+            </w:pPr>
+            <w:r>
+              <w:rPr/>
+              <w:t xml:space="preserve">    </w:t>
+            </w:r>
+            <w:r>
+              <w:rPr/>
+              <w:t>print(f"Изначальное значение служебного элемента: {S[0]}")</w:t>
+            </w:r>
+          </w:p>
+          <w:p>
+            <w:pPr>
+              <w:pStyle w:val="Style13"/>
+              <w:rPr/>
+            </w:pPr>
+            <w:r>
+              <w:rPr/>
+              <w:t xml:space="preserve">    </w:t>
+            </w:r>
+            <w:r>
+              <w:rPr/>
+              <w:t>UdalitIzStacka(S)</w:t>
+            </w:r>
+          </w:p>
+          <w:p>
+            <w:pPr>
+              <w:pStyle w:val="Style13"/>
+              <w:rPr/>
+            </w:pPr>
+            <w:r>
+              <w:rPr/>
+              <w:t xml:space="preserve">    </w:t>
+            </w:r>
+            <w:r>
+              <w:rPr/>
+              <w:t>print(f"Новая длина стека: {len(S)}")</w:t>
+            </w:r>
+          </w:p>
+          <w:p>
+            <w:pPr>
+              <w:pStyle w:val="Style13"/>
+              <w:rPr/>
+            </w:pPr>
+            <w:r>
+              <w:rPr/>
+              <w:t xml:space="preserve">    </w:t>
+            </w:r>
+            <w:r>
+              <w:rPr/>
+              <w:t>print(f"Новое значение служебного элемента: {S[0]}")</w:t>
             </w:r>
           </w:p>
         </w:tc>
@@ -5749,7 +5884,37 @@
             </w:pPr>
             <w:r>
               <w:rPr/>
-              <w:t>Начало работы</w:t>
+              <w:t>Изначальная длина стека: 2</w:t>
+            </w:r>
+          </w:p>
+          <w:p>
+            <w:pPr>
+              <w:pStyle w:val="Style13"/>
+              <w:rPr/>
+            </w:pPr>
+            <w:r>
+              <w:rPr/>
+              <w:t>Изначальное значение служебного элемента: 1</w:t>
+            </w:r>
+          </w:p>
+          <w:p>
+            <w:pPr>
+              <w:pStyle w:val="Style13"/>
+              <w:rPr/>
+            </w:pPr>
+            <w:r>
+              <w:rPr/>
+              <w:t>Новая длина стека: 2</w:t>
+            </w:r>
+          </w:p>
+          <w:p>
+            <w:pPr>
+              <w:pStyle w:val="Style13"/>
+              <w:rPr/>
+            </w:pPr>
+            <w:r>
+              <w:rPr/>
+              <w:t>Новое значение служебного элемента: 0</w:t>
             </w:r>
           </w:p>
         </w:tc>

--- a/stack/Отчет.docx
+++ b/stack/Отчет.docx
@@ -5950,11 +5950,11 @@
       </w:r>
       <w:r>
         <w:rPr/>
-        <w:t xml:space="preserve">. </w:t>
-      </w:r>
-      <w:r>
-        <w:rPr/>
-        <w:t>Закончить работу</w:t>
+        <w:t>. Завершить</w:t>
+      </w:r>
+      <w:r>
+        <w:rPr/>
+        <w:t xml:space="preserve"> работу</w:t>
       </w:r>
     </w:p>
     <w:p>
@@ -6009,21 +6009,21 @@
             </w:pPr>
             <w:r>
               <w:rPr/>
-              <w:t>def NachatRabotu():</w:t>
-            </w:r>
-          </w:p>
-          <w:p>
-            <w:pPr>
-              <w:pStyle w:val="Style13"/>
-              <w:rPr/>
-            </w:pPr>
-            <w:r>
-              <w:rPr/>
-              <w:t xml:space="preserve">    </w:t>
-            </w:r>
-            <w:r>
-              <w:rPr/>
-              <w:t>print("Начало работы")</w:t>
+              <w:t>def ZavershitRabotu() -&gt; None:</w:t>
+            </w:r>
+          </w:p>
+          <w:p>
+            <w:pPr>
+              <w:pStyle w:val="Style13"/>
+              <w:rPr/>
+            </w:pPr>
+            <w:r>
+              <w:rPr/>
+              <w:t xml:space="preserve">    </w:t>
+            </w:r>
+            <w:r>
+              <w:rPr/>
+              <w:t>print("Работа завершена")</w:t>
             </w:r>
           </w:p>
         </w:tc>
@@ -6040,7 +6040,7 @@
       </w:r>
       <w:r>
         <w:rPr/>
-        <w:t>обозначение начала работы.</w:t>
+        <w:t>обозначение окончания работы.</w:t>
       </w:r>
     </w:p>
     <w:p>
@@ -6054,7 +6054,7 @@
       </w:r>
       <w:r>
         <w:rPr/>
-        <w:t>дает понятную точку начала работы. Содержимое окна ввода/вывода должно пополниться фразой «Начало работы».</w:t>
+        <w:t>дает понятную точку конца работы. После вызова функции дальнейшие инструкции не предусмотрены. Содержимое окна ввода/вывода должно пополниться фразой «Работа завершена».</w:t>
       </w:r>
     </w:p>
     <w:p>
@@ -6109,21 +6109,21 @@
             </w:pPr>
             <w:r>
               <w:rPr/>
-              <w:t>def TestNachatRabotu():</w:t>
-            </w:r>
-          </w:p>
-          <w:p>
-            <w:pPr>
-              <w:pStyle w:val="Style13"/>
-              <w:rPr/>
-            </w:pPr>
-            <w:r>
-              <w:rPr/>
-              <w:t xml:space="preserve">    </w:t>
-            </w:r>
-            <w:r>
-              <w:rPr/>
-              <w:t>NachatRabotu() # Вызываем проверяемую функцию</w:t>
+              <w:t>def TestZavershitRabotu():</w:t>
+            </w:r>
+          </w:p>
+          <w:p>
+            <w:pPr>
+              <w:pStyle w:val="Style13"/>
+              <w:rPr/>
+            </w:pPr>
+            <w:r>
+              <w:rPr/>
+              <w:t xml:space="preserve">    </w:t>
+            </w:r>
+            <w:r>
+              <w:rPr/>
+              <w:t>ZavershitRabotu()</w:t>
             </w:r>
           </w:p>
         </w:tc>
@@ -6187,7 +6187,7 @@
             </w:pPr>
             <w:r>
               <w:rPr/>
-              <w:t>Начало работы</w:t>
+              <w:t>Работа завершена</w:t>
             </w:r>
           </w:p>
         </w:tc>
